--- a/Employee_Data_Management_System_Report.docx
+++ b/Employee_Data_Management_System_Report.docx
@@ -241,6 +241,332 @@
       </w:r>
     </w:p>
     <w:p>
+      <w:pPr/>
+      <w:r>
+        <w:br/>
+        <w:t>-- ============================================================</w:t>
+        <w:br/>
+        <w:t>-- Normalized SQL Schema for Employee Data Management System</w:t>
+        <w:br/>
+        <w:t>-- 4-Table Design: employees + satellite tables</w:t>
+        <w:br/>
+        <w:t>-- ============================================================</w:t>
+        <w:br/>
+        <w:br/>
+        <w:t>CREATE DATABASE IF NOT EXISTS employee_db;</w:t>
+        <w:br/>
+        <w:t>USE employee_db;</w:t>
+        <w:br/>
+        <w:br/>
+        <w:t>-- ============================================================</w:t>
+        <w:br/>
+        <w:t>-- TABLE 1: employees (core identity + HR/demographic data)</w:t>
+        <w:br/>
+        <w:t>-- ============================================================</w:t>
+        <w:br/>
+        <w:t>CREATE TABLE IF NOT EXISTS employees (</w:t>
+        <w:br/>
+        <w:t xml:space="preserve">    id                          INT AUTO_INCREMENT PRIMARY KEY,</w:t>
+        <w:br/>
+        <w:t xml:space="preserve">    emp_id                      VARCHAR(50)     NOT NULL UNIQUE,</w:t>
+        <w:br/>
+        <w:t xml:space="preserve">    emp_name                    VARCHAR(100)    NOT NULL,</w:t>
+        <w:br/>
+        <w:t xml:space="preserve">    email                       VARCHAR(100)    NOT NULL,</w:t>
+        <w:br/>
+        <w:t xml:space="preserve">    date                        DATE            NOT NULL COMMENT 'Date of joining',</w:t>
+        <w:br/>
+        <w:t xml:space="preserve">    basic_salary                DECIMAL(10,2)   NOT NULL,</w:t>
+        <w:br/>
+        <w:t xml:space="preserve">    allowances                  DECIMAL(10,2)   DEFAULT 0.00 COMMENT 'Calculated total from employee_allowances',</w:t>
+        <w:br/>
+        <w:t xml:space="preserve">    deductions                  DECIMAL(10,2)   DEFAULT 0.00 COMMENT 'Calculated total from employee_taxes',</w:t>
+        <w:br/>
+        <w:t xml:space="preserve">    age                         INT             NOT NULL,</w:t>
+        <w:br/>
+        <w:t xml:space="preserve">    gender                      VARCHAR(20)     DEFAULT 'Male',</w:t>
+        <w:br/>
+        <w:t xml:space="preserve">    education                   VARCHAR(100)    DEFAULT 'B.Tech',</w:t>
+        <w:br/>
+        <w:t xml:space="preserve">    title                       VARCHAR(100)    DEFAULT 'Software Engineer',</w:t>
+        <w:br/>
+        <w:t xml:space="preserve">    directorate                 VARCHAR(100)    DEFAULT 'Engineering',</w:t>
+        <w:br/>
+        <w:t xml:space="preserve">    department                  VARCHAR(100)    DEFAULT 'General Affairs',</w:t>
+        <w:br/>
+        <w:t xml:space="preserve">    joining_year                INT             NOT NULL,</w:t>
+        <w:br/>
+        <w:t xml:space="preserve">    city                        VARCHAR(100)    DEFAULT 'Bangalore',</w:t>
+        <w:br/>
+        <w:t xml:space="preserve">    payment_tier                INT             NOT NULL COMMENT '1=Executive, 2=Professional, 3=Associate',</w:t>
+        <w:br/>
+        <w:t xml:space="preserve">    ever_benched                VARCHAR(10)     DEFAULT 'No',</w:t>
+        <w:br/>
+        <w:t xml:space="preserve">    experience_in_current_domain INT            NOT NULL,</w:t>
+        <w:br/>
+        <w:t xml:space="preserve">    leave_or_not                INT             DEFAULT 0 COMMENT '0=Active,1=Leave,2=Medical,3=Parental,4=Unpaid,5=Resigned'</w:t>
+        <w:br/>
+        <w:t>);</w:t>
+        <w:br/>
+        <w:br/>
+        <w:t>-- ============================================================</w:t>
+        <w:br/>
+        <w:t>-- TABLE 2: employee_bank_details (1-to-1 with employees)</w:t>
+        <w:br/>
+        <w:t>-- ============================================================</w:t>
+        <w:br/>
+        <w:t>CREATE TABLE IF NOT EXISTS employee_bank_details (</w:t>
+        <w:br/>
+        <w:t xml:space="preserve">    id                  INT AUTO_INCREMENT PRIMARY KEY,</w:t>
+        <w:br/>
+        <w:t xml:space="preserve">    emp_id              VARCHAR(50)     NOT NULL UNIQUE,</w:t>
+        <w:br/>
+        <w:t xml:space="preserve">    bank_name           VARCHAR(100)    DEFAULT 'Bank of America',</w:t>
+        <w:br/>
+        <w:t xml:space="preserve">    bank_account_num    VARCHAR(50)     DEFAULT '0000000000',</w:t>
+        <w:br/>
+        <w:t xml:space="preserve">    FOREIGN KEY (emp_id) REFERENCES employees(emp_id) ON DELETE CASCADE</w:t>
+        <w:br/>
+        <w:t>);</w:t>
+        <w:br/>
+        <w:br/>
+        <w:t>-- ============================================================</w:t>
+        <w:br/>
+        <w:t>-- TABLE 3: employee_allowances (many-to-1 with employees)</w:t>
+        <w:br/>
+        <w:t>-- Each row = one type of allowance for one employee.</w:t>
+        <w:br/>
+        <w:t>-- This allows different employees to have different allowance types</w:t>
+        <w:br/>
+        <w:t>-- (e.g., meal_allowance, wife_allowance, housing_allowance, etc.)</w:t>
+        <w:br/>
+        <w:t>-- ============================================================</w:t>
+        <w:br/>
+        <w:t>CREATE TABLE IF NOT EXISTS employee_allowances (</w:t>
+        <w:br/>
+        <w:t xml:space="preserve">    id              INT AUTO_INCREMENT PRIMARY KEY,</w:t>
+        <w:br/>
+        <w:t xml:space="preserve">    emp_id          VARCHAR(50)     NOT NULL,</w:t>
+        <w:br/>
+        <w:t xml:space="preserve">    allowance_type  VARCHAR(100)    NOT NULL COMMENT 'e.g. meal_allowance, transportation_allowance, wife_allowance',</w:t>
+        <w:br/>
+        <w:t xml:space="preserve">    amount          DECIMAL(10,2)   DEFAULT 0.00,</w:t>
+        <w:br/>
+        <w:t xml:space="preserve">    FOREIGN KEY (emp_id) REFERENCES employees(emp_id) ON DELETE CASCADE</w:t>
+        <w:br/>
+        <w:t>);</w:t>
+        <w:br/>
+        <w:br/>
+        <w:t>-- ============================================================</w:t>
+        <w:br/>
+        <w:t>-- TABLE 4: employee_taxes (many-to-1 with employees)</w:t>
+        <w:br/>
+        <w:t>-- Each row = one type of tax/deduction for one employee.</w:t>
+        <w:br/>
+        <w:t>-- ============================================================</w:t>
+        <w:br/>
+        <w:t>CREATE TABLE IF NOT EXISTS employee_taxes (</w:t>
+        <w:br/>
+        <w:t xml:space="preserve">    id          INT AUTO_INCREMENT PRIMARY KEY,</w:t>
+        <w:br/>
+        <w:t xml:space="preserve">    emp_id      VARCHAR(50)     NOT NULL,</w:t>
+        <w:br/>
+        <w:t xml:space="preserve">    tax_type    VARCHAR(100)    NOT NULL COMMENT 'e.g. retirement_insurance, professional_tax, income_tax',</w:t>
+        <w:br/>
+        <w:t xml:space="preserve">    amount      DECIMAL(10,2)   DEFAULT 0.00,</w:t>
+        <w:br/>
+        <w:t xml:space="preserve">    FOREIGN KEY (emp_id) REFERENCES employees(emp_id) ON DELETE CASCADE</w:t>
+        <w:br/>
+        <w:t>);</w:t>
+        <w:br/>
+        <w:br/>
+      </w:r>
+    </w:p>
+    <w:p>
+      <w:pPr/>
+      <w:r>
+        <w:br/>
+        <w:t>-- ============================================================</w:t>
+        <w:br/>
+        <w:t>-- Normalized SQL Schema for Employee Data Management System</w:t>
+        <w:br/>
+        <w:t>-- ============================================================</w:t>
+        <w:br/>
+        <w:br/>
+        <w:t>CREATE DATABASE IF NOT EXISTS employee_db;</w:t>
+        <w:br/>
+        <w:t>USE employee_db;</w:t>
+        <w:br/>
+        <w:br/>
+        <w:t>-- ============================================================</w:t>
+        <w:br/>
+        <w:t>-- TABLE 1: employees (core identity + HR/demographic data)</w:t>
+        <w:br/>
+        <w:t>-- ============================================================</w:t>
+        <w:br/>
+        <w:t>CREATE TABLE IF NOT EXISTS employees (</w:t>
+        <w:br/>
+        <w:t xml:space="preserve">    id                          INT AUTO_INCREMENT PRIMARY KEY,</w:t>
+        <w:br/>
+        <w:t xml:space="preserve">    emp_id                      VARCHAR(50)     NOT NULL UNIQUE,</w:t>
+        <w:br/>
+        <w:t xml:space="preserve">    emp_name                    VARCHAR(100)    NOT NULL,</w:t>
+        <w:br/>
+        <w:t xml:space="preserve">    email                       VARCHAR(100)    NOT NULL,</w:t>
+        <w:br/>
+        <w:t xml:space="preserve">    date_of_birth               DATE            NOT NULL,</w:t>
+        <w:br/>
+        <w:t xml:space="preserve">    joining_date                DATE            NOT NULL,</w:t>
+        <w:br/>
+        <w:t xml:space="preserve">    basic_salary                DECIMAL(10,2)   NOT NULL,</w:t>
+        <w:br/>
+        <w:t xml:space="preserve">    age                         INT             NOT NULL,</w:t>
+        <w:br/>
+        <w:t xml:space="preserve">    gender                      VARCHAR(20)     DEFAULT 'Male',</w:t>
+        <w:br/>
+        <w:t xml:space="preserve">    education                   INT             DEFAULT 2 COMMENT '0=High School, 1=Diploma, 2=Bachelor''s, 3=Master''s, 4=PhD',</w:t>
+        <w:br/>
+        <w:t xml:space="preserve">    title                       VARCHAR(100)    DEFAULT 'Software Engineer',</w:t>
+        <w:br/>
+        <w:t xml:space="preserve">    department                  VARCHAR(100)    DEFAULT 'General Affairs',</w:t>
+        <w:br/>
+        <w:t xml:space="preserve">    posting_location            VARCHAR(100)    DEFAULT 'Bangalore',</w:t>
+        <w:br/>
+        <w:t xml:space="preserve">    payment_tier                INT             NOT NULL COMMENT '1=Executive, 2=Professional, 3=Associate'</w:t>
+        <w:br/>
+        <w:t>);</w:t>
+        <w:br/>
+        <w:br/>
+        <w:t>-- ============================================================</w:t>
+        <w:br/>
+        <w:t>-- TABLE 2: employee_bank_details (1-to-1 with employees)</w:t>
+        <w:br/>
+        <w:t>-- ============================================================</w:t>
+        <w:br/>
+        <w:t>CREATE TABLE IF NOT EXISTS employee_bank_details (</w:t>
+        <w:br/>
+        <w:t xml:space="preserve">    id                  INT AUTO_INCREMENT PRIMARY KEY,</w:t>
+        <w:br/>
+        <w:t xml:space="preserve">    emp_id              VARCHAR(50)     NOT NULL UNIQUE,</w:t>
+        <w:br/>
+        <w:t xml:space="preserve">    bank_name           VARCHAR(100)    DEFAULT 'Bank of America',</w:t>
+        <w:br/>
+        <w:t xml:space="preserve">    bank_account_num    VARCHAR(50)     DEFAULT '0000000000',</w:t>
+        <w:br/>
+        <w:t xml:space="preserve">    ifsc_code           VARCHAR(20)     DEFAULT 'BOFA0000001',</w:t>
+        <w:br/>
+        <w:t xml:space="preserve">    FOREIGN KEY (emp_id) REFERENCES employees(emp_id) ON DELETE CASCADE</w:t>
+        <w:br/>
+        <w:t>);</w:t>
+        <w:br/>
+        <w:br/>
+        <w:t>-- ============================================================</w:t>
+        <w:br/>
+        <w:t>-- TABLE 3: employee_financial_components (many-to-1 with employees)</w:t>
+        <w:br/>
+        <w:t>-- Unified table for both allowances and deductions.</w:t>
+        <w:br/>
+        <w:t>-- ============================================================</w:t>
+        <w:br/>
+        <w:t>CREATE TABLE IF NOT EXISTS employee_financial_components (</w:t>
+        <w:br/>
+        <w:t xml:space="preserve">    id              INT AUTO_INCREMENT PRIMARY KEY,</w:t>
+        <w:br/>
+        <w:t xml:space="preserve">    emp_id          VARCHAR(50)     NOT NULL,</w:t>
+        <w:br/>
+        <w:t xml:space="preserve">    component_name  VARCHAR(100)    NOT NULL,</w:t>
+        <w:br/>
+        <w:t xml:space="preserve">    component_code  TINYINT         NOT NULL COMMENT '1 for Allowance, 2 for Deduction',</w:t>
+        <w:br/>
+        <w:t xml:space="preserve">    amount          DECIMAL(12,2)   DEFAULT 0.00,</w:t>
+        <w:br/>
+        <w:t xml:space="preserve">    FOREIGN KEY (emp_id) REFERENCES employees(emp_id) ON DELETE CASCADE</w:t>
+        <w:br/>
+        <w:t>);</w:t>
+        <w:br/>
+        <w:br/>
+        <w:t>-- ============================================================</w:t>
+        <w:br/>
+        <w:t>-- TABLE 4: payslip_master (History of Payslips)</w:t>
+        <w:br/>
+        <w:t>-- ============================================================</w:t>
+        <w:br/>
+        <w:t>CREATE TABLE IF NOT EXISTS payslip_master (</w:t>
+        <w:br/>
+        <w:t xml:space="preserve">    payslip_id           INT AUTO_INCREMENT PRIMARY KEY,</w:t>
+        <w:br/>
+        <w:t xml:space="preserve">    emp_id               VARCHAR(50) NOT NULL,</w:t>
+        <w:br/>
+        <w:t xml:space="preserve">    basic_salary         DECIMAL(12,2) DEFAULT 0.00,</w:t>
+        <w:br/>
+        <w:t xml:space="preserve">    total_allowance      DECIMAL(12,2) DEFAULT 0.00,</w:t>
+        <w:br/>
+        <w:t xml:space="preserve">    total_deduction      DECIMAL(12,2) DEFAULT 0.00,</w:t>
+        <w:br/>
+        <w:t xml:space="preserve">    final_in_hand_salary DECIMAL(12,2) DEFAULT 0.00,</w:t>
+        <w:br/>
+        <w:t xml:space="preserve">    generated_on         DATETIME DEFAULT CURRENT_TIMESTAMP,</w:t>
+        <w:br/>
+        <w:t xml:space="preserve">    FOREIGN KEY (emp_id) REFERENCES employees(emp_id) ON DELETE CASCADE</w:t>
+        <w:br/>
+        <w:t>);</w:t>
+        <w:br/>
+        <w:br/>
+        <w:t>-- ============================================================</w:t>
+        <w:br/>
+        <w:t>-- TABLE 5: employee_holidays</w:t>
+        <w:br/>
+        <w:t>-- ============================================================</w:t>
+        <w:br/>
+        <w:t>CREATE TABLE IF NOT EXISTS employee_holidays (</w:t>
+        <w:br/>
+        <w:t xml:space="preserve">    id          INT AUTO_INCREMENT PRIMARY KEY,</w:t>
+        <w:br/>
+        <w:t xml:space="preserve">    emp_id      VARCHAR(50) NOT NULL,</w:t>
+        <w:br/>
+        <w:t xml:space="preserve">    holiday_code TINYINT NOT NULL COMMENT 'Codes: 0=Present, 1=Casual Leave, 2=Sick Leave, 3=Paid Holiday, 4=Absent',</w:t>
+        <w:br/>
+        <w:t xml:space="preserve">    FOREIGN KEY (emp_id) REFERENCES employees(emp_id) ON DELETE CASCADE</w:t>
+        <w:br/>
+        <w:t>);</w:t>
+        <w:br/>
+        <w:br/>
+        <w:t>-- ============================================================</w:t>
+        <w:br/>
+        <w:t>-- TABLE 6: employee_emails (Communication Log)</w:t>
+        <w:br/>
+        <w:t>-- ============================================================</w:t>
+        <w:br/>
+        <w:t>CREATE TABLE IF NOT EXISTS employee_emails (</w:t>
+        <w:br/>
+        <w:t xml:space="preserve">    id INT AUTO_INCREMENT PRIMARY KEY,</w:t>
+        <w:br/>
+        <w:t xml:space="preserve">    emp_id VARCHAR(50) NOT NULL,</w:t>
+        <w:br/>
+        <w:t xml:space="preserve">    sender_email VARCHAR(100) DEFAULT 'admin@maxworth.com',</w:t>
+        <w:br/>
+        <w:t xml:space="preserve">    receiver_email VARCHAR(100),</w:t>
+        <w:br/>
+        <w:t xml:space="preserve">    sent_at DATETIME DEFAULT CURRENT_TIMESTAMP,</w:t>
+        <w:br/>
+        <w:t xml:space="preserve">    subject VARCHAR(255),</w:t>
+        <w:br/>
+        <w:t xml:space="preserve">    body TEXT,</w:t>
+        <w:br/>
+        <w:t xml:space="preserve">    response_received_at DATETIME,</w:t>
+        <w:br/>
+        <w:t xml:space="preserve">    response_notes TEXT,</w:t>
+        <w:br/>
+        <w:t xml:space="preserve">    status VARCHAR(20) DEFAULT 'Sent',</w:t>
+        <w:br/>
+        <w:t xml:space="preserve">    FOREIGN KEY (emp_id) REFERENCES employees(emp_id) ON DELETE CASCADE</w:t>
+        <w:br/>
+        <w:t>);</w:t>
+        <w:br/>
+        <w:br/>
+      </w:r>
+    </w:p>
+    <w:p>
       <w:r>
         <w:rPr>
           <w:rFonts w:ascii="Arial" w:hAnsi="Arial"/>
@@ -253,6 +579,6663 @@
       </w:r>
     </w:p>
     <w:p>
+      <w:pPr>
+        <w:pStyle w:val="Heading3"/>
+      </w:pPr>
+      <w:r>
+        <w:rPr>
+          <w:b/>
+        </w:rPr>
+        <w:t>1. employees (Core Employee Data)</w:t>
+      </w:r>
+    </w:p>
+    <w:tbl>
+      <w:tblPr>
+        <w:tblStyle w:val="TableGrid"/>
+        <w:tblW w:type="auto" w:w="0"/>
+        <w:tblLook w:firstColumn="1" w:firstRow="1" w:lastColumn="0" w:lastRow="0" w:noHBand="0" w:noVBand="1" w:val="04A0"/>
+      </w:tblPr>
+      <w:tblGrid>
+        <w:gridCol w:w="2160"/>
+        <w:gridCol w:w="2160"/>
+        <w:gridCol w:w="2160"/>
+        <w:gridCol w:w="2160"/>
+      </w:tblGrid>
+      <w:tr>
+        <w:tc>
+          <w:tcPr>
+            <w:tcW w:type="dxa" w:w="2160"/>
+            <w:shd w:fill="2F3E46"/>
+          </w:tcPr>
+          <w:p>
+            <w:r>
+              <w:rPr>
+                <w:b/>
+                <w:color w:val="FFFFFF"/>
+              </w:rPr>
+              <w:t>Field Name</w:t>
+            </w:r>
+          </w:p>
+        </w:tc>
+        <w:tc>
+          <w:tcPr>
+            <w:tcW w:type="dxa" w:w="2160"/>
+            <w:shd w:fill="2F3E46"/>
+          </w:tcPr>
+          <w:p>
+            <w:r>
+              <w:rPr>
+                <w:b/>
+                <w:color w:val="FFFFFF"/>
+              </w:rPr>
+              <w:t>Data Type</w:t>
+            </w:r>
+          </w:p>
+        </w:tc>
+        <w:tc>
+          <w:tcPr>
+            <w:tcW w:type="dxa" w:w="2160"/>
+            <w:shd w:fill="2F3E46"/>
+          </w:tcPr>
+          <w:p>
+            <w:r>
+              <w:rPr>
+                <w:b/>
+                <w:color w:val="FFFFFF"/>
+              </w:rPr>
+              <w:t>Constraints</w:t>
+            </w:r>
+          </w:p>
+        </w:tc>
+        <w:tc>
+          <w:tcPr>
+            <w:tcW w:type="dxa" w:w="2160"/>
+            <w:shd w:fill="2F3E46"/>
+          </w:tcPr>
+          <w:p>
+            <w:r>
+              <w:rPr>
+                <w:b/>
+                <w:color w:val="FFFFFF"/>
+              </w:rPr>
+              <w:t>Description</w:t>
+            </w:r>
+          </w:p>
+        </w:tc>
+      </w:tr>
+      <w:tr>
+        <w:tc>
+          <w:tcPr>
+            <w:tcW w:type="dxa" w:w="2160"/>
+          </w:tcPr>
+          <w:p>
+            <w:r>
+              <w:t>id</w:t>
+            </w:r>
+          </w:p>
+        </w:tc>
+        <w:tc>
+          <w:tcPr>
+            <w:tcW w:type="dxa" w:w="2160"/>
+          </w:tcPr>
+          <w:p>
+            <w:r>
+              <w:t>INT</w:t>
+            </w:r>
+          </w:p>
+        </w:tc>
+        <w:tc>
+          <w:tcPr>
+            <w:tcW w:type="dxa" w:w="2160"/>
+          </w:tcPr>
+          <w:p>
+            <w:r>
+              <w:t>AUTO_INCREMENT PRIMARY KEY</w:t>
+            </w:r>
+          </w:p>
+        </w:tc>
+        <w:tc>
+          <w:tcPr>
+            <w:tcW w:type="dxa" w:w="2160"/>
+          </w:tcPr>
+          <w:p>
+            <w:r>
+              <w:t>Unique internal database record identifier.</w:t>
+            </w:r>
+          </w:p>
+        </w:tc>
+      </w:tr>
+      <w:tr>
+        <w:tc>
+          <w:tcPr>
+            <w:tcW w:type="dxa" w:w="2160"/>
+          </w:tcPr>
+          <w:p>
+            <w:r>
+              <w:t>emp_id</w:t>
+            </w:r>
+          </w:p>
+        </w:tc>
+        <w:tc>
+          <w:tcPr>
+            <w:tcW w:type="dxa" w:w="2160"/>
+          </w:tcPr>
+          <w:p>
+            <w:r>
+              <w:t>VARCHAR(50)</w:t>
+            </w:r>
+          </w:p>
+        </w:tc>
+        <w:tc>
+          <w:tcPr>
+            <w:tcW w:type="dxa" w:w="2160"/>
+          </w:tcPr>
+          <w:p>
+            <w:r>
+              <w:t>NOT NULL, UNIQUE</w:t>
+            </w:r>
+          </w:p>
+        </w:tc>
+        <w:tc>
+          <w:tcPr>
+            <w:tcW w:type="dxa" w:w="2160"/>
+          </w:tcPr>
+          <w:p>
+            <w:r>
+              <w:t>Unique alphanumeric employee code.</w:t>
+            </w:r>
+          </w:p>
+        </w:tc>
+      </w:tr>
+      <w:tr>
+        <w:tc>
+          <w:tcPr>
+            <w:tcW w:type="dxa" w:w="2160"/>
+          </w:tcPr>
+          <w:p>
+            <w:r>
+              <w:t>emp_name</w:t>
+            </w:r>
+          </w:p>
+        </w:tc>
+        <w:tc>
+          <w:tcPr>
+            <w:tcW w:type="dxa" w:w="2160"/>
+          </w:tcPr>
+          <w:p>
+            <w:r>
+              <w:t>VARCHAR(100)</w:t>
+            </w:r>
+          </w:p>
+        </w:tc>
+        <w:tc>
+          <w:tcPr>
+            <w:tcW w:type="dxa" w:w="2160"/>
+          </w:tcPr>
+          <w:p>
+            <w:r>
+              <w:t>NOT NULL</w:t>
+            </w:r>
+          </w:p>
+        </w:tc>
+        <w:tc>
+          <w:tcPr>
+            <w:tcW w:type="dxa" w:w="2160"/>
+          </w:tcPr>
+          <w:p>
+            <w:r>
+              <w:t>Full legal name of the employee.</w:t>
+            </w:r>
+          </w:p>
+        </w:tc>
+      </w:tr>
+      <w:tr>
+        <w:tc>
+          <w:tcPr>
+            <w:tcW w:type="dxa" w:w="2160"/>
+          </w:tcPr>
+          <w:p>
+            <w:r>
+              <w:t>email</w:t>
+            </w:r>
+          </w:p>
+        </w:tc>
+        <w:tc>
+          <w:tcPr>
+            <w:tcW w:type="dxa" w:w="2160"/>
+          </w:tcPr>
+          <w:p>
+            <w:r>
+              <w:t>VARCHAR(100)</w:t>
+            </w:r>
+          </w:p>
+        </w:tc>
+        <w:tc>
+          <w:tcPr>
+            <w:tcW w:type="dxa" w:w="2160"/>
+          </w:tcPr>
+          <w:p>
+            <w:r>
+              <w:t>NOT NULL</w:t>
+            </w:r>
+          </w:p>
+        </w:tc>
+        <w:tc>
+          <w:tcPr>
+            <w:tcW w:type="dxa" w:w="2160"/>
+          </w:tcPr>
+          <w:p>
+            <w:r>
+              <w:t>Professional email address.</w:t>
+            </w:r>
+          </w:p>
+        </w:tc>
+      </w:tr>
+      <w:tr>
+        <w:tc>
+          <w:tcPr>
+            <w:tcW w:type="dxa" w:w="2160"/>
+          </w:tcPr>
+          <w:p>
+            <w:r>
+              <w:t>date_of_birth</w:t>
+            </w:r>
+          </w:p>
+        </w:tc>
+        <w:tc>
+          <w:tcPr>
+            <w:tcW w:type="dxa" w:w="2160"/>
+          </w:tcPr>
+          <w:p>
+            <w:r>
+              <w:t>DATE</w:t>
+            </w:r>
+          </w:p>
+        </w:tc>
+        <w:tc>
+          <w:tcPr>
+            <w:tcW w:type="dxa" w:w="2160"/>
+          </w:tcPr>
+          <w:p>
+            <w:r>
+              <w:t>NOT NULL</w:t>
+            </w:r>
+          </w:p>
+        </w:tc>
+        <w:tc>
+          <w:tcPr>
+            <w:tcW w:type="dxa" w:w="2160"/>
+          </w:tcPr>
+          <w:p>
+            <w:r>
+              <w:t>Date of birth.</w:t>
+            </w:r>
+          </w:p>
+        </w:tc>
+      </w:tr>
+      <w:tr>
+        <w:tc>
+          <w:tcPr>
+            <w:tcW w:type="dxa" w:w="2160"/>
+          </w:tcPr>
+          <w:p>
+            <w:r>
+              <w:t>joining_date</w:t>
+            </w:r>
+          </w:p>
+        </w:tc>
+        <w:tc>
+          <w:tcPr>
+            <w:tcW w:type="dxa" w:w="2160"/>
+          </w:tcPr>
+          <w:p>
+            <w:r>
+              <w:t>DATE</w:t>
+            </w:r>
+          </w:p>
+        </w:tc>
+        <w:tc>
+          <w:tcPr>
+            <w:tcW w:type="dxa" w:w="2160"/>
+          </w:tcPr>
+          <w:p>
+            <w:r>
+              <w:t>NOT NULL</w:t>
+            </w:r>
+          </w:p>
+        </w:tc>
+        <w:tc>
+          <w:tcPr>
+            <w:tcW w:type="dxa" w:w="2160"/>
+          </w:tcPr>
+          <w:p>
+            <w:r>
+              <w:t>Date of joining.</w:t>
+            </w:r>
+          </w:p>
+        </w:tc>
+      </w:tr>
+      <w:tr>
+        <w:tc>
+          <w:tcPr>
+            <w:tcW w:type="dxa" w:w="2160"/>
+          </w:tcPr>
+          <w:p>
+            <w:r>
+              <w:t>basic_salary</w:t>
+            </w:r>
+          </w:p>
+        </w:tc>
+        <w:tc>
+          <w:tcPr>
+            <w:tcW w:type="dxa" w:w="2160"/>
+          </w:tcPr>
+          <w:p>
+            <w:r>
+              <w:t>DECIMAL(10,2)</w:t>
+            </w:r>
+          </w:p>
+        </w:tc>
+        <w:tc>
+          <w:tcPr>
+            <w:tcW w:type="dxa" w:w="2160"/>
+          </w:tcPr>
+          <w:p>
+            <w:r>
+              <w:t>NOT NULL</w:t>
+            </w:r>
+          </w:p>
+        </w:tc>
+        <w:tc>
+          <w:tcPr>
+            <w:tcW w:type="dxa" w:w="2160"/>
+          </w:tcPr>
+          <w:p>
+            <w:r>
+              <w:t>Monthly base salary payout.</w:t>
+            </w:r>
+          </w:p>
+        </w:tc>
+      </w:tr>
+      <w:tr>
+        <w:tc>
+          <w:tcPr>
+            <w:tcW w:type="dxa" w:w="2160"/>
+          </w:tcPr>
+          <w:p>
+            <w:r>
+              <w:t>age</w:t>
+            </w:r>
+          </w:p>
+        </w:tc>
+        <w:tc>
+          <w:tcPr>
+            <w:tcW w:type="dxa" w:w="2160"/>
+          </w:tcPr>
+          <w:p>
+            <w:r>
+              <w:t>INT</w:t>
+            </w:r>
+          </w:p>
+        </w:tc>
+        <w:tc>
+          <w:tcPr>
+            <w:tcW w:type="dxa" w:w="2160"/>
+          </w:tcPr>
+          <w:p>
+            <w:r>
+              <w:t>NOT NULL</w:t>
+            </w:r>
+          </w:p>
+        </w:tc>
+        <w:tc>
+          <w:tcPr>
+            <w:tcW w:type="dxa" w:w="2160"/>
+          </w:tcPr>
+          <w:p>
+            <w:r>
+              <w:t>Employee's age.</w:t>
+            </w:r>
+          </w:p>
+        </w:tc>
+      </w:tr>
+      <w:tr>
+        <w:tc>
+          <w:tcPr>
+            <w:tcW w:type="dxa" w:w="2160"/>
+          </w:tcPr>
+          <w:p>
+            <w:r>
+              <w:t>gender</w:t>
+            </w:r>
+          </w:p>
+        </w:tc>
+        <w:tc>
+          <w:tcPr>
+            <w:tcW w:type="dxa" w:w="2160"/>
+          </w:tcPr>
+          <w:p>
+            <w:r>
+              <w:t>VARCHAR(20)</w:t>
+            </w:r>
+          </w:p>
+        </w:tc>
+        <w:tc>
+          <w:tcPr>
+            <w:tcW w:type="dxa" w:w="2160"/>
+          </w:tcPr>
+          <w:p>
+            <w:r>
+              <w:t>DEFAULT 'Male'</w:t>
+            </w:r>
+          </w:p>
+        </w:tc>
+        <w:tc>
+          <w:tcPr>
+            <w:tcW w:type="dxa" w:w="2160"/>
+          </w:tcPr>
+          <w:p>
+            <w:r>
+              <w:t>Employee's gender.</w:t>
+            </w:r>
+          </w:p>
+        </w:tc>
+      </w:tr>
+      <w:tr>
+        <w:tc>
+          <w:tcPr>
+            <w:tcW w:type="dxa" w:w="2160"/>
+          </w:tcPr>
+          <w:p>
+            <w:r>
+              <w:t>education</w:t>
+            </w:r>
+          </w:p>
+        </w:tc>
+        <w:tc>
+          <w:tcPr>
+            <w:tcW w:type="dxa" w:w="2160"/>
+          </w:tcPr>
+          <w:p>
+            <w:r>
+              <w:t>INT</w:t>
+            </w:r>
+          </w:p>
+        </w:tc>
+        <w:tc>
+          <w:tcPr>
+            <w:tcW w:type="dxa" w:w="2160"/>
+          </w:tcPr>
+          <w:p>
+            <w:r>
+              <w:t>DEFAULT 2</w:t>
+            </w:r>
+          </w:p>
+        </w:tc>
+        <w:tc>
+          <w:tcPr>
+            <w:tcW w:type="dxa" w:w="2160"/>
+          </w:tcPr>
+          <w:p>
+            <w:r>
+              <w:t>Educational qualification (0=High School, 1=Diploma, 2=Bachelor's, 3=Master's, 4=PhD).</w:t>
+            </w:r>
+          </w:p>
+        </w:tc>
+      </w:tr>
+      <w:tr>
+        <w:tc>
+          <w:tcPr>
+            <w:tcW w:type="dxa" w:w="2160"/>
+          </w:tcPr>
+          <w:p>
+            <w:r>
+              <w:t>title</w:t>
+            </w:r>
+          </w:p>
+        </w:tc>
+        <w:tc>
+          <w:tcPr>
+            <w:tcW w:type="dxa" w:w="2160"/>
+          </w:tcPr>
+          <w:p>
+            <w:r>
+              <w:t>VARCHAR(100)</w:t>
+            </w:r>
+          </w:p>
+        </w:tc>
+        <w:tc>
+          <w:tcPr>
+            <w:tcW w:type="dxa" w:w="2160"/>
+          </w:tcPr>
+          <w:p>
+            <w:r>
+              <w:t>DEFAULT 'Software Engineer'</w:t>
+            </w:r>
+          </w:p>
+        </w:tc>
+        <w:tc>
+          <w:tcPr>
+            <w:tcW w:type="dxa" w:w="2160"/>
+          </w:tcPr>
+          <w:p>
+            <w:r>
+              <w:t>Job designation/title.</w:t>
+            </w:r>
+          </w:p>
+        </w:tc>
+      </w:tr>
+      <w:tr>
+        <w:tc>
+          <w:tcPr>
+            <w:tcW w:type="dxa" w:w="2160"/>
+          </w:tcPr>
+          <w:p>
+            <w:r>
+              <w:t>department</w:t>
+            </w:r>
+          </w:p>
+        </w:tc>
+        <w:tc>
+          <w:tcPr>
+            <w:tcW w:type="dxa" w:w="2160"/>
+          </w:tcPr>
+          <w:p>
+            <w:r>
+              <w:t>VARCHAR(100)</w:t>
+            </w:r>
+          </w:p>
+        </w:tc>
+        <w:tc>
+          <w:tcPr>
+            <w:tcW w:type="dxa" w:w="2160"/>
+          </w:tcPr>
+          <w:p>
+            <w:r>
+              <w:t>DEFAULT 'General Affairs'</w:t>
+            </w:r>
+          </w:p>
+        </w:tc>
+        <w:tc>
+          <w:tcPr>
+            <w:tcW w:type="dxa" w:w="2160"/>
+          </w:tcPr>
+          <w:p>
+            <w:r>
+              <w:t>Assigned department.</w:t>
+            </w:r>
+          </w:p>
+        </w:tc>
+      </w:tr>
+      <w:tr>
+        <w:tc>
+          <w:tcPr>
+            <w:tcW w:type="dxa" w:w="2160"/>
+          </w:tcPr>
+          <w:p>
+            <w:r>
+              <w:t>posting_location</w:t>
+            </w:r>
+          </w:p>
+        </w:tc>
+        <w:tc>
+          <w:tcPr>
+            <w:tcW w:type="dxa" w:w="2160"/>
+          </w:tcPr>
+          <w:p>
+            <w:r>
+              <w:t>VARCHAR(100)</w:t>
+            </w:r>
+          </w:p>
+        </w:tc>
+        <w:tc>
+          <w:tcPr>
+            <w:tcW w:type="dxa" w:w="2160"/>
+          </w:tcPr>
+          <w:p>
+            <w:r>
+              <w:t>DEFAULT 'Bangalore'</w:t>
+            </w:r>
+          </w:p>
+        </w:tc>
+        <w:tc>
+          <w:tcPr>
+            <w:tcW w:type="dxa" w:w="2160"/>
+          </w:tcPr>
+          <w:p>
+            <w:r>
+              <w:t>City of employment.</w:t>
+            </w:r>
+          </w:p>
+        </w:tc>
+      </w:tr>
+      <w:tr>
+        <w:tc>
+          <w:tcPr>
+            <w:tcW w:type="dxa" w:w="2160"/>
+          </w:tcPr>
+          <w:p>
+            <w:r>
+              <w:t>payment_tier</w:t>
+            </w:r>
+          </w:p>
+        </w:tc>
+        <w:tc>
+          <w:tcPr>
+            <w:tcW w:type="dxa" w:w="2160"/>
+          </w:tcPr>
+          <w:p>
+            <w:r>
+              <w:t>INT</w:t>
+            </w:r>
+          </w:p>
+        </w:tc>
+        <w:tc>
+          <w:tcPr>
+            <w:tcW w:type="dxa" w:w="2160"/>
+          </w:tcPr>
+          <w:p>
+            <w:r>
+              <w:t>NOT NULL</w:t>
+            </w:r>
+          </w:p>
+        </w:tc>
+        <w:tc>
+          <w:tcPr>
+            <w:tcW w:type="dxa" w:w="2160"/>
+          </w:tcPr>
+          <w:p>
+            <w:r>
+              <w:t>1=Executive, 2=Professional, 3=Associate.</w:t>
+            </w:r>
+          </w:p>
+        </w:tc>
+      </w:tr>
+    </w:tbl>
+    <w:p/>
+    <w:p>
+      <w:pPr>
+        <w:pStyle w:val="Heading3"/>
+      </w:pPr>
+      <w:r>
+        <w:rPr>
+          <w:b/>
+        </w:rPr>
+        <w:t>2. employee_bank_details (Bank Information)</w:t>
+      </w:r>
+    </w:p>
+    <w:tbl>
+      <w:tblPr>
+        <w:tblStyle w:val="TableGrid"/>
+        <w:tblW w:type="auto" w:w="0"/>
+        <w:tblLook w:firstColumn="1" w:firstRow="1" w:lastColumn="0" w:lastRow="0" w:noHBand="0" w:noVBand="1" w:val="04A0"/>
+      </w:tblPr>
+      <w:tblGrid>
+        <w:gridCol w:w="2160"/>
+        <w:gridCol w:w="2160"/>
+        <w:gridCol w:w="2160"/>
+        <w:gridCol w:w="2160"/>
+      </w:tblGrid>
+      <w:tr>
+        <w:tc>
+          <w:tcPr>
+            <w:tcW w:type="dxa" w:w="2160"/>
+            <w:shd w:fill="2F3E46"/>
+          </w:tcPr>
+          <w:p>
+            <w:r>
+              <w:rPr>
+                <w:b/>
+                <w:color w:val="FFFFFF"/>
+              </w:rPr>
+              <w:t>Field Name</w:t>
+            </w:r>
+          </w:p>
+        </w:tc>
+        <w:tc>
+          <w:tcPr>
+            <w:tcW w:type="dxa" w:w="2160"/>
+            <w:shd w:fill="2F3E46"/>
+          </w:tcPr>
+          <w:p>
+            <w:r>
+              <w:rPr>
+                <w:b/>
+                <w:color w:val="FFFFFF"/>
+              </w:rPr>
+              <w:t>Data Type</w:t>
+            </w:r>
+          </w:p>
+        </w:tc>
+        <w:tc>
+          <w:tcPr>
+            <w:tcW w:type="dxa" w:w="2160"/>
+            <w:shd w:fill="2F3E46"/>
+          </w:tcPr>
+          <w:p>
+            <w:r>
+              <w:rPr>
+                <w:b/>
+                <w:color w:val="FFFFFF"/>
+              </w:rPr>
+              <w:t>Constraints</w:t>
+            </w:r>
+          </w:p>
+        </w:tc>
+        <w:tc>
+          <w:tcPr>
+            <w:tcW w:type="dxa" w:w="2160"/>
+            <w:shd w:fill="2F3E46"/>
+          </w:tcPr>
+          <w:p>
+            <w:r>
+              <w:rPr>
+                <w:b/>
+                <w:color w:val="FFFFFF"/>
+              </w:rPr>
+              <w:t>Description</w:t>
+            </w:r>
+          </w:p>
+        </w:tc>
+      </w:tr>
+      <w:tr>
+        <w:tc>
+          <w:tcPr>
+            <w:tcW w:type="dxa" w:w="2160"/>
+          </w:tcPr>
+          <w:p>
+            <w:r>
+              <w:t>id</w:t>
+            </w:r>
+          </w:p>
+        </w:tc>
+        <w:tc>
+          <w:tcPr>
+            <w:tcW w:type="dxa" w:w="2160"/>
+          </w:tcPr>
+          <w:p>
+            <w:r>
+              <w:t>INT</w:t>
+            </w:r>
+          </w:p>
+        </w:tc>
+        <w:tc>
+          <w:tcPr>
+            <w:tcW w:type="dxa" w:w="2160"/>
+          </w:tcPr>
+          <w:p>
+            <w:r>
+              <w:t>AUTO_INCREMENT PRIMARY KEY</w:t>
+            </w:r>
+          </w:p>
+        </w:tc>
+        <w:tc>
+          <w:tcPr>
+            <w:tcW w:type="dxa" w:w="2160"/>
+          </w:tcPr>
+          <w:p>
+            <w:r>
+              <w:t>Unique identifier.</w:t>
+            </w:r>
+          </w:p>
+        </w:tc>
+      </w:tr>
+      <w:tr>
+        <w:tc>
+          <w:tcPr>
+            <w:tcW w:type="dxa" w:w="2160"/>
+          </w:tcPr>
+          <w:p>
+            <w:r>
+              <w:t>emp_id</w:t>
+            </w:r>
+          </w:p>
+        </w:tc>
+        <w:tc>
+          <w:tcPr>
+            <w:tcW w:type="dxa" w:w="2160"/>
+          </w:tcPr>
+          <w:p>
+            <w:r>
+              <w:t>VARCHAR(50)</w:t>
+            </w:r>
+          </w:p>
+        </w:tc>
+        <w:tc>
+          <w:tcPr>
+            <w:tcW w:type="dxa" w:w="2160"/>
+          </w:tcPr>
+          <w:p>
+            <w:r>
+              <w:t>NOT NULL, UNIQUE (FK)</w:t>
+            </w:r>
+          </w:p>
+        </w:tc>
+        <w:tc>
+          <w:tcPr>
+            <w:tcW w:type="dxa" w:w="2160"/>
+          </w:tcPr>
+          <w:p>
+            <w:r>
+              <w:t>Foreign key mapping to employees.</w:t>
+            </w:r>
+          </w:p>
+        </w:tc>
+      </w:tr>
+      <w:tr>
+        <w:tc>
+          <w:tcPr>
+            <w:tcW w:type="dxa" w:w="2160"/>
+          </w:tcPr>
+          <w:p>
+            <w:r>
+              <w:t>bank_name</w:t>
+            </w:r>
+          </w:p>
+        </w:tc>
+        <w:tc>
+          <w:tcPr>
+            <w:tcW w:type="dxa" w:w="2160"/>
+          </w:tcPr>
+          <w:p>
+            <w:r>
+              <w:t>VARCHAR(100)</w:t>
+            </w:r>
+          </w:p>
+        </w:tc>
+        <w:tc>
+          <w:tcPr>
+            <w:tcW w:type="dxa" w:w="2160"/>
+          </w:tcPr>
+          <w:p>
+            <w:r>
+              <w:t>DEFAULT 'Bank of America'</w:t>
+            </w:r>
+          </w:p>
+        </w:tc>
+        <w:tc>
+          <w:tcPr>
+            <w:tcW w:type="dxa" w:w="2160"/>
+          </w:tcPr>
+          <w:p>
+            <w:r>
+              <w:t>Name of the bank.</w:t>
+            </w:r>
+          </w:p>
+        </w:tc>
+      </w:tr>
+      <w:tr>
+        <w:tc>
+          <w:tcPr>
+            <w:tcW w:type="dxa" w:w="2160"/>
+          </w:tcPr>
+          <w:p>
+            <w:r>
+              <w:t>bank_account_num</w:t>
+            </w:r>
+          </w:p>
+        </w:tc>
+        <w:tc>
+          <w:tcPr>
+            <w:tcW w:type="dxa" w:w="2160"/>
+          </w:tcPr>
+          <w:p>
+            <w:r>
+              <w:t>VARCHAR(50)</w:t>
+            </w:r>
+          </w:p>
+        </w:tc>
+        <w:tc>
+          <w:tcPr>
+            <w:tcW w:type="dxa" w:w="2160"/>
+          </w:tcPr>
+          <w:p>
+            <w:r>
+              <w:t>DEFAULT '0000000000'</w:t>
+            </w:r>
+          </w:p>
+        </w:tc>
+        <w:tc>
+          <w:tcPr>
+            <w:tcW w:type="dxa" w:w="2160"/>
+          </w:tcPr>
+          <w:p>
+            <w:r>
+              <w:t>Bank account number.</w:t>
+            </w:r>
+          </w:p>
+        </w:tc>
+      </w:tr>
+      <w:tr>
+        <w:tc>
+          <w:tcPr>
+            <w:tcW w:type="dxa" w:w="2160"/>
+          </w:tcPr>
+          <w:p>
+            <w:r>
+              <w:t>ifsc_code</w:t>
+            </w:r>
+          </w:p>
+        </w:tc>
+        <w:tc>
+          <w:tcPr>
+            <w:tcW w:type="dxa" w:w="2160"/>
+          </w:tcPr>
+          <w:p>
+            <w:r>
+              <w:t>VARCHAR(20)</w:t>
+            </w:r>
+          </w:p>
+        </w:tc>
+        <w:tc>
+          <w:tcPr>
+            <w:tcW w:type="dxa" w:w="2160"/>
+          </w:tcPr>
+          <w:p>
+            <w:r>
+              <w:t>DEFAULT 'BOFA0000001'</w:t>
+            </w:r>
+          </w:p>
+        </w:tc>
+        <w:tc>
+          <w:tcPr>
+            <w:tcW w:type="dxa" w:w="2160"/>
+          </w:tcPr>
+          <w:p>
+            <w:r>
+              <w:t>IFSC Code.</w:t>
+            </w:r>
+          </w:p>
+        </w:tc>
+      </w:tr>
+    </w:tbl>
+    <w:p/>
+    <w:p>
+      <w:pPr>
+        <w:pStyle w:val="Heading3"/>
+      </w:pPr>
+      <w:r>
+        <w:rPr>
+          <w:b/>
+        </w:rPr>
+        <w:t>3. employee_financial_components (Unified Allowances/Deductions)</w:t>
+      </w:r>
+    </w:p>
+    <w:tbl>
+      <w:tblPr>
+        <w:tblStyle w:val="TableGrid"/>
+        <w:tblW w:type="auto" w:w="0"/>
+        <w:tblLook w:firstColumn="1" w:firstRow="1" w:lastColumn="0" w:lastRow="0" w:noHBand="0" w:noVBand="1" w:val="04A0"/>
+      </w:tblPr>
+      <w:tblGrid>
+        <w:gridCol w:w="2160"/>
+        <w:gridCol w:w="2160"/>
+        <w:gridCol w:w="2160"/>
+        <w:gridCol w:w="2160"/>
+      </w:tblGrid>
+      <w:tr>
+        <w:tc>
+          <w:tcPr>
+            <w:tcW w:type="dxa" w:w="2160"/>
+            <w:shd w:fill="2F3E46"/>
+          </w:tcPr>
+          <w:p>
+            <w:r>
+              <w:rPr>
+                <w:b/>
+                <w:color w:val="FFFFFF"/>
+              </w:rPr>
+              <w:t>Field Name</w:t>
+            </w:r>
+          </w:p>
+        </w:tc>
+        <w:tc>
+          <w:tcPr>
+            <w:tcW w:type="dxa" w:w="2160"/>
+            <w:shd w:fill="2F3E46"/>
+          </w:tcPr>
+          <w:p>
+            <w:r>
+              <w:rPr>
+                <w:b/>
+                <w:color w:val="FFFFFF"/>
+              </w:rPr>
+              <w:t>Data Type</w:t>
+            </w:r>
+          </w:p>
+        </w:tc>
+        <w:tc>
+          <w:tcPr>
+            <w:tcW w:type="dxa" w:w="2160"/>
+            <w:shd w:fill="2F3E46"/>
+          </w:tcPr>
+          <w:p>
+            <w:r>
+              <w:rPr>
+                <w:b/>
+                <w:color w:val="FFFFFF"/>
+              </w:rPr>
+              <w:t>Constraints</w:t>
+            </w:r>
+          </w:p>
+        </w:tc>
+        <w:tc>
+          <w:tcPr>
+            <w:tcW w:type="dxa" w:w="2160"/>
+            <w:shd w:fill="2F3E46"/>
+          </w:tcPr>
+          <w:p>
+            <w:r>
+              <w:rPr>
+                <w:b/>
+                <w:color w:val="FFFFFF"/>
+              </w:rPr>
+              <w:t>Description</w:t>
+            </w:r>
+          </w:p>
+        </w:tc>
+      </w:tr>
+      <w:tr>
+        <w:tc>
+          <w:tcPr>
+            <w:tcW w:type="dxa" w:w="2160"/>
+          </w:tcPr>
+          <w:p>
+            <w:r>
+              <w:t>id</w:t>
+            </w:r>
+          </w:p>
+        </w:tc>
+        <w:tc>
+          <w:tcPr>
+            <w:tcW w:type="dxa" w:w="2160"/>
+          </w:tcPr>
+          <w:p>
+            <w:r>
+              <w:t>INT</w:t>
+            </w:r>
+          </w:p>
+        </w:tc>
+        <w:tc>
+          <w:tcPr>
+            <w:tcW w:type="dxa" w:w="2160"/>
+          </w:tcPr>
+          <w:p>
+            <w:r>
+              <w:t>AUTO_INCREMENT PRIMARY KEY</w:t>
+            </w:r>
+          </w:p>
+        </w:tc>
+        <w:tc>
+          <w:tcPr>
+            <w:tcW w:type="dxa" w:w="2160"/>
+          </w:tcPr>
+          <w:p>
+            <w:r>
+              <w:t>Unique identifier.</w:t>
+            </w:r>
+          </w:p>
+        </w:tc>
+      </w:tr>
+      <w:tr>
+        <w:tc>
+          <w:tcPr>
+            <w:tcW w:type="dxa" w:w="2160"/>
+          </w:tcPr>
+          <w:p>
+            <w:r>
+              <w:t>emp_id</w:t>
+            </w:r>
+          </w:p>
+        </w:tc>
+        <w:tc>
+          <w:tcPr>
+            <w:tcW w:type="dxa" w:w="2160"/>
+          </w:tcPr>
+          <w:p>
+            <w:r>
+              <w:t>VARCHAR(50)</w:t>
+            </w:r>
+          </w:p>
+        </w:tc>
+        <w:tc>
+          <w:tcPr>
+            <w:tcW w:type="dxa" w:w="2160"/>
+          </w:tcPr>
+          <w:p>
+            <w:r>
+              <w:t>NOT NULL (FK)</w:t>
+            </w:r>
+          </w:p>
+        </w:tc>
+        <w:tc>
+          <w:tcPr>
+            <w:tcW w:type="dxa" w:w="2160"/>
+          </w:tcPr>
+          <w:p>
+            <w:r>
+              <w:t>Foreign key mapping to employees.</w:t>
+            </w:r>
+          </w:p>
+        </w:tc>
+      </w:tr>
+      <w:tr>
+        <w:tc>
+          <w:tcPr>
+            <w:tcW w:type="dxa" w:w="2160"/>
+          </w:tcPr>
+          <w:p>
+            <w:r>
+              <w:t>component_name</w:t>
+            </w:r>
+          </w:p>
+        </w:tc>
+        <w:tc>
+          <w:tcPr>
+            <w:tcW w:type="dxa" w:w="2160"/>
+          </w:tcPr>
+          <w:p>
+            <w:r>
+              <w:t>VARCHAR(100)</w:t>
+            </w:r>
+          </w:p>
+        </w:tc>
+        <w:tc>
+          <w:tcPr>
+            <w:tcW w:type="dxa" w:w="2160"/>
+          </w:tcPr>
+          <w:p>
+            <w:r>
+              <w:t>NOT NULL</w:t>
+            </w:r>
+          </w:p>
+        </w:tc>
+        <w:tc>
+          <w:tcPr>
+            <w:tcW w:type="dxa" w:w="2160"/>
+          </w:tcPr>
+          <w:p>
+            <w:r>
+              <w:t>Name of the allowance or deduction.</w:t>
+            </w:r>
+          </w:p>
+        </w:tc>
+      </w:tr>
+      <w:tr>
+        <w:tc>
+          <w:tcPr>
+            <w:tcW w:type="dxa" w:w="2160"/>
+          </w:tcPr>
+          <w:p>
+            <w:r>
+              <w:t>component_code</w:t>
+            </w:r>
+          </w:p>
+        </w:tc>
+        <w:tc>
+          <w:tcPr>
+            <w:tcW w:type="dxa" w:w="2160"/>
+          </w:tcPr>
+          <w:p>
+            <w:r>
+              <w:t>TINYINT</w:t>
+            </w:r>
+          </w:p>
+        </w:tc>
+        <w:tc>
+          <w:tcPr>
+            <w:tcW w:type="dxa" w:w="2160"/>
+          </w:tcPr>
+          <w:p>
+            <w:r>
+              <w:t>NOT NULL</w:t>
+            </w:r>
+          </w:p>
+        </w:tc>
+        <w:tc>
+          <w:tcPr>
+            <w:tcW w:type="dxa" w:w="2160"/>
+          </w:tcPr>
+          <w:p>
+            <w:r>
+              <w:t>Type of component (1=Allowance, 2=Deduction).</w:t>
+            </w:r>
+          </w:p>
+        </w:tc>
+      </w:tr>
+      <w:tr>
+        <w:tc>
+          <w:tcPr>
+            <w:tcW w:type="dxa" w:w="2160"/>
+          </w:tcPr>
+          <w:p>
+            <w:r>
+              <w:t>amount</w:t>
+            </w:r>
+          </w:p>
+        </w:tc>
+        <w:tc>
+          <w:tcPr>
+            <w:tcW w:type="dxa" w:w="2160"/>
+          </w:tcPr>
+          <w:p>
+            <w:r>
+              <w:t>DECIMAL(12,2)</w:t>
+            </w:r>
+          </w:p>
+        </w:tc>
+        <w:tc>
+          <w:tcPr>
+            <w:tcW w:type="dxa" w:w="2160"/>
+          </w:tcPr>
+          <w:p>
+            <w:r>
+              <w:t>DEFAULT 0.00</w:t>
+            </w:r>
+          </w:p>
+        </w:tc>
+        <w:tc>
+          <w:tcPr>
+            <w:tcW w:type="dxa" w:w="2160"/>
+          </w:tcPr>
+          <w:p>
+            <w:r>
+              <w:t>Amount in INR.</w:t>
+            </w:r>
+          </w:p>
+        </w:tc>
+      </w:tr>
+    </w:tbl>
+    <w:p/>
+    <w:p>
+      <w:pPr>
+        <w:pStyle w:val="Heading3"/>
+      </w:pPr>
+      <w:r>
+        <w:rPr>
+          <w:b/>
+        </w:rPr>
+        <w:t>4. payslip_master (Payslip History)</w:t>
+      </w:r>
+    </w:p>
+    <w:tbl>
+      <w:tblPr>
+        <w:tblStyle w:val="TableGrid"/>
+        <w:tblW w:type="auto" w:w="0"/>
+        <w:tblLook w:firstColumn="1" w:firstRow="1" w:lastColumn="0" w:lastRow="0" w:noHBand="0" w:noVBand="1" w:val="04A0"/>
+      </w:tblPr>
+      <w:tblGrid>
+        <w:gridCol w:w="2160"/>
+        <w:gridCol w:w="2160"/>
+        <w:gridCol w:w="2160"/>
+        <w:gridCol w:w="2160"/>
+      </w:tblGrid>
+      <w:tr>
+        <w:tc>
+          <w:tcPr>
+            <w:tcW w:type="dxa" w:w="2160"/>
+            <w:shd w:fill="2F3E46"/>
+          </w:tcPr>
+          <w:p>
+            <w:r>
+              <w:rPr>
+                <w:b/>
+                <w:color w:val="FFFFFF"/>
+              </w:rPr>
+              <w:t>Field Name</w:t>
+            </w:r>
+          </w:p>
+        </w:tc>
+        <w:tc>
+          <w:tcPr>
+            <w:tcW w:type="dxa" w:w="2160"/>
+            <w:shd w:fill="2F3E46"/>
+          </w:tcPr>
+          <w:p>
+            <w:r>
+              <w:rPr>
+                <w:b/>
+                <w:color w:val="FFFFFF"/>
+              </w:rPr>
+              <w:t>Data Type</w:t>
+            </w:r>
+          </w:p>
+        </w:tc>
+        <w:tc>
+          <w:tcPr>
+            <w:tcW w:type="dxa" w:w="2160"/>
+            <w:shd w:fill="2F3E46"/>
+          </w:tcPr>
+          <w:p>
+            <w:r>
+              <w:rPr>
+                <w:b/>
+                <w:color w:val="FFFFFF"/>
+              </w:rPr>
+              <w:t>Constraints</w:t>
+            </w:r>
+          </w:p>
+        </w:tc>
+        <w:tc>
+          <w:tcPr>
+            <w:tcW w:type="dxa" w:w="2160"/>
+            <w:shd w:fill="2F3E46"/>
+          </w:tcPr>
+          <w:p>
+            <w:r>
+              <w:rPr>
+                <w:b/>
+                <w:color w:val="FFFFFF"/>
+              </w:rPr>
+              <w:t>Description</w:t>
+            </w:r>
+          </w:p>
+        </w:tc>
+      </w:tr>
+      <w:tr>
+        <w:tc>
+          <w:tcPr>
+            <w:tcW w:type="dxa" w:w="2160"/>
+          </w:tcPr>
+          <w:p>
+            <w:r>
+              <w:t>payslip_id</w:t>
+            </w:r>
+          </w:p>
+        </w:tc>
+        <w:tc>
+          <w:tcPr>
+            <w:tcW w:type="dxa" w:w="2160"/>
+          </w:tcPr>
+          <w:p>
+            <w:r>
+              <w:t>INT</w:t>
+            </w:r>
+          </w:p>
+        </w:tc>
+        <w:tc>
+          <w:tcPr>
+            <w:tcW w:type="dxa" w:w="2160"/>
+          </w:tcPr>
+          <w:p>
+            <w:r>
+              <w:t>AUTO_INCREMENT PRIMARY KEY</w:t>
+            </w:r>
+          </w:p>
+        </w:tc>
+        <w:tc>
+          <w:tcPr>
+            <w:tcW w:type="dxa" w:w="2160"/>
+          </w:tcPr>
+          <w:p>
+            <w:r>
+              <w:t>Unique identifier.</w:t>
+            </w:r>
+          </w:p>
+        </w:tc>
+      </w:tr>
+      <w:tr>
+        <w:tc>
+          <w:tcPr>
+            <w:tcW w:type="dxa" w:w="2160"/>
+          </w:tcPr>
+          <w:p>
+            <w:r>
+              <w:t>emp_id</w:t>
+            </w:r>
+          </w:p>
+        </w:tc>
+        <w:tc>
+          <w:tcPr>
+            <w:tcW w:type="dxa" w:w="2160"/>
+          </w:tcPr>
+          <w:p>
+            <w:r>
+              <w:t>VARCHAR(50)</w:t>
+            </w:r>
+          </w:p>
+        </w:tc>
+        <w:tc>
+          <w:tcPr>
+            <w:tcW w:type="dxa" w:w="2160"/>
+          </w:tcPr>
+          <w:p>
+            <w:r>
+              <w:t>NOT NULL (FK)</w:t>
+            </w:r>
+          </w:p>
+        </w:tc>
+        <w:tc>
+          <w:tcPr>
+            <w:tcW w:type="dxa" w:w="2160"/>
+          </w:tcPr>
+          <w:p>
+            <w:r>
+              <w:t>Foreign key mapping to employees.</w:t>
+            </w:r>
+          </w:p>
+        </w:tc>
+      </w:tr>
+      <w:tr>
+        <w:tc>
+          <w:tcPr>
+            <w:tcW w:type="dxa" w:w="2160"/>
+          </w:tcPr>
+          <w:p>
+            <w:r>
+              <w:t>basic_salary</w:t>
+            </w:r>
+          </w:p>
+        </w:tc>
+        <w:tc>
+          <w:tcPr>
+            <w:tcW w:type="dxa" w:w="2160"/>
+          </w:tcPr>
+          <w:p>
+            <w:r>
+              <w:t>DECIMAL(12,2)</w:t>
+            </w:r>
+          </w:p>
+        </w:tc>
+        <w:tc>
+          <w:tcPr>
+            <w:tcW w:type="dxa" w:w="2160"/>
+          </w:tcPr>
+          <w:p>
+            <w:r>
+              <w:t>DEFAULT 0.00</w:t>
+            </w:r>
+          </w:p>
+        </w:tc>
+        <w:tc>
+          <w:tcPr>
+            <w:tcW w:type="dxa" w:w="2160"/>
+          </w:tcPr>
+          <w:p>
+            <w:r>
+              <w:t>Base salary.</w:t>
+            </w:r>
+          </w:p>
+        </w:tc>
+      </w:tr>
+      <w:tr>
+        <w:tc>
+          <w:tcPr>
+            <w:tcW w:type="dxa" w:w="2160"/>
+          </w:tcPr>
+          <w:p>
+            <w:r>
+              <w:t>total_allowance</w:t>
+            </w:r>
+          </w:p>
+        </w:tc>
+        <w:tc>
+          <w:tcPr>
+            <w:tcW w:type="dxa" w:w="2160"/>
+          </w:tcPr>
+          <w:p>
+            <w:r>
+              <w:t>DECIMAL(12,2)</w:t>
+            </w:r>
+          </w:p>
+        </w:tc>
+        <w:tc>
+          <w:tcPr>
+            <w:tcW w:type="dxa" w:w="2160"/>
+          </w:tcPr>
+          <w:p>
+            <w:r>
+              <w:t>DEFAULT 0.00</w:t>
+            </w:r>
+          </w:p>
+        </w:tc>
+        <w:tc>
+          <w:tcPr>
+            <w:tcW w:type="dxa" w:w="2160"/>
+          </w:tcPr>
+          <w:p>
+            <w:r>
+              <w:t>Total allowances.</w:t>
+            </w:r>
+          </w:p>
+        </w:tc>
+      </w:tr>
+      <w:tr>
+        <w:tc>
+          <w:tcPr>
+            <w:tcW w:type="dxa" w:w="2160"/>
+          </w:tcPr>
+          <w:p>
+            <w:r>
+              <w:t>total_deduction</w:t>
+            </w:r>
+          </w:p>
+        </w:tc>
+        <w:tc>
+          <w:tcPr>
+            <w:tcW w:type="dxa" w:w="2160"/>
+          </w:tcPr>
+          <w:p>
+            <w:r>
+              <w:t>DECIMAL(12,2)</w:t>
+            </w:r>
+          </w:p>
+        </w:tc>
+        <w:tc>
+          <w:tcPr>
+            <w:tcW w:type="dxa" w:w="2160"/>
+          </w:tcPr>
+          <w:p>
+            <w:r>
+              <w:t>DEFAULT 0.00</w:t>
+            </w:r>
+          </w:p>
+        </w:tc>
+        <w:tc>
+          <w:tcPr>
+            <w:tcW w:type="dxa" w:w="2160"/>
+          </w:tcPr>
+          <w:p>
+            <w:r>
+              <w:t>Total deductions.</w:t>
+            </w:r>
+          </w:p>
+        </w:tc>
+      </w:tr>
+      <w:tr>
+        <w:tc>
+          <w:tcPr>
+            <w:tcW w:type="dxa" w:w="2160"/>
+          </w:tcPr>
+          <w:p>
+            <w:r>
+              <w:t>final_in_hand_salary</w:t>
+            </w:r>
+          </w:p>
+        </w:tc>
+        <w:tc>
+          <w:tcPr>
+            <w:tcW w:type="dxa" w:w="2160"/>
+          </w:tcPr>
+          <w:p>
+            <w:r>
+              <w:t>DECIMAL(12,2)</w:t>
+            </w:r>
+          </w:p>
+        </w:tc>
+        <w:tc>
+          <w:tcPr>
+            <w:tcW w:type="dxa" w:w="2160"/>
+          </w:tcPr>
+          <w:p>
+            <w:r>
+              <w:t>DEFAULT 0.00</w:t>
+            </w:r>
+          </w:p>
+        </w:tc>
+        <w:tc>
+          <w:tcPr>
+            <w:tcW w:type="dxa" w:w="2160"/>
+          </w:tcPr>
+          <w:p>
+            <w:r>
+              <w:t>Final net salary paid to the employee.</w:t>
+            </w:r>
+          </w:p>
+        </w:tc>
+      </w:tr>
+      <w:tr>
+        <w:tc>
+          <w:tcPr>
+            <w:tcW w:type="dxa" w:w="2160"/>
+          </w:tcPr>
+          <w:p>
+            <w:r>
+              <w:t>generated_on</w:t>
+            </w:r>
+          </w:p>
+        </w:tc>
+        <w:tc>
+          <w:tcPr>
+            <w:tcW w:type="dxa" w:w="2160"/>
+          </w:tcPr>
+          <w:p>
+            <w:r>
+              <w:t>DATETIME</w:t>
+            </w:r>
+          </w:p>
+        </w:tc>
+        <w:tc>
+          <w:tcPr>
+            <w:tcW w:type="dxa" w:w="2160"/>
+          </w:tcPr>
+          <w:p>
+            <w:r>
+              <w:t>DEFAULT CURRENT_TIMESTAMP</w:t>
+            </w:r>
+          </w:p>
+        </w:tc>
+        <w:tc>
+          <w:tcPr>
+            <w:tcW w:type="dxa" w:w="2160"/>
+          </w:tcPr>
+          <w:p>
+            <w:r>
+              <w:t>Timestamp when generated.</w:t>
+            </w:r>
+          </w:p>
+        </w:tc>
+      </w:tr>
+    </w:tbl>
+    <w:p/>
+    <w:p>
+      <w:pPr>
+        <w:pStyle w:val="Heading3"/>
+      </w:pPr>
+      <w:r>
+        <w:rPr>
+          <w:b/>
+        </w:rPr>
+        <w:t>5. employee_holidays</w:t>
+      </w:r>
+    </w:p>
+    <w:tbl>
+      <w:tblPr>
+        <w:tblStyle w:val="TableGrid"/>
+        <w:tblW w:type="auto" w:w="0"/>
+        <w:tblLook w:firstColumn="1" w:firstRow="1" w:lastColumn="0" w:lastRow="0" w:noHBand="0" w:noVBand="1" w:val="04A0"/>
+      </w:tblPr>
+      <w:tblGrid>
+        <w:gridCol w:w="2160"/>
+        <w:gridCol w:w="2160"/>
+        <w:gridCol w:w="2160"/>
+        <w:gridCol w:w="2160"/>
+      </w:tblGrid>
+      <w:tr>
+        <w:tc>
+          <w:tcPr>
+            <w:tcW w:type="dxa" w:w="2160"/>
+            <w:shd w:fill="2F3E46"/>
+          </w:tcPr>
+          <w:p>
+            <w:r>
+              <w:rPr>
+                <w:b/>
+                <w:color w:val="FFFFFF"/>
+              </w:rPr>
+              <w:t>Field Name</w:t>
+            </w:r>
+          </w:p>
+        </w:tc>
+        <w:tc>
+          <w:tcPr>
+            <w:tcW w:type="dxa" w:w="2160"/>
+            <w:shd w:fill="2F3E46"/>
+          </w:tcPr>
+          <w:p>
+            <w:r>
+              <w:rPr>
+                <w:b/>
+                <w:color w:val="FFFFFF"/>
+              </w:rPr>
+              <w:t>Data Type</w:t>
+            </w:r>
+          </w:p>
+        </w:tc>
+        <w:tc>
+          <w:tcPr>
+            <w:tcW w:type="dxa" w:w="2160"/>
+            <w:shd w:fill="2F3E46"/>
+          </w:tcPr>
+          <w:p>
+            <w:r>
+              <w:rPr>
+                <w:b/>
+                <w:color w:val="FFFFFF"/>
+              </w:rPr>
+              <w:t>Constraints</w:t>
+            </w:r>
+          </w:p>
+        </w:tc>
+        <w:tc>
+          <w:tcPr>
+            <w:tcW w:type="dxa" w:w="2160"/>
+            <w:shd w:fill="2F3E46"/>
+          </w:tcPr>
+          <w:p>
+            <w:r>
+              <w:rPr>
+                <w:b/>
+                <w:color w:val="FFFFFF"/>
+              </w:rPr>
+              <w:t>Description</w:t>
+            </w:r>
+          </w:p>
+        </w:tc>
+      </w:tr>
+      <w:tr>
+        <w:tc>
+          <w:tcPr>
+            <w:tcW w:type="dxa" w:w="2160"/>
+          </w:tcPr>
+          <w:p>
+            <w:r>
+              <w:t>id</w:t>
+            </w:r>
+          </w:p>
+        </w:tc>
+        <w:tc>
+          <w:tcPr>
+            <w:tcW w:type="dxa" w:w="2160"/>
+          </w:tcPr>
+          <w:p>
+            <w:r>
+              <w:t>INT</w:t>
+            </w:r>
+          </w:p>
+        </w:tc>
+        <w:tc>
+          <w:tcPr>
+            <w:tcW w:type="dxa" w:w="2160"/>
+          </w:tcPr>
+          <w:p>
+            <w:r>
+              <w:t>AUTO_INCREMENT PRIMARY KEY</w:t>
+            </w:r>
+          </w:p>
+        </w:tc>
+        <w:tc>
+          <w:tcPr>
+            <w:tcW w:type="dxa" w:w="2160"/>
+          </w:tcPr>
+          <w:p>
+            <w:r>
+              <w:t>Unique identifier.</w:t>
+            </w:r>
+          </w:p>
+        </w:tc>
+      </w:tr>
+      <w:tr>
+        <w:tc>
+          <w:tcPr>
+            <w:tcW w:type="dxa" w:w="2160"/>
+          </w:tcPr>
+          <w:p>
+            <w:r>
+              <w:t>emp_id</w:t>
+            </w:r>
+          </w:p>
+        </w:tc>
+        <w:tc>
+          <w:tcPr>
+            <w:tcW w:type="dxa" w:w="2160"/>
+          </w:tcPr>
+          <w:p>
+            <w:r>
+              <w:t>VARCHAR(50)</w:t>
+            </w:r>
+          </w:p>
+        </w:tc>
+        <w:tc>
+          <w:tcPr>
+            <w:tcW w:type="dxa" w:w="2160"/>
+          </w:tcPr>
+          <w:p>
+            <w:r>
+              <w:t>NOT NULL (FK)</w:t>
+            </w:r>
+          </w:p>
+        </w:tc>
+        <w:tc>
+          <w:tcPr>
+            <w:tcW w:type="dxa" w:w="2160"/>
+          </w:tcPr>
+          <w:p>
+            <w:r>
+              <w:t>Foreign key mapping to employees.</w:t>
+            </w:r>
+          </w:p>
+        </w:tc>
+      </w:tr>
+      <w:tr>
+        <w:tc>
+          <w:tcPr>
+            <w:tcW w:type="dxa" w:w="2160"/>
+          </w:tcPr>
+          <w:p>
+            <w:r>
+              <w:t>holiday_code</w:t>
+            </w:r>
+          </w:p>
+        </w:tc>
+        <w:tc>
+          <w:tcPr>
+            <w:tcW w:type="dxa" w:w="2160"/>
+          </w:tcPr>
+          <w:p>
+            <w:r>
+              <w:t>TINYINT</w:t>
+            </w:r>
+          </w:p>
+        </w:tc>
+        <w:tc>
+          <w:tcPr>
+            <w:tcW w:type="dxa" w:w="2160"/>
+          </w:tcPr>
+          <w:p>
+            <w:r>
+              <w:t>NOT NULL</w:t>
+            </w:r>
+          </w:p>
+        </w:tc>
+        <w:tc>
+          <w:tcPr>
+            <w:tcW w:type="dxa" w:w="2160"/>
+          </w:tcPr>
+          <w:p>
+            <w:r>
+              <w:t>0=Present, 1=Casual Leave, 2=Sick Leave, 3=Paid Holiday, 4=Absent.</w:t>
+            </w:r>
+          </w:p>
+        </w:tc>
+      </w:tr>
+    </w:tbl>
+    <w:p/>
+    <w:p>
+      <w:pPr>
+        <w:pStyle w:val="Heading3"/>
+      </w:pPr>
+      <w:r>
+        <w:rPr>
+          <w:b/>
+        </w:rPr>
+        <w:t>6. employee_emails (Communication Log)</w:t>
+      </w:r>
+    </w:p>
+    <w:tbl>
+      <w:tblPr>
+        <w:tblStyle w:val="TableGrid"/>
+        <w:tblW w:type="auto" w:w="0"/>
+        <w:tblLook w:firstColumn="1" w:firstRow="1" w:lastColumn="0" w:lastRow="0" w:noHBand="0" w:noVBand="1" w:val="04A0"/>
+      </w:tblPr>
+      <w:tblGrid>
+        <w:gridCol w:w="2160"/>
+        <w:gridCol w:w="2160"/>
+        <w:gridCol w:w="2160"/>
+        <w:gridCol w:w="2160"/>
+      </w:tblGrid>
+      <w:tr>
+        <w:tc>
+          <w:tcPr>
+            <w:tcW w:type="dxa" w:w="2160"/>
+            <w:shd w:fill="2F3E46"/>
+          </w:tcPr>
+          <w:p>
+            <w:r>
+              <w:rPr>
+                <w:b/>
+                <w:color w:val="FFFFFF"/>
+              </w:rPr>
+              <w:t>Field Name</w:t>
+            </w:r>
+          </w:p>
+        </w:tc>
+        <w:tc>
+          <w:tcPr>
+            <w:tcW w:type="dxa" w:w="2160"/>
+            <w:shd w:fill="2F3E46"/>
+          </w:tcPr>
+          <w:p>
+            <w:r>
+              <w:rPr>
+                <w:b/>
+                <w:color w:val="FFFFFF"/>
+              </w:rPr>
+              <w:t>Data Type</w:t>
+            </w:r>
+          </w:p>
+        </w:tc>
+        <w:tc>
+          <w:tcPr>
+            <w:tcW w:type="dxa" w:w="2160"/>
+            <w:shd w:fill="2F3E46"/>
+          </w:tcPr>
+          <w:p>
+            <w:r>
+              <w:rPr>
+                <w:b/>
+                <w:color w:val="FFFFFF"/>
+              </w:rPr>
+              <w:t>Constraints</w:t>
+            </w:r>
+          </w:p>
+        </w:tc>
+        <w:tc>
+          <w:tcPr>
+            <w:tcW w:type="dxa" w:w="2160"/>
+            <w:shd w:fill="2F3E46"/>
+          </w:tcPr>
+          <w:p>
+            <w:r>
+              <w:rPr>
+                <w:b/>
+                <w:color w:val="FFFFFF"/>
+              </w:rPr>
+              <w:t>Description</w:t>
+            </w:r>
+          </w:p>
+        </w:tc>
+      </w:tr>
+      <w:tr>
+        <w:tc>
+          <w:tcPr>
+            <w:tcW w:type="dxa" w:w="2160"/>
+          </w:tcPr>
+          <w:p>
+            <w:r>
+              <w:t>id</w:t>
+            </w:r>
+          </w:p>
+        </w:tc>
+        <w:tc>
+          <w:tcPr>
+            <w:tcW w:type="dxa" w:w="2160"/>
+          </w:tcPr>
+          <w:p>
+            <w:r>
+              <w:t>INT</w:t>
+            </w:r>
+          </w:p>
+        </w:tc>
+        <w:tc>
+          <w:tcPr>
+            <w:tcW w:type="dxa" w:w="2160"/>
+          </w:tcPr>
+          <w:p>
+            <w:r>
+              <w:t>AUTO_INCREMENT PRIMARY KEY</w:t>
+            </w:r>
+          </w:p>
+        </w:tc>
+        <w:tc>
+          <w:tcPr>
+            <w:tcW w:type="dxa" w:w="2160"/>
+          </w:tcPr>
+          <w:p>
+            <w:r>
+              <w:t>Unique identifier.</w:t>
+            </w:r>
+          </w:p>
+        </w:tc>
+      </w:tr>
+      <w:tr>
+        <w:tc>
+          <w:tcPr>
+            <w:tcW w:type="dxa" w:w="2160"/>
+          </w:tcPr>
+          <w:p>
+            <w:r>
+              <w:t>emp_id</w:t>
+            </w:r>
+          </w:p>
+        </w:tc>
+        <w:tc>
+          <w:tcPr>
+            <w:tcW w:type="dxa" w:w="2160"/>
+          </w:tcPr>
+          <w:p>
+            <w:r>
+              <w:t>VARCHAR(50)</w:t>
+            </w:r>
+          </w:p>
+        </w:tc>
+        <w:tc>
+          <w:tcPr>
+            <w:tcW w:type="dxa" w:w="2160"/>
+          </w:tcPr>
+          <w:p>
+            <w:r>
+              <w:t>NOT NULL (FK)</w:t>
+            </w:r>
+          </w:p>
+        </w:tc>
+        <w:tc>
+          <w:tcPr>
+            <w:tcW w:type="dxa" w:w="2160"/>
+          </w:tcPr>
+          <w:p>
+            <w:r>
+              <w:t>Foreign key mapping to employees.</w:t>
+            </w:r>
+          </w:p>
+        </w:tc>
+      </w:tr>
+      <w:tr>
+        <w:tc>
+          <w:tcPr>
+            <w:tcW w:type="dxa" w:w="2160"/>
+          </w:tcPr>
+          <w:p>
+            <w:r>
+              <w:t>sender_email</w:t>
+            </w:r>
+          </w:p>
+        </w:tc>
+        <w:tc>
+          <w:tcPr>
+            <w:tcW w:type="dxa" w:w="2160"/>
+          </w:tcPr>
+          <w:p>
+            <w:r>
+              <w:t>VARCHAR(100)</w:t>
+            </w:r>
+          </w:p>
+        </w:tc>
+        <w:tc>
+          <w:tcPr>
+            <w:tcW w:type="dxa" w:w="2160"/>
+          </w:tcPr>
+          <w:p>
+            <w:r>
+              <w:t>DEFAULT 'admin@maxworth.com'</w:t>
+            </w:r>
+          </w:p>
+        </w:tc>
+        <w:tc>
+          <w:tcPr>
+            <w:tcW w:type="dxa" w:w="2160"/>
+          </w:tcPr>
+          <w:p>
+            <w:r>
+              <w:t>Email address of the sender.</w:t>
+            </w:r>
+          </w:p>
+        </w:tc>
+      </w:tr>
+      <w:tr>
+        <w:tc>
+          <w:tcPr>
+            <w:tcW w:type="dxa" w:w="2160"/>
+          </w:tcPr>
+          <w:p>
+            <w:r>
+              <w:t>receiver_email</w:t>
+            </w:r>
+          </w:p>
+        </w:tc>
+        <w:tc>
+          <w:tcPr>
+            <w:tcW w:type="dxa" w:w="2160"/>
+          </w:tcPr>
+          <w:p>
+            <w:r>
+              <w:t>VARCHAR(100)</w:t>
+            </w:r>
+          </w:p>
+        </w:tc>
+        <w:tc>
+          <w:tcPr>
+            <w:tcW w:type="dxa" w:w="2160"/>
+          </w:tcPr>
+          <w:p>
+            <w:r>
+              <w:t>NULL</w:t>
+            </w:r>
+          </w:p>
+        </w:tc>
+        <w:tc>
+          <w:tcPr>
+            <w:tcW w:type="dxa" w:w="2160"/>
+          </w:tcPr>
+          <w:p>
+            <w:r>
+              <w:t>Email address of the employee.</w:t>
+            </w:r>
+          </w:p>
+        </w:tc>
+      </w:tr>
+      <w:tr>
+        <w:tc>
+          <w:tcPr>
+            <w:tcW w:type="dxa" w:w="2160"/>
+          </w:tcPr>
+          <w:p>
+            <w:r>
+              <w:t>sent_at</w:t>
+            </w:r>
+          </w:p>
+        </w:tc>
+        <w:tc>
+          <w:tcPr>
+            <w:tcW w:type="dxa" w:w="2160"/>
+          </w:tcPr>
+          <w:p>
+            <w:r>
+              <w:t>DATETIME</w:t>
+            </w:r>
+          </w:p>
+        </w:tc>
+        <w:tc>
+          <w:tcPr>
+            <w:tcW w:type="dxa" w:w="2160"/>
+          </w:tcPr>
+          <w:p>
+            <w:r>
+              <w:t>DEFAULT CURRENT_TIMESTAMP</w:t>
+            </w:r>
+          </w:p>
+        </w:tc>
+        <w:tc>
+          <w:tcPr>
+            <w:tcW w:type="dxa" w:w="2160"/>
+          </w:tcPr>
+          <w:p>
+            <w:r>
+              <w:t>Timestamp when email was sent.</w:t>
+            </w:r>
+          </w:p>
+        </w:tc>
+      </w:tr>
+      <w:tr>
+        <w:tc>
+          <w:tcPr>
+            <w:tcW w:type="dxa" w:w="2160"/>
+          </w:tcPr>
+          <w:p>
+            <w:r>
+              <w:t>subject</w:t>
+            </w:r>
+          </w:p>
+        </w:tc>
+        <w:tc>
+          <w:tcPr>
+            <w:tcW w:type="dxa" w:w="2160"/>
+          </w:tcPr>
+          <w:p>
+            <w:r>
+              <w:t>VARCHAR(255)</w:t>
+            </w:r>
+          </w:p>
+        </w:tc>
+        <w:tc>
+          <w:tcPr>
+            <w:tcW w:type="dxa" w:w="2160"/>
+          </w:tcPr>
+          <w:p>
+            <w:r>
+              <w:t>NULL</w:t>
+            </w:r>
+          </w:p>
+        </w:tc>
+        <w:tc>
+          <w:tcPr>
+            <w:tcW w:type="dxa" w:w="2160"/>
+          </w:tcPr>
+          <w:p>
+            <w:r>
+              <w:t>Subject line of the email.</w:t>
+            </w:r>
+          </w:p>
+        </w:tc>
+      </w:tr>
+      <w:tr>
+        <w:tc>
+          <w:tcPr>
+            <w:tcW w:type="dxa" w:w="2160"/>
+          </w:tcPr>
+          <w:p>
+            <w:r>
+              <w:t>body</w:t>
+            </w:r>
+          </w:p>
+        </w:tc>
+        <w:tc>
+          <w:tcPr>
+            <w:tcW w:type="dxa" w:w="2160"/>
+          </w:tcPr>
+          <w:p>
+            <w:r>
+              <w:t>TEXT</w:t>
+            </w:r>
+          </w:p>
+        </w:tc>
+        <w:tc>
+          <w:tcPr>
+            <w:tcW w:type="dxa" w:w="2160"/>
+          </w:tcPr>
+          <w:p>
+            <w:r>
+              <w:t>NULL</w:t>
+            </w:r>
+          </w:p>
+        </w:tc>
+        <w:tc>
+          <w:tcPr>
+            <w:tcW w:type="dxa" w:w="2160"/>
+          </w:tcPr>
+          <w:p>
+            <w:r>
+              <w:t>Body content of the email.</w:t>
+            </w:r>
+          </w:p>
+        </w:tc>
+      </w:tr>
+      <w:tr>
+        <w:tc>
+          <w:tcPr>
+            <w:tcW w:type="dxa" w:w="2160"/>
+          </w:tcPr>
+          <w:p>
+            <w:r>
+              <w:t>response_received_at</w:t>
+            </w:r>
+          </w:p>
+        </w:tc>
+        <w:tc>
+          <w:tcPr>
+            <w:tcW w:type="dxa" w:w="2160"/>
+          </w:tcPr>
+          <w:p>
+            <w:r>
+              <w:t>DATETIME</w:t>
+            </w:r>
+          </w:p>
+        </w:tc>
+        <w:tc>
+          <w:tcPr>
+            <w:tcW w:type="dxa" w:w="2160"/>
+          </w:tcPr>
+          <w:p>
+            <w:r>
+              <w:t>NULL</w:t>
+            </w:r>
+          </w:p>
+        </w:tc>
+        <w:tc>
+          <w:tcPr>
+            <w:tcW w:type="dxa" w:w="2160"/>
+          </w:tcPr>
+          <w:p>
+            <w:r>
+              <w:t>Timestamp when employee responded.</w:t>
+            </w:r>
+          </w:p>
+        </w:tc>
+      </w:tr>
+      <w:tr>
+        <w:tc>
+          <w:tcPr>
+            <w:tcW w:type="dxa" w:w="2160"/>
+          </w:tcPr>
+          <w:p>
+            <w:r>
+              <w:t>status</w:t>
+            </w:r>
+          </w:p>
+        </w:tc>
+        <w:tc>
+          <w:tcPr>
+            <w:tcW w:type="dxa" w:w="2160"/>
+          </w:tcPr>
+          <w:p>
+            <w:r>
+              <w:t>VARCHAR(20)</w:t>
+            </w:r>
+          </w:p>
+        </w:tc>
+        <w:tc>
+          <w:tcPr>
+            <w:tcW w:type="dxa" w:w="2160"/>
+          </w:tcPr>
+          <w:p>
+            <w:r>
+              <w:t>DEFAULT 'Sent'</w:t>
+            </w:r>
+          </w:p>
+        </w:tc>
+        <w:tc>
+          <w:tcPr>
+            <w:tcW w:type="dxa" w:w="2160"/>
+          </w:tcPr>
+          <w:p>
+            <w:r>
+              <w:t>Current status of the email interaction.</w:t>
+            </w:r>
+          </w:p>
+        </w:tc>
+      </w:tr>
+    </w:tbl>
+    <w:p/>
+    <w:p>
+      <w:pPr>
+        <w:pStyle w:val="Heading3"/>
+      </w:pPr>
+      <w:r>
+        <w:rPr>
+          <w:b/>
+        </w:rPr>
+        <w:t>1. employees (Core Employee Data)</w:t>
+      </w:r>
+    </w:p>
+    <w:p/>
+    <w:p>
+      <w:pPr>
+        <w:pStyle w:val="Heading3"/>
+      </w:pPr>
+      <w:r>
+        <w:rPr>
+          <w:b/>
+        </w:rPr>
+        <w:t>2. employee_bank_details (Bank Information)</w:t>
+      </w:r>
+    </w:p>
+    <w:tbl>
+      <w:tblPr>
+        <w:tblStyle w:val="TableGrid"/>
+        <w:tblW w:type="auto" w:w="0"/>
+        <w:tblLook w:firstColumn="1" w:firstRow="1" w:lastColumn="0" w:lastRow="0" w:noHBand="0" w:noVBand="1" w:val="04A0"/>
+      </w:tblPr>
+      <w:tblGrid>
+        <w:gridCol w:w="2160"/>
+        <w:gridCol w:w="2160"/>
+        <w:gridCol w:w="2160"/>
+        <w:gridCol w:w="2160"/>
+      </w:tblGrid>
+      <w:tr>
+        <w:tc>
+          <w:tcPr>
+            <w:tcW w:type="dxa" w:w="2160"/>
+            <w:shd w:fill="2F3E46"/>
+          </w:tcPr>
+          <w:p>
+            <w:r>
+              <w:rPr>
+                <w:b/>
+                <w:color w:val="FFFFFF"/>
+              </w:rPr>
+              <w:t>Field Name</w:t>
+            </w:r>
+          </w:p>
+        </w:tc>
+        <w:tc>
+          <w:tcPr>
+            <w:tcW w:type="dxa" w:w="2160"/>
+            <w:shd w:fill="2F3E46"/>
+          </w:tcPr>
+          <w:p>
+            <w:r>
+              <w:rPr>
+                <w:b/>
+                <w:color w:val="FFFFFF"/>
+              </w:rPr>
+              <w:t>Data Type</w:t>
+            </w:r>
+          </w:p>
+        </w:tc>
+        <w:tc>
+          <w:tcPr>
+            <w:tcW w:type="dxa" w:w="2160"/>
+            <w:shd w:fill="2F3E46"/>
+          </w:tcPr>
+          <w:p>
+            <w:r>
+              <w:rPr>
+                <w:b/>
+                <w:color w:val="FFFFFF"/>
+              </w:rPr>
+              <w:t>Constraints</w:t>
+            </w:r>
+          </w:p>
+        </w:tc>
+        <w:tc>
+          <w:tcPr>
+            <w:tcW w:type="dxa" w:w="2160"/>
+            <w:shd w:fill="2F3E46"/>
+          </w:tcPr>
+          <w:p>
+            <w:r>
+              <w:rPr>
+                <w:b/>
+                <w:color w:val="FFFFFF"/>
+              </w:rPr>
+              <w:t>Description</w:t>
+            </w:r>
+          </w:p>
+        </w:tc>
+      </w:tr>
+      <w:tr>
+        <w:tc>
+          <w:tcPr>
+            <w:tcW w:type="dxa" w:w="2160"/>
+          </w:tcPr>
+          <w:p>
+            <w:r>
+              <w:t>id</w:t>
+            </w:r>
+          </w:p>
+        </w:tc>
+        <w:tc>
+          <w:tcPr>
+            <w:tcW w:type="dxa" w:w="2160"/>
+          </w:tcPr>
+          <w:p>
+            <w:r>
+              <w:t>INT</w:t>
+            </w:r>
+          </w:p>
+        </w:tc>
+        <w:tc>
+          <w:tcPr>
+            <w:tcW w:type="dxa" w:w="2160"/>
+          </w:tcPr>
+          <w:p>
+            <w:r>
+              <w:t>AUTO_INCREMENT PRIMARY KEY</w:t>
+            </w:r>
+          </w:p>
+        </w:tc>
+        <w:tc>
+          <w:tcPr>
+            <w:tcW w:type="dxa" w:w="2160"/>
+          </w:tcPr>
+          <w:p>
+            <w:r>
+              <w:t>Unique identifier.</w:t>
+            </w:r>
+          </w:p>
+        </w:tc>
+      </w:tr>
+      <w:tr>
+        <w:tc>
+          <w:tcPr>
+            <w:tcW w:type="dxa" w:w="2160"/>
+          </w:tcPr>
+          <w:p>
+            <w:r>
+              <w:t>emp_id</w:t>
+            </w:r>
+          </w:p>
+        </w:tc>
+        <w:tc>
+          <w:tcPr>
+            <w:tcW w:type="dxa" w:w="2160"/>
+          </w:tcPr>
+          <w:p>
+            <w:r>
+              <w:t>VARCHAR(50)</w:t>
+            </w:r>
+          </w:p>
+        </w:tc>
+        <w:tc>
+          <w:tcPr>
+            <w:tcW w:type="dxa" w:w="2160"/>
+          </w:tcPr>
+          <w:p>
+            <w:r>
+              <w:t>NOT NULL, UNIQUE (FK)</w:t>
+            </w:r>
+          </w:p>
+        </w:tc>
+        <w:tc>
+          <w:tcPr>
+            <w:tcW w:type="dxa" w:w="2160"/>
+          </w:tcPr>
+          <w:p>
+            <w:r>
+              <w:t>Foreign key mapping to employees.</w:t>
+            </w:r>
+          </w:p>
+        </w:tc>
+      </w:tr>
+      <w:tr>
+        <w:tc>
+          <w:tcPr>
+            <w:tcW w:type="dxa" w:w="2160"/>
+          </w:tcPr>
+          <w:p>
+            <w:r>
+              <w:t>bank_name</w:t>
+            </w:r>
+          </w:p>
+        </w:tc>
+        <w:tc>
+          <w:tcPr>
+            <w:tcW w:type="dxa" w:w="2160"/>
+          </w:tcPr>
+          <w:p>
+            <w:r>
+              <w:t>VARCHAR(100)</w:t>
+            </w:r>
+          </w:p>
+        </w:tc>
+        <w:tc>
+          <w:tcPr>
+            <w:tcW w:type="dxa" w:w="2160"/>
+          </w:tcPr>
+          <w:p>
+            <w:r>
+              <w:t>DEFAULT 'Bank of America'</w:t>
+            </w:r>
+          </w:p>
+        </w:tc>
+        <w:tc>
+          <w:tcPr>
+            <w:tcW w:type="dxa" w:w="2160"/>
+          </w:tcPr>
+          <w:p>
+            <w:r>
+              <w:t>Name of the bank.</w:t>
+            </w:r>
+          </w:p>
+        </w:tc>
+      </w:tr>
+      <w:tr>
+        <w:tc>
+          <w:tcPr>
+            <w:tcW w:type="dxa" w:w="2160"/>
+          </w:tcPr>
+          <w:p>
+            <w:r>
+              <w:t>bank_account_num</w:t>
+            </w:r>
+          </w:p>
+        </w:tc>
+        <w:tc>
+          <w:tcPr>
+            <w:tcW w:type="dxa" w:w="2160"/>
+          </w:tcPr>
+          <w:p>
+            <w:r>
+              <w:t>VARCHAR(50)</w:t>
+            </w:r>
+          </w:p>
+        </w:tc>
+        <w:tc>
+          <w:tcPr>
+            <w:tcW w:type="dxa" w:w="2160"/>
+          </w:tcPr>
+          <w:p>
+            <w:r>
+              <w:t>DEFAULT '0000000000'</w:t>
+            </w:r>
+          </w:p>
+        </w:tc>
+        <w:tc>
+          <w:tcPr>
+            <w:tcW w:type="dxa" w:w="2160"/>
+          </w:tcPr>
+          <w:p>
+            <w:r>
+              <w:t>Bank account number.</w:t>
+            </w:r>
+          </w:p>
+        </w:tc>
+      </w:tr>
+    </w:tbl>
+    <w:p/>
+    <w:p>
+      <w:pPr>
+        <w:pStyle w:val="Heading3"/>
+      </w:pPr>
+      <w:r>
+        <w:rPr>
+          <w:b/>
+        </w:rPr>
+        <w:t>3. employee_allowances (Dynamic Allowances)</w:t>
+      </w:r>
+    </w:p>
+    <w:tbl>
+      <w:tblPr>
+        <w:tblStyle w:val="TableGrid"/>
+        <w:tblW w:type="auto" w:w="0"/>
+        <w:tblLook w:firstColumn="1" w:firstRow="1" w:lastColumn="0" w:lastRow="0" w:noHBand="0" w:noVBand="1" w:val="04A0"/>
+      </w:tblPr>
+      <w:tblGrid>
+        <w:gridCol w:w="2160"/>
+        <w:gridCol w:w="2160"/>
+        <w:gridCol w:w="2160"/>
+        <w:gridCol w:w="2160"/>
+      </w:tblGrid>
+      <w:tr>
+        <w:tc>
+          <w:tcPr>
+            <w:tcW w:type="dxa" w:w="2160"/>
+            <w:shd w:fill="2F3E46"/>
+          </w:tcPr>
+          <w:p>
+            <w:r>
+              <w:rPr>
+                <w:b/>
+                <w:color w:val="FFFFFF"/>
+              </w:rPr>
+              <w:t>Field Name</w:t>
+            </w:r>
+          </w:p>
+        </w:tc>
+        <w:tc>
+          <w:tcPr>
+            <w:tcW w:type="dxa" w:w="2160"/>
+            <w:shd w:fill="2F3E46"/>
+          </w:tcPr>
+          <w:p>
+            <w:r>
+              <w:rPr>
+                <w:b/>
+                <w:color w:val="FFFFFF"/>
+              </w:rPr>
+              <w:t>Data Type</w:t>
+            </w:r>
+          </w:p>
+        </w:tc>
+        <w:tc>
+          <w:tcPr>
+            <w:tcW w:type="dxa" w:w="2160"/>
+            <w:shd w:fill="2F3E46"/>
+          </w:tcPr>
+          <w:p>
+            <w:r>
+              <w:rPr>
+                <w:b/>
+                <w:color w:val="FFFFFF"/>
+              </w:rPr>
+              <w:t>Constraints</w:t>
+            </w:r>
+          </w:p>
+        </w:tc>
+        <w:tc>
+          <w:tcPr>
+            <w:tcW w:type="dxa" w:w="2160"/>
+            <w:shd w:fill="2F3E46"/>
+          </w:tcPr>
+          <w:p>
+            <w:r>
+              <w:rPr>
+                <w:b/>
+                <w:color w:val="FFFFFF"/>
+              </w:rPr>
+              <w:t>Description</w:t>
+            </w:r>
+          </w:p>
+        </w:tc>
+      </w:tr>
+      <w:tr>
+        <w:tc>
+          <w:tcPr>
+            <w:tcW w:type="dxa" w:w="2160"/>
+          </w:tcPr>
+          <w:p>
+            <w:r>
+              <w:t>id</w:t>
+            </w:r>
+          </w:p>
+        </w:tc>
+        <w:tc>
+          <w:tcPr>
+            <w:tcW w:type="dxa" w:w="2160"/>
+          </w:tcPr>
+          <w:p>
+            <w:r>
+              <w:t>INT</w:t>
+            </w:r>
+          </w:p>
+        </w:tc>
+        <w:tc>
+          <w:tcPr>
+            <w:tcW w:type="dxa" w:w="2160"/>
+          </w:tcPr>
+          <w:p>
+            <w:r>
+              <w:t>AUTO_INCREMENT PRIMARY KEY</w:t>
+            </w:r>
+          </w:p>
+        </w:tc>
+        <w:tc>
+          <w:tcPr>
+            <w:tcW w:type="dxa" w:w="2160"/>
+          </w:tcPr>
+          <w:p>
+            <w:r>
+              <w:t>Unique identifier.</w:t>
+            </w:r>
+          </w:p>
+        </w:tc>
+      </w:tr>
+      <w:tr>
+        <w:tc>
+          <w:tcPr>
+            <w:tcW w:type="dxa" w:w="2160"/>
+          </w:tcPr>
+          <w:p>
+            <w:r>
+              <w:t>emp_id</w:t>
+            </w:r>
+          </w:p>
+        </w:tc>
+        <w:tc>
+          <w:tcPr>
+            <w:tcW w:type="dxa" w:w="2160"/>
+          </w:tcPr>
+          <w:p>
+            <w:r>
+              <w:t>VARCHAR(50)</w:t>
+            </w:r>
+          </w:p>
+        </w:tc>
+        <w:tc>
+          <w:tcPr>
+            <w:tcW w:type="dxa" w:w="2160"/>
+          </w:tcPr>
+          <w:p>
+            <w:r>
+              <w:t>NOT NULL (FK)</w:t>
+            </w:r>
+          </w:p>
+        </w:tc>
+        <w:tc>
+          <w:tcPr>
+            <w:tcW w:type="dxa" w:w="2160"/>
+          </w:tcPr>
+          <w:p>
+            <w:r>
+              <w:t>Foreign key mapping to employees.</w:t>
+            </w:r>
+          </w:p>
+        </w:tc>
+      </w:tr>
+      <w:tr>
+        <w:tc>
+          <w:tcPr>
+            <w:tcW w:type="dxa" w:w="2160"/>
+          </w:tcPr>
+          <w:p>
+            <w:r>
+              <w:t>allowance_type</w:t>
+            </w:r>
+          </w:p>
+        </w:tc>
+        <w:tc>
+          <w:tcPr>
+            <w:tcW w:type="dxa" w:w="2160"/>
+          </w:tcPr>
+          <w:p>
+            <w:r>
+              <w:t>VARCHAR(100)</w:t>
+            </w:r>
+          </w:p>
+        </w:tc>
+        <w:tc>
+          <w:tcPr>
+            <w:tcW w:type="dxa" w:w="2160"/>
+          </w:tcPr>
+          <w:p>
+            <w:r>
+              <w:t>NOT NULL</w:t>
+            </w:r>
+          </w:p>
+        </w:tc>
+        <w:tc>
+          <w:tcPr>
+            <w:tcW w:type="dxa" w:w="2160"/>
+          </w:tcPr>
+          <w:p>
+            <w:r>
+              <w:t>Type of allowance (e.g., meal_allowance, housing_allowance).</w:t>
+            </w:r>
+          </w:p>
+        </w:tc>
+      </w:tr>
+      <w:tr>
+        <w:tc>
+          <w:tcPr>
+            <w:tcW w:type="dxa" w:w="2160"/>
+          </w:tcPr>
+          <w:p>
+            <w:r>
+              <w:t>amount</w:t>
+            </w:r>
+          </w:p>
+        </w:tc>
+        <w:tc>
+          <w:tcPr>
+            <w:tcW w:type="dxa" w:w="2160"/>
+          </w:tcPr>
+          <w:p>
+            <w:r>
+              <w:t>DECIMAL(10,2)</w:t>
+            </w:r>
+          </w:p>
+        </w:tc>
+        <w:tc>
+          <w:tcPr>
+            <w:tcW w:type="dxa" w:w="2160"/>
+          </w:tcPr>
+          <w:p>
+            <w:r>
+              <w:t>DEFAULT 0.00</w:t>
+            </w:r>
+          </w:p>
+        </w:tc>
+        <w:tc>
+          <w:tcPr>
+            <w:tcW w:type="dxa" w:w="2160"/>
+          </w:tcPr>
+          <w:p>
+            <w:r>
+              <w:t>Allowance amount in INR.</w:t>
+            </w:r>
+          </w:p>
+        </w:tc>
+      </w:tr>
+    </w:tbl>
+    <w:p/>
+    <w:p>
+      <w:pPr>
+        <w:pStyle w:val="Heading3"/>
+      </w:pPr>
+      <w:r>
+        <w:rPr>
+          <w:b/>
+        </w:rPr>
+        <w:t>4. employee_taxes (Dynamic Deductions)</w:t>
+      </w:r>
+    </w:p>
+    <w:tbl>
+      <w:tblPr>
+        <w:tblStyle w:val="TableGrid"/>
+        <w:tblW w:type="auto" w:w="0"/>
+        <w:tblLook w:firstColumn="1" w:firstRow="1" w:lastColumn="0" w:lastRow="0" w:noHBand="0" w:noVBand="1" w:val="04A0"/>
+      </w:tblPr>
+      <w:tblGrid>
+        <w:gridCol w:w="2160"/>
+        <w:gridCol w:w="2160"/>
+        <w:gridCol w:w="2160"/>
+        <w:gridCol w:w="2160"/>
+      </w:tblGrid>
+      <w:tr>
+        <w:tc>
+          <w:tcPr>
+            <w:tcW w:type="dxa" w:w="2160"/>
+            <w:shd w:fill="2F3E46"/>
+          </w:tcPr>
+          <w:p>
+            <w:r>
+              <w:rPr>
+                <w:b/>
+                <w:color w:val="FFFFFF"/>
+              </w:rPr>
+              <w:t>Field Name</w:t>
+            </w:r>
+          </w:p>
+        </w:tc>
+        <w:tc>
+          <w:tcPr>
+            <w:tcW w:type="dxa" w:w="2160"/>
+            <w:shd w:fill="2F3E46"/>
+          </w:tcPr>
+          <w:p>
+            <w:r>
+              <w:rPr>
+                <w:b/>
+                <w:color w:val="FFFFFF"/>
+              </w:rPr>
+              <w:t>Data Type</w:t>
+            </w:r>
+          </w:p>
+        </w:tc>
+        <w:tc>
+          <w:tcPr>
+            <w:tcW w:type="dxa" w:w="2160"/>
+            <w:shd w:fill="2F3E46"/>
+          </w:tcPr>
+          <w:p>
+            <w:r>
+              <w:rPr>
+                <w:b/>
+                <w:color w:val="FFFFFF"/>
+              </w:rPr>
+              <w:t>Constraints</w:t>
+            </w:r>
+          </w:p>
+        </w:tc>
+        <w:tc>
+          <w:tcPr>
+            <w:tcW w:type="dxa" w:w="2160"/>
+            <w:shd w:fill="2F3E46"/>
+          </w:tcPr>
+          <w:p>
+            <w:r>
+              <w:rPr>
+                <w:b/>
+                <w:color w:val="FFFFFF"/>
+              </w:rPr>
+              <w:t>Description</w:t>
+            </w:r>
+          </w:p>
+        </w:tc>
+      </w:tr>
+      <w:tr>
+        <w:tc>
+          <w:tcPr>
+            <w:tcW w:type="dxa" w:w="2160"/>
+          </w:tcPr>
+          <w:p>
+            <w:r>
+              <w:t>id</w:t>
+            </w:r>
+          </w:p>
+        </w:tc>
+        <w:tc>
+          <w:tcPr>
+            <w:tcW w:type="dxa" w:w="2160"/>
+          </w:tcPr>
+          <w:p>
+            <w:r>
+              <w:t>INT</w:t>
+            </w:r>
+          </w:p>
+        </w:tc>
+        <w:tc>
+          <w:tcPr>
+            <w:tcW w:type="dxa" w:w="2160"/>
+          </w:tcPr>
+          <w:p>
+            <w:r>
+              <w:t>AUTO_INCREMENT PRIMARY KEY</w:t>
+            </w:r>
+          </w:p>
+        </w:tc>
+        <w:tc>
+          <w:tcPr>
+            <w:tcW w:type="dxa" w:w="2160"/>
+          </w:tcPr>
+          <w:p>
+            <w:r>
+              <w:t>Unique identifier.</w:t>
+            </w:r>
+          </w:p>
+        </w:tc>
+      </w:tr>
+      <w:tr>
+        <w:tc>
+          <w:tcPr>
+            <w:tcW w:type="dxa" w:w="2160"/>
+          </w:tcPr>
+          <w:p>
+            <w:r>
+              <w:t>emp_id</w:t>
+            </w:r>
+          </w:p>
+        </w:tc>
+        <w:tc>
+          <w:tcPr>
+            <w:tcW w:type="dxa" w:w="2160"/>
+          </w:tcPr>
+          <w:p>
+            <w:r>
+              <w:t>VARCHAR(50)</w:t>
+            </w:r>
+          </w:p>
+        </w:tc>
+        <w:tc>
+          <w:tcPr>
+            <w:tcW w:type="dxa" w:w="2160"/>
+          </w:tcPr>
+          <w:p>
+            <w:r>
+              <w:t>NOT NULL (FK)</w:t>
+            </w:r>
+          </w:p>
+        </w:tc>
+        <w:tc>
+          <w:tcPr>
+            <w:tcW w:type="dxa" w:w="2160"/>
+          </w:tcPr>
+          <w:p>
+            <w:r>
+              <w:t>Foreign key mapping to employees.</w:t>
+            </w:r>
+          </w:p>
+        </w:tc>
+      </w:tr>
+      <w:tr>
+        <w:tc>
+          <w:tcPr>
+            <w:tcW w:type="dxa" w:w="2160"/>
+          </w:tcPr>
+          <w:p>
+            <w:r>
+              <w:t>tax_type</w:t>
+            </w:r>
+          </w:p>
+        </w:tc>
+        <w:tc>
+          <w:tcPr>
+            <w:tcW w:type="dxa" w:w="2160"/>
+          </w:tcPr>
+          <w:p>
+            <w:r>
+              <w:t>VARCHAR(100)</w:t>
+            </w:r>
+          </w:p>
+        </w:tc>
+        <w:tc>
+          <w:tcPr>
+            <w:tcW w:type="dxa" w:w="2160"/>
+          </w:tcPr>
+          <w:p>
+            <w:r>
+              <w:t>NOT NULL</w:t>
+            </w:r>
+          </w:p>
+        </w:tc>
+        <w:tc>
+          <w:tcPr>
+            <w:tcW w:type="dxa" w:w="2160"/>
+          </w:tcPr>
+          <w:p>
+            <w:r>
+              <w:t>Type of tax/deduction (e.g., professional_tax).</w:t>
+            </w:r>
+          </w:p>
+        </w:tc>
+      </w:tr>
+      <w:tr>
+        <w:tc>
+          <w:tcPr>
+            <w:tcW w:type="dxa" w:w="2160"/>
+          </w:tcPr>
+          <w:p>
+            <w:r>
+              <w:t>amount</w:t>
+            </w:r>
+          </w:p>
+        </w:tc>
+        <w:tc>
+          <w:tcPr>
+            <w:tcW w:type="dxa" w:w="2160"/>
+          </w:tcPr>
+          <w:p>
+            <w:r>
+              <w:t>DECIMAL(10,2)</w:t>
+            </w:r>
+          </w:p>
+        </w:tc>
+        <w:tc>
+          <w:tcPr>
+            <w:tcW w:type="dxa" w:w="2160"/>
+          </w:tcPr>
+          <w:p>
+            <w:r>
+              <w:t>DEFAULT 0.00</w:t>
+            </w:r>
+          </w:p>
+        </w:tc>
+        <w:tc>
+          <w:tcPr>
+            <w:tcW w:type="dxa" w:w="2160"/>
+          </w:tcPr>
+          <w:p>
+            <w:r>
+              <w:t>Deduction amount in INR.</w:t>
+            </w:r>
+          </w:p>
+        </w:tc>
+      </w:tr>
+    </w:tbl>
+    <w:p/>
+    <w:p>
+      <w:pPr>
+        <w:pStyle w:val="Heading3"/>
+      </w:pPr>
+      <w:r>
+        <w:rPr>
+          <w:b/>
+        </w:rPr>
+        <w:t>5. payroll_transactions (Payslip History)</w:t>
+      </w:r>
+    </w:p>
+    <w:tbl>
+      <w:tblPr>
+        <w:tblStyle w:val="TableGrid"/>
+        <w:tblW w:type="auto" w:w="0"/>
+        <w:tblLook w:firstColumn="1" w:firstRow="1" w:lastColumn="0" w:lastRow="0" w:noHBand="0" w:noVBand="1" w:val="04A0"/>
+      </w:tblPr>
+      <w:tblGrid>
+        <w:gridCol w:w="2160"/>
+        <w:gridCol w:w="2160"/>
+        <w:gridCol w:w="2160"/>
+        <w:gridCol w:w="2160"/>
+      </w:tblGrid>
+      <w:tr>
+        <w:tc>
+          <w:tcPr>
+            <w:tcW w:type="dxa" w:w="2160"/>
+            <w:shd w:fill="2F3E46"/>
+          </w:tcPr>
+          <w:p>
+            <w:r>
+              <w:rPr>
+                <w:b/>
+                <w:color w:val="FFFFFF"/>
+              </w:rPr>
+              <w:t>Field Name</w:t>
+            </w:r>
+          </w:p>
+        </w:tc>
+        <w:tc>
+          <w:tcPr>
+            <w:tcW w:type="dxa" w:w="2160"/>
+            <w:shd w:fill="2F3E46"/>
+          </w:tcPr>
+          <w:p>
+            <w:r>
+              <w:rPr>
+                <w:b/>
+                <w:color w:val="FFFFFF"/>
+              </w:rPr>
+              <w:t>Data Type</w:t>
+            </w:r>
+          </w:p>
+        </w:tc>
+        <w:tc>
+          <w:tcPr>
+            <w:tcW w:type="dxa" w:w="2160"/>
+            <w:shd w:fill="2F3E46"/>
+          </w:tcPr>
+          <w:p>
+            <w:r>
+              <w:rPr>
+                <w:b/>
+                <w:color w:val="FFFFFF"/>
+              </w:rPr>
+              <w:t>Constraints</w:t>
+            </w:r>
+          </w:p>
+        </w:tc>
+        <w:tc>
+          <w:tcPr>
+            <w:tcW w:type="dxa" w:w="2160"/>
+            <w:shd w:fill="2F3E46"/>
+          </w:tcPr>
+          <w:p>
+            <w:r>
+              <w:rPr>
+                <w:b/>
+                <w:color w:val="FFFFFF"/>
+              </w:rPr>
+              <w:t>Description</w:t>
+            </w:r>
+          </w:p>
+        </w:tc>
+      </w:tr>
+      <w:tr>
+        <w:tc>
+          <w:tcPr>
+            <w:tcW w:type="dxa" w:w="2160"/>
+          </w:tcPr>
+          <w:p>
+            <w:r>
+              <w:t>id</w:t>
+            </w:r>
+          </w:p>
+        </w:tc>
+        <w:tc>
+          <w:tcPr>
+            <w:tcW w:type="dxa" w:w="2160"/>
+          </w:tcPr>
+          <w:p>
+            <w:r>
+              <w:t>INT</w:t>
+            </w:r>
+          </w:p>
+        </w:tc>
+        <w:tc>
+          <w:tcPr>
+            <w:tcW w:type="dxa" w:w="2160"/>
+          </w:tcPr>
+          <w:p>
+            <w:r>
+              <w:t>AUTO_INCREMENT PRIMARY KEY</w:t>
+            </w:r>
+          </w:p>
+        </w:tc>
+        <w:tc>
+          <w:tcPr>
+            <w:tcW w:type="dxa" w:w="2160"/>
+          </w:tcPr>
+          <w:p>
+            <w:r>
+              <w:t>Unique identifier.</w:t>
+            </w:r>
+          </w:p>
+        </w:tc>
+      </w:tr>
+      <w:tr>
+        <w:tc>
+          <w:tcPr>
+            <w:tcW w:type="dxa" w:w="2160"/>
+          </w:tcPr>
+          <w:p>
+            <w:r>
+              <w:t>emp_id</w:t>
+            </w:r>
+          </w:p>
+        </w:tc>
+        <w:tc>
+          <w:tcPr>
+            <w:tcW w:type="dxa" w:w="2160"/>
+          </w:tcPr>
+          <w:p>
+            <w:r>
+              <w:t>VARCHAR(50)</w:t>
+            </w:r>
+          </w:p>
+        </w:tc>
+        <w:tc>
+          <w:tcPr>
+            <w:tcW w:type="dxa" w:w="2160"/>
+          </w:tcPr>
+          <w:p>
+            <w:r>
+              <w:t>NOT NULL (FK)</w:t>
+            </w:r>
+          </w:p>
+        </w:tc>
+        <w:tc>
+          <w:tcPr>
+            <w:tcW w:type="dxa" w:w="2160"/>
+          </w:tcPr>
+          <w:p>
+            <w:r>
+              <w:t>Foreign key mapping to employees.</w:t>
+            </w:r>
+          </w:p>
+        </w:tc>
+      </w:tr>
+      <w:tr>
+        <w:tc>
+          <w:tcPr>
+            <w:tcW w:type="dxa" w:w="2160"/>
+          </w:tcPr>
+          <w:p>
+            <w:r>
+              <w:t>salary_month</w:t>
+            </w:r>
+          </w:p>
+        </w:tc>
+        <w:tc>
+          <w:tcPr>
+            <w:tcW w:type="dxa" w:w="2160"/>
+          </w:tcPr>
+          <w:p>
+            <w:r>
+              <w:t>VARCHAR(20)</w:t>
+            </w:r>
+          </w:p>
+        </w:tc>
+        <w:tc>
+          <w:tcPr>
+            <w:tcW w:type="dxa" w:w="2160"/>
+          </w:tcPr>
+          <w:p>
+            <w:r>
+              <w:t>NOT NULL</w:t>
+            </w:r>
+          </w:p>
+        </w:tc>
+        <w:tc>
+          <w:tcPr>
+            <w:tcW w:type="dxa" w:w="2160"/>
+          </w:tcPr>
+          <w:p>
+            <w:r>
+              <w:t>Month of the generated payslip.</w:t>
+            </w:r>
+          </w:p>
+        </w:tc>
+      </w:tr>
+      <w:tr>
+        <w:tc>
+          <w:tcPr>
+            <w:tcW w:type="dxa" w:w="2160"/>
+          </w:tcPr>
+          <w:p>
+            <w:r>
+              <w:t>salary_year</w:t>
+            </w:r>
+          </w:p>
+        </w:tc>
+        <w:tc>
+          <w:tcPr>
+            <w:tcW w:type="dxa" w:w="2160"/>
+          </w:tcPr>
+          <w:p>
+            <w:r>
+              <w:t>INT</w:t>
+            </w:r>
+          </w:p>
+        </w:tc>
+        <w:tc>
+          <w:tcPr>
+            <w:tcW w:type="dxa" w:w="2160"/>
+          </w:tcPr>
+          <w:p>
+            <w:r>
+              <w:t>NOT NULL</w:t>
+            </w:r>
+          </w:p>
+        </w:tc>
+        <w:tc>
+          <w:tcPr>
+            <w:tcW w:type="dxa" w:w="2160"/>
+          </w:tcPr>
+          <w:p>
+            <w:r>
+              <w:t>Year of the generated payslip.</w:t>
+            </w:r>
+          </w:p>
+        </w:tc>
+      </w:tr>
+      <w:tr>
+        <w:tc>
+          <w:tcPr>
+            <w:tcW w:type="dxa" w:w="2160"/>
+          </w:tcPr>
+          <w:p>
+            <w:r>
+              <w:t>basic_salary</w:t>
+            </w:r>
+          </w:p>
+        </w:tc>
+        <w:tc>
+          <w:tcPr>
+            <w:tcW w:type="dxa" w:w="2160"/>
+          </w:tcPr>
+          <w:p>
+            <w:r>
+              <w:t>DECIMAL(10,2)</w:t>
+            </w:r>
+          </w:p>
+        </w:tc>
+        <w:tc>
+          <w:tcPr>
+            <w:tcW w:type="dxa" w:w="2160"/>
+          </w:tcPr>
+          <w:p>
+            <w:r>
+              <w:t>DEFAULT 0.00</w:t>
+            </w:r>
+          </w:p>
+        </w:tc>
+        <w:tc>
+          <w:tcPr>
+            <w:tcW w:type="dxa" w:w="2160"/>
+          </w:tcPr>
+          <w:p>
+            <w:r>
+              <w:t>Base salary for the period.</w:t>
+            </w:r>
+          </w:p>
+        </w:tc>
+      </w:tr>
+      <w:tr>
+        <w:tc>
+          <w:tcPr>
+            <w:tcW w:type="dxa" w:w="2160"/>
+          </w:tcPr>
+          <w:p>
+            <w:r>
+              <w:t>allowances</w:t>
+            </w:r>
+          </w:p>
+        </w:tc>
+        <w:tc>
+          <w:tcPr>
+            <w:tcW w:type="dxa" w:w="2160"/>
+          </w:tcPr>
+          <w:p>
+            <w:r>
+              <w:t>DECIMAL(10,2)</w:t>
+            </w:r>
+          </w:p>
+        </w:tc>
+        <w:tc>
+          <w:tcPr>
+            <w:tcW w:type="dxa" w:w="2160"/>
+          </w:tcPr>
+          <w:p>
+            <w:r>
+              <w:t>DEFAULT 0.00</w:t>
+            </w:r>
+          </w:p>
+        </w:tc>
+        <w:tc>
+          <w:tcPr>
+            <w:tcW w:type="dxa" w:w="2160"/>
+          </w:tcPr>
+          <w:p>
+            <w:r>
+              <w:t>Total allowances for the period.</w:t>
+            </w:r>
+          </w:p>
+        </w:tc>
+      </w:tr>
+      <w:tr>
+        <w:tc>
+          <w:tcPr>
+            <w:tcW w:type="dxa" w:w="2160"/>
+          </w:tcPr>
+          <w:p>
+            <w:r>
+              <w:t>deductions</w:t>
+            </w:r>
+          </w:p>
+        </w:tc>
+        <w:tc>
+          <w:tcPr>
+            <w:tcW w:type="dxa" w:w="2160"/>
+          </w:tcPr>
+          <w:p>
+            <w:r>
+              <w:t>DECIMAL(10,2)</w:t>
+            </w:r>
+          </w:p>
+        </w:tc>
+        <w:tc>
+          <w:tcPr>
+            <w:tcW w:type="dxa" w:w="2160"/>
+          </w:tcPr>
+          <w:p>
+            <w:r>
+              <w:t>DEFAULT 0.00</w:t>
+            </w:r>
+          </w:p>
+        </w:tc>
+        <w:tc>
+          <w:tcPr>
+            <w:tcW w:type="dxa" w:w="2160"/>
+          </w:tcPr>
+          <w:p>
+            <w:r>
+              <w:t>Total deductions for the period.</w:t>
+            </w:r>
+          </w:p>
+        </w:tc>
+      </w:tr>
+      <w:tr>
+        <w:tc>
+          <w:tcPr>
+            <w:tcW w:type="dxa" w:w="2160"/>
+          </w:tcPr>
+          <w:p>
+            <w:r>
+              <w:t>net_pay</w:t>
+            </w:r>
+          </w:p>
+        </w:tc>
+        <w:tc>
+          <w:tcPr>
+            <w:tcW w:type="dxa" w:w="2160"/>
+          </w:tcPr>
+          <w:p>
+            <w:r>
+              <w:t>DECIMAL(10,2)</w:t>
+            </w:r>
+          </w:p>
+        </w:tc>
+        <w:tc>
+          <w:tcPr>
+            <w:tcW w:type="dxa" w:w="2160"/>
+          </w:tcPr>
+          <w:p>
+            <w:r>
+              <w:t>DEFAULT 0.00</w:t>
+            </w:r>
+          </w:p>
+        </w:tc>
+        <w:tc>
+          <w:tcPr>
+            <w:tcW w:type="dxa" w:w="2160"/>
+          </w:tcPr>
+          <w:p>
+            <w:r>
+              <w:t>Final net salary paid to the employee.</w:t>
+            </w:r>
+          </w:p>
+        </w:tc>
+      </w:tr>
+      <w:tr>
+        <w:tc>
+          <w:tcPr>
+            <w:tcW w:type="dxa" w:w="2160"/>
+          </w:tcPr>
+          <w:p>
+            <w:r>
+              <w:t>generated_at</w:t>
+            </w:r>
+          </w:p>
+        </w:tc>
+        <w:tc>
+          <w:tcPr>
+            <w:tcW w:type="dxa" w:w="2160"/>
+          </w:tcPr>
+          <w:p>
+            <w:r>
+              <w:t>DATETIME</w:t>
+            </w:r>
+          </w:p>
+        </w:tc>
+        <w:tc>
+          <w:tcPr>
+            <w:tcW w:type="dxa" w:w="2160"/>
+          </w:tcPr>
+          <w:p>
+            <w:r>
+              <w:t>DEFAULT CURRENT_TIMESTAMP</w:t>
+            </w:r>
+          </w:p>
+        </w:tc>
+        <w:tc>
+          <w:tcPr>
+            <w:tcW w:type="dxa" w:w="2160"/>
+          </w:tcPr>
+          <w:p>
+            <w:r>
+              <w:t>Timestamp when the payslip was generated.</w:t>
+            </w:r>
+          </w:p>
+        </w:tc>
+      </w:tr>
+    </w:tbl>
+    <w:p/>
+    <w:p>
+      <w:pPr>
+        <w:pStyle w:val="Heading3"/>
+      </w:pPr>
+      <w:r>
+        <w:rPr>
+          <w:b/>
+        </w:rPr>
+        <w:t>6. employee_emails (Communication Log)</w:t>
+      </w:r>
+    </w:p>
+    <w:tbl>
+      <w:tblPr>
+        <w:tblStyle w:val="TableGrid"/>
+        <w:tblW w:type="auto" w:w="0"/>
+        <w:tblLook w:firstColumn="1" w:firstRow="1" w:lastColumn="0" w:lastRow="0" w:noHBand="0" w:noVBand="1" w:val="04A0"/>
+      </w:tblPr>
+      <w:tblGrid>
+        <w:gridCol w:w="2160"/>
+        <w:gridCol w:w="2160"/>
+        <w:gridCol w:w="2160"/>
+        <w:gridCol w:w="2160"/>
+      </w:tblGrid>
+      <w:tr>
+        <w:tc>
+          <w:tcPr>
+            <w:tcW w:type="dxa" w:w="2160"/>
+            <w:shd w:fill="2F3E46"/>
+          </w:tcPr>
+          <w:p>
+            <w:r>
+              <w:rPr>
+                <w:b/>
+                <w:color w:val="FFFFFF"/>
+              </w:rPr>
+              <w:t>Field Name</w:t>
+            </w:r>
+          </w:p>
+        </w:tc>
+        <w:tc>
+          <w:tcPr>
+            <w:tcW w:type="dxa" w:w="2160"/>
+            <w:shd w:fill="2F3E46"/>
+          </w:tcPr>
+          <w:p>
+            <w:r>
+              <w:rPr>
+                <w:b/>
+                <w:color w:val="FFFFFF"/>
+              </w:rPr>
+              <w:t>Data Type</w:t>
+            </w:r>
+          </w:p>
+        </w:tc>
+        <w:tc>
+          <w:tcPr>
+            <w:tcW w:type="dxa" w:w="2160"/>
+            <w:shd w:fill="2F3E46"/>
+          </w:tcPr>
+          <w:p>
+            <w:r>
+              <w:rPr>
+                <w:b/>
+                <w:color w:val="FFFFFF"/>
+              </w:rPr>
+              <w:t>Constraints</w:t>
+            </w:r>
+          </w:p>
+        </w:tc>
+        <w:tc>
+          <w:tcPr>
+            <w:tcW w:type="dxa" w:w="2160"/>
+            <w:shd w:fill="2F3E46"/>
+          </w:tcPr>
+          <w:p>
+            <w:r>
+              <w:rPr>
+                <w:b/>
+                <w:color w:val="FFFFFF"/>
+              </w:rPr>
+              <w:t>Description</w:t>
+            </w:r>
+          </w:p>
+        </w:tc>
+      </w:tr>
+      <w:tr>
+        <w:tc>
+          <w:tcPr>
+            <w:tcW w:type="dxa" w:w="2160"/>
+          </w:tcPr>
+          <w:p>
+            <w:r>
+              <w:t>id</w:t>
+            </w:r>
+          </w:p>
+        </w:tc>
+        <w:tc>
+          <w:tcPr>
+            <w:tcW w:type="dxa" w:w="2160"/>
+          </w:tcPr>
+          <w:p>
+            <w:r>
+              <w:t>INT</w:t>
+            </w:r>
+          </w:p>
+        </w:tc>
+        <w:tc>
+          <w:tcPr>
+            <w:tcW w:type="dxa" w:w="2160"/>
+          </w:tcPr>
+          <w:p>
+            <w:r>
+              <w:t>AUTO_INCREMENT PRIMARY KEY</w:t>
+            </w:r>
+          </w:p>
+        </w:tc>
+        <w:tc>
+          <w:tcPr>
+            <w:tcW w:type="dxa" w:w="2160"/>
+          </w:tcPr>
+          <w:p>
+            <w:r>
+              <w:t>Unique identifier.</w:t>
+            </w:r>
+          </w:p>
+        </w:tc>
+      </w:tr>
+      <w:tr>
+        <w:tc>
+          <w:tcPr>
+            <w:tcW w:type="dxa" w:w="2160"/>
+          </w:tcPr>
+          <w:p>
+            <w:r>
+              <w:t>emp_id</w:t>
+            </w:r>
+          </w:p>
+        </w:tc>
+        <w:tc>
+          <w:tcPr>
+            <w:tcW w:type="dxa" w:w="2160"/>
+          </w:tcPr>
+          <w:p>
+            <w:r>
+              <w:t>VARCHAR(50)</w:t>
+            </w:r>
+          </w:p>
+        </w:tc>
+        <w:tc>
+          <w:tcPr>
+            <w:tcW w:type="dxa" w:w="2160"/>
+          </w:tcPr>
+          <w:p>
+            <w:r>
+              <w:t>NOT NULL (FK)</w:t>
+            </w:r>
+          </w:p>
+        </w:tc>
+        <w:tc>
+          <w:tcPr>
+            <w:tcW w:type="dxa" w:w="2160"/>
+          </w:tcPr>
+          <w:p>
+            <w:r>
+              <w:t>Foreign key mapping to employees.</w:t>
+            </w:r>
+          </w:p>
+        </w:tc>
+      </w:tr>
+      <w:tr>
+        <w:tc>
+          <w:tcPr>
+            <w:tcW w:type="dxa" w:w="2160"/>
+          </w:tcPr>
+          <w:p>
+            <w:r>
+              <w:t>sender_email</w:t>
+            </w:r>
+          </w:p>
+        </w:tc>
+        <w:tc>
+          <w:tcPr>
+            <w:tcW w:type="dxa" w:w="2160"/>
+          </w:tcPr>
+          <w:p>
+            <w:r>
+              <w:t>VARCHAR(100)</w:t>
+            </w:r>
+          </w:p>
+        </w:tc>
+        <w:tc>
+          <w:tcPr>
+            <w:tcW w:type="dxa" w:w="2160"/>
+          </w:tcPr>
+          <w:p>
+            <w:r>
+              <w:t>DEFAULT 'admin@maxworth.com'</w:t>
+            </w:r>
+          </w:p>
+        </w:tc>
+        <w:tc>
+          <w:tcPr>
+            <w:tcW w:type="dxa" w:w="2160"/>
+          </w:tcPr>
+          <w:p>
+            <w:r>
+              <w:t>Email address of the sender.</w:t>
+            </w:r>
+          </w:p>
+        </w:tc>
+      </w:tr>
+      <w:tr>
+        <w:tc>
+          <w:tcPr>
+            <w:tcW w:type="dxa" w:w="2160"/>
+          </w:tcPr>
+          <w:p>
+            <w:r>
+              <w:t>receiver_email</w:t>
+            </w:r>
+          </w:p>
+        </w:tc>
+        <w:tc>
+          <w:tcPr>
+            <w:tcW w:type="dxa" w:w="2160"/>
+          </w:tcPr>
+          <w:p>
+            <w:r>
+              <w:t>VARCHAR(100)</w:t>
+            </w:r>
+          </w:p>
+        </w:tc>
+        <w:tc>
+          <w:tcPr>
+            <w:tcW w:type="dxa" w:w="2160"/>
+          </w:tcPr>
+          <w:p>
+            <w:r>
+              <w:t>NULL</w:t>
+            </w:r>
+          </w:p>
+        </w:tc>
+        <w:tc>
+          <w:tcPr>
+            <w:tcW w:type="dxa" w:w="2160"/>
+          </w:tcPr>
+          <w:p>
+            <w:r>
+              <w:t>Email address of the employee.</w:t>
+            </w:r>
+          </w:p>
+        </w:tc>
+      </w:tr>
+      <w:tr>
+        <w:tc>
+          <w:tcPr>
+            <w:tcW w:type="dxa" w:w="2160"/>
+          </w:tcPr>
+          <w:p>
+            <w:r>
+              <w:t>sent_at</w:t>
+            </w:r>
+          </w:p>
+        </w:tc>
+        <w:tc>
+          <w:tcPr>
+            <w:tcW w:type="dxa" w:w="2160"/>
+          </w:tcPr>
+          <w:p>
+            <w:r>
+              <w:t>DATETIME</w:t>
+            </w:r>
+          </w:p>
+        </w:tc>
+        <w:tc>
+          <w:tcPr>
+            <w:tcW w:type="dxa" w:w="2160"/>
+          </w:tcPr>
+          <w:p>
+            <w:r>
+              <w:t>DEFAULT CURRENT_TIMESTAMP</w:t>
+            </w:r>
+          </w:p>
+        </w:tc>
+        <w:tc>
+          <w:tcPr>
+            <w:tcW w:type="dxa" w:w="2160"/>
+          </w:tcPr>
+          <w:p>
+            <w:r>
+              <w:t>Timestamp when email was sent.</w:t>
+            </w:r>
+          </w:p>
+        </w:tc>
+      </w:tr>
+      <w:tr>
+        <w:tc>
+          <w:tcPr>
+            <w:tcW w:type="dxa" w:w="2160"/>
+          </w:tcPr>
+          <w:p>
+            <w:r>
+              <w:t>subject</w:t>
+            </w:r>
+          </w:p>
+        </w:tc>
+        <w:tc>
+          <w:tcPr>
+            <w:tcW w:type="dxa" w:w="2160"/>
+          </w:tcPr>
+          <w:p>
+            <w:r>
+              <w:t>VARCHAR(255)</w:t>
+            </w:r>
+          </w:p>
+        </w:tc>
+        <w:tc>
+          <w:tcPr>
+            <w:tcW w:type="dxa" w:w="2160"/>
+          </w:tcPr>
+          <w:p>
+            <w:r>
+              <w:t>NULL</w:t>
+            </w:r>
+          </w:p>
+        </w:tc>
+        <w:tc>
+          <w:tcPr>
+            <w:tcW w:type="dxa" w:w="2160"/>
+          </w:tcPr>
+          <w:p>
+            <w:r>
+              <w:t>Subject line of the email.</w:t>
+            </w:r>
+          </w:p>
+        </w:tc>
+      </w:tr>
+      <w:tr>
+        <w:tc>
+          <w:tcPr>
+            <w:tcW w:type="dxa" w:w="2160"/>
+          </w:tcPr>
+          <w:p>
+            <w:r>
+              <w:t>body</w:t>
+            </w:r>
+          </w:p>
+        </w:tc>
+        <w:tc>
+          <w:tcPr>
+            <w:tcW w:type="dxa" w:w="2160"/>
+          </w:tcPr>
+          <w:p>
+            <w:r>
+              <w:t>TEXT</w:t>
+            </w:r>
+          </w:p>
+        </w:tc>
+        <w:tc>
+          <w:tcPr>
+            <w:tcW w:type="dxa" w:w="2160"/>
+          </w:tcPr>
+          <w:p>
+            <w:r>
+              <w:t>NULL</w:t>
+            </w:r>
+          </w:p>
+        </w:tc>
+        <w:tc>
+          <w:tcPr>
+            <w:tcW w:type="dxa" w:w="2160"/>
+          </w:tcPr>
+          <w:p>
+            <w:r>
+              <w:t>Body content of the email.</w:t>
+            </w:r>
+          </w:p>
+        </w:tc>
+      </w:tr>
+      <w:tr>
+        <w:tc>
+          <w:tcPr>
+            <w:tcW w:type="dxa" w:w="2160"/>
+          </w:tcPr>
+          <w:p>
+            <w:r>
+              <w:t>response_received_at</w:t>
+            </w:r>
+          </w:p>
+        </w:tc>
+        <w:tc>
+          <w:tcPr>
+            <w:tcW w:type="dxa" w:w="2160"/>
+          </w:tcPr>
+          <w:p>
+            <w:r>
+              <w:t>DATETIME</w:t>
+            </w:r>
+          </w:p>
+        </w:tc>
+        <w:tc>
+          <w:tcPr>
+            <w:tcW w:type="dxa" w:w="2160"/>
+          </w:tcPr>
+          <w:p>
+            <w:r>
+              <w:t>NULL</w:t>
+            </w:r>
+          </w:p>
+        </w:tc>
+        <w:tc>
+          <w:tcPr>
+            <w:tcW w:type="dxa" w:w="2160"/>
+          </w:tcPr>
+          <w:p>
+            <w:r>
+              <w:t>Timestamp when employee responded.</w:t>
+            </w:r>
+          </w:p>
+        </w:tc>
+      </w:tr>
+      <w:tr>
+        <w:tc>
+          <w:tcPr>
+            <w:tcW w:type="dxa" w:w="2160"/>
+          </w:tcPr>
+          <w:p>
+            <w:r>
+              <w:t>status</w:t>
+            </w:r>
+          </w:p>
+        </w:tc>
+        <w:tc>
+          <w:tcPr>
+            <w:tcW w:type="dxa" w:w="2160"/>
+          </w:tcPr>
+          <w:p>
+            <w:r>
+              <w:t>VARCHAR(20)</w:t>
+            </w:r>
+          </w:p>
+        </w:tc>
+        <w:tc>
+          <w:tcPr>
+            <w:tcW w:type="dxa" w:w="2160"/>
+          </w:tcPr>
+          <w:p>
+            <w:r>
+              <w:t>DEFAULT 'Sent'</w:t>
+            </w:r>
+          </w:p>
+        </w:tc>
+        <w:tc>
+          <w:tcPr>
+            <w:tcW w:type="dxa" w:w="2160"/>
+          </w:tcPr>
+          <w:p>
+            <w:r>
+              <w:t>Current status of the email interaction.</w:t>
+            </w:r>
+          </w:p>
+        </w:tc>
+      </w:tr>
+    </w:tbl>
+    <w:p/>
+    <w:p>
+      <w:pPr>
+        <w:pStyle w:val="Heading3"/>
+      </w:pPr>
+      <w:r>
+        <w:rPr>
+          <w:b/>
+        </w:rPr>
+        <w:t>1. employees (Core Employee Data)</w:t>
+      </w:r>
+    </w:p>
+    <w:tbl>
+      <w:tblPr>
+        <w:tblStyle w:val="TableGrid"/>
+        <w:tblW w:type="auto" w:w="0"/>
+        <w:tblLook w:firstColumn="1" w:firstRow="1" w:lastColumn="0" w:lastRow="0" w:noHBand="0" w:noVBand="1" w:val="04A0"/>
+      </w:tblPr>
+      <w:tblGrid>
+        <w:gridCol w:w="2160"/>
+        <w:gridCol w:w="2160"/>
+        <w:gridCol w:w="2160"/>
+        <w:gridCol w:w="2160"/>
+      </w:tblGrid>
+      <w:tr>
+        <w:tc>
+          <w:tcPr>
+            <w:tcW w:type="dxa" w:w="2160"/>
+            <w:shd w:fill="2F3E46"/>
+          </w:tcPr>
+          <w:p>
+            <w:r>
+              <w:rPr>
+                <w:b/>
+                <w:color w:val="FFFFFF"/>
+              </w:rPr>
+              <w:t>Field Name</w:t>
+            </w:r>
+          </w:p>
+        </w:tc>
+        <w:tc>
+          <w:tcPr>
+            <w:tcW w:type="dxa" w:w="2160"/>
+            <w:shd w:fill="2F3E46"/>
+          </w:tcPr>
+          <w:p>
+            <w:r>
+              <w:rPr>
+                <w:b/>
+                <w:color w:val="FFFFFF"/>
+              </w:rPr>
+              <w:t>Data Type</w:t>
+            </w:r>
+          </w:p>
+        </w:tc>
+        <w:tc>
+          <w:tcPr>
+            <w:tcW w:type="dxa" w:w="2160"/>
+            <w:shd w:fill="2F3E46"/>
+          </w:tcPr>
+          <w:p>
+            <w:r>
+              <w:rPr>
+                <w:b/>
+                <w:color w:val="FFFFFF"/>
+              </w:rPr>
+              <w:t>Constraints</w:t>
+            </w:r>
+          </w:p>
+        </w:tc>
+        <w:tc>
+          <w:tcPr>
+            <w:tcW w:type="dxa" w:w="2160"/>
+            <w:shd w:fill="2F3E46"/>
+          </w:tcPr>
+          <w:p>
+            <w:r>
+              <w:rPr>
+                <w:b/>
+                <w:color w:val="FFFFFF"/>
+              </w:rPr>
+              <w:t>Description</w:t>
+            </w:r>
+          </w:p>
+        </w:tc>
+      </w:tr>
+      <w:tr>
+        <w:tc>
+          <w:tcPr>
+            <w:tcW w:type="dxa" w:w="2160"/>
+          </w:tcPr>
+          <w:p>
+            <w:r>
+              <w:t>id</w:t>
+            </w:r>
+          </w:p>
+        </w:tc>
+        <w:tc>
+          <w:tcPr>
+            <w:tcW w:type="dxa" w:w="2160"/>
+          </w:tcPr>
+          <w:p>
+            <w:r>
+              <w:t>INT</w:t>
+            </w:r>
+          </w:p>
+        </w:tc>
+        <w:tc>
+          <w:tcPr>
+            <w:tcW w:type="dxa" w:w="2160"/>
+          </w:tcPr>
+          <w:p>
+            <w:r>
+              <w:t>AUTO_INCREMENT PRIMARY KEY</w:t>
+            </w:r>
+          </w:p>
+        </w:tc>
+        <w:tc>
+          <w:tcPr>
+            <w:tcW w:type="dxa" w:w="2160"/>
+          </w:tcPr>
+          <w:p>
+            <w:r>
+              <w:t>Unique internal database record identifier.</w:t>
+            </w:r>
+          </w:p>
+        </w:tc>
+      </w:tr>
+      <w:tr>
+        <w:tc>
+          <w:tcPr>
+            <w:tcW w:type="dxa" w:w="2160"/>
+          </w:tcPr>
+          <w:p>
+            <w:r>
+              <w:t>emp_id</w:t>
+            </w:r>
+          </w:p>
+        </w:tc>
+        <w:tc>
+          <w:tcPr>
+            <w:tcW w:type="dxa" w:w="2160"/>
+          </w:tcPr>
+          <w:p>
+            <w:r>
+              <w:t>VARCHAR(50)</w:t>
+            </w:r>
+          </w:p>
+        </w:tc>
+        <w:tc>
+          <w:tcPr>
+            <w:tcW w:type="dxa" w:w="2160"/>
+          </w:tcPr>
+          <w:p>
+            <w:r>
+              <w:t>NOT NULL, UNIQUE</w:t>
+            </w:r>
+          </w:p>
+        </w:tc>
+        <w:tc>
+          <w:tcPr>
+            <w:tcW w:type="dxa" w:w="2160"/>
+          </w:tcPr>
+          <w:p>
+            <w:r>
+              <w:t>Unique alphanumeric employee code.</w:t>
+            </w:r>
+          </w:p>
+        </w:tc>
+      </w:tr>
+      <w:tr>
+        <w:tc>
+          <w:tcPr>
+            <w:tcW w:type="dxa" w:w="2160"/>
+          </w:tcPr>
+          <w:p>
+            <w:r>
+              <w:t>emp_name</w:t>
+            </w:r>
+          </w:p>
+        </w:tc>
+        <w:tc>
+          <w:tcPr>
+            <w:tcW w:type="dxa" w:w="2160"/>
+          </w:tcPr>
+          <w:p>
+            <w:r>
+              <w:t>VARCHAR(100)</w:t>
+            </w:r>
+          </w:p>
+        </w:tc>
+        <w:tc>
+          <w:tcPr>
+            <w:tcW w:type="dxa" w:w="2160"/>
+          </w:tcPr>
+          <w:p>
+            <w:r>
+              <w:t>NOT NULL</w:t>
+            </w:r>
+          </w:p>
+        </w:tc>
+        <w:tc>
+          <w:tcPr>
+            <w:tcW w:type="dxa" w:w="2160"/>
+          </w:tcPr>
+          <w:p>
+            <w:r>
+              <w:t>Full legal name of the employee.</w:t>
+            </w:r>
+          </w:p>
+        </w:tc>
+      </w:tr>
+      <w:tr>
+        <w:tc>
+          <w:tcPr>
+            <w:tcW w:type="dxa" w:w="2160"/>
+          </w:tcPr>
+          <w:p>
+            <w:r>
+              <w:t>email</w:t>
+            </w:r>
+          </w:p>
+        </w:tc>
+        <w:tc>
+          <w:tcPr>
+            <w:tcW w:type="dxa" w:w="2160"/>
+          </w:tcPr>
+          <w:p>
+            <w:r>
+              <w:t>VARCHAR(100)</w:t>
+            </w:r>
+          </w:p>
+        </w:tc>
+        <w:tc>
+          <w:tcPr>
+            <w:tcW w:type="dxa" w:w="2160"/>
+          </w:tcPr>
+          <w:p>
+            <w:r>
+              <w:t>NOT NULL</w:t>
+            </w:r>
+          </w:p>
+        </w:tc>
+        <w:tc>
+          <w:tcPr>
+            <w:tcW w:type="dxa" w:w="2160"/>
+          </w:tcPr>
+          <w:p>
+            <w:r>
+              <w:t>Professional email address.</w:t>
+            </w:r>
+          </w:p>
+        </w:tc>
+      </w:tr>
+      <w:tr>
+        <w:tc>
+          <w:tcPr>
+            <w:tcW w:type="dxa" w:w="2160"/>
+          </w:tcPr>
+          <w:p>
+            <w:r>
+              <w:t>date</w:t>
+            </w:r>
+          </w:p>
+        </w:tc>
+        <w:tc>
+          <w:tcPr>
+            <w:tcW w:type="dxa" w:w="2160"/>
+          </w:tcPr>
+          <w:p>
+            <w:r>
+              <w:t>DATE</w:t>
+            </w:r>
+          </w:p>
+        </w:tc>
+        <w:tc>
+          <w:tcPr>
+            <w:tcW w:type="dxa" w:w="2160"/>
+          </w:tcPr>
+          <w:p>
+            <w:r>
+              <w:t>NOT NULL</w:t>
+            </w:r>
+          </w:p>
+        </w:tc>
+        <w:tc>
+          <w:tcPr>
+            <w:tcW w:type="dxa" w:w="2160"/>
+          </w:tcPr>
+          <w:p>
+            <w:r>
+              <w:t>Date of joining.</w:t>
+            </w:r>
+          </w:p>
+        </w:tc>
+      </w:tr>
+      <w:tr>
+        <w:tc>
+          <w:tcPr>
+            <w:tcW w:type="dxa" w:w="2160"/>
+          </w:tcPr>
+          <w:p>
+            <w:r>
+              <w:t>basic_salary</w:t>
+            </w:r>
+          </w:p>
+        </w:tc>
+        <w:tc>
+          <w:tcPr>
+            <w:tcW w:type="dxa" w:w="2160"/>
+          </w:tcPr>
+          <w:p>
+            <w:r>
+              <w:t>DECIMAL(10,2)</w:t>
+            </w:r>
+          </w:p>
+        </w:tc>
+        <w:tc>
+          <w:tcPr>
+            <w:tcW w:type="dxa" w:w="2160"/>
+          </w:tcPr>
+          <w:p>
+            <w:r>
+              <w:t>NOT NULL</w:t>
+            </w:r>
+          </w:p>
+        </w:tc>
+        <w:tc>
+          <w:tcPr>
+            <w:tcW w:type="dxa" w:w="2160"/>
+          </w:tcPr>
+          <w:p>
+            <w:r>
+              <w:t>Monthly base salary payout.</w:t>
+            </w:r>
+          </w:p>
+        </w:tc>
+      </w:tr>
+      <w:tr>
+        <w:tc>
+          <w:tcPr>
+            <w:tcW w:type="dxa" w:w="2160"/>
+          </w:tcPr>
+          <w:p>
+            <w:r>
+              <w:t>allowances</w:t>
+            </w:r>
+          </w:p>
+        </w:tc>
+        <w:tc>
+          <w:tcPr>
+            <w:tcW w:type="dxa" w:w="2160"/>
+          </w:tcPr>
+          <w:p>
+            <w:r>
+              <w:t>DECIMAL(10,2)</w:t>
+            </w:r>
+          </w:p>
+        </w:tc>
+        <w:tc>
+          <w:tcPr>
+            <w:tcW w:type="dxa" w:w="2160"/>
+          </w:tcPr>
+          <w:p>
+            <w:r>
+              <w:t>DEFAULT 0.00</w:t>
+            </w:r>
+          </w:p>
+        </w:tc>
+        <w:tc>
+          <w:tcPr>
+            <w:tcW w:type="dxa" w:w="2160"/>
+          </w:tcPr>
+          <w:p>
+            <w:r>
+              <w:t>Calculated total from employee_allowances.</w:t>
+            </w:r>
+          </w:p>
+        </w:tc>
+      </w:tr>
+      <w:tr>
+        <w:tc>
+          <w:tcPr>
+            <w:tcW w:type="dxa" w:w="2160"/>
+          </w:tcPr>
+          <w:p>
+            <w:r>
+              <w:t>deductions</w:t>
+            </w:r>
+          </w:p>
+        </w:tc>
+        <w:tc>
+          <w:tcPr>
+            <w:tcW w:type="dxa" w:w="2160"/>
+          </w:tcPr>
+          <w:p>
+            <w:r>
+              <w:t>DECIMAL(10,2)</w:t>
+            </w:r>
+          </w:p>
+        </w:tc>
+        <w:tc>
+          <w:tcPr>
+            <w:tcW w:type="dxa" w:w="2160"/>
+          </w:tcPr>
+          <w:p>
+            <w:r>
+              <w:t>DEFAULT 0.00</w:t>
+            </w:r>
+          </w:p>
+        </w:tc>
+        <w:tc>
+          <w:tcPr>
+            <w:tcW w:type="dxa" w:w="2160"/>
+          </w:tcPr>
+          <w:p>
+            <w:r>
+              <w:t>Calculated total from employee_taxes.</w:t>
+            </w:r>
+          </w:p>
+        </w:tc>
+      </w:tr>
+      <w:tr>
+        <w:tc>
+          <w:tcPr>
+            <w:tcW w:type="dxa" w:w="2160"/>
+          </w:tcPr>
+          <w:p>
+            <w:r>
+              <w:t>age</w:t>
+            </w:r>
+          </w:p>
+        </w:tc>
+        <w:tc>
+          <w:tcPr>
+            <w:tcW w:type="dxa" w:w="2160"/>
+          </w:tcPr>
+          <w:p>
+            <w:r>
+              <w:t>INT</w:t>
+            </w:r>
+          </w:p>
+        </w:tc>
+        <w:tc>
+          <w:tcPr>
+            <w:tcW w:type="dxa" w:w="2160"/>
+          </w:tcPr>
+          <w:p>
+            <w:r>
+              <w:t>NOT NULL</w:t>
+            </w:r>
+          </w:p>
+        </w:tc>
+        <w:tc>
+          <w:tcPr>
+            <w:tcW w:type="dxa" w:w="2160"/>
+          </w:tcPr>
+          <w:p>
+            <w:r>
+              <w:t>Employee's age.</w:t>
+            </w:r>
+          </w:p>
+        </w:tc>
+      </w:tr>
+      <w:tr>
+        <w:tc>
+          <w:tcPr>
+            <w:tcW w:type="dxa" w:w="2160"/>
+          </w:tcPr>
+          <w:p>
+            <w:r>
+              <w:t>gender</w:t>
+            </w:r>
+          </w:p>
+        </w:tc>
+        <w:tc>
+          <w:tcPr>
+            <w:tcW w:type="dxa" w:w="2160"/>
+          </w:tcPr>
+          <w:p>
+            <w:r>
+              <w:t>VARCHAR(20)</w:t>
+            </w:r>
+          </w:p>
+        </w:tc>
+        <w:tc>
+          <w:tcPr>
+            <w:tcW w:type="dxa" w:w="2160"/>
+          </w:tcPr>
+          <w:p>
+            <w:r>
+              <w:t>DEFAULT 'Male'</w:t>
+            </w:r>
+          </w:p>
+        </w:tc>
+        <w:tc>
+          <w:tcPr>
+            <w:tcW w:type="dxa" w:w="2160"/>
+          </w:tcPr>
+          <w:p>
+            <w:r>
+              <w:t>Employee's gender.</w:t>
+            </w:r>
+          </w:p>
+        </w:tc>
+      </w:tr>
+      <w:tr>
+        <w:tc>
+          <w:tcPr>
+            <w:tcW w:type="dxa" w:w="2160"/>
+          </w:tcPr>
+          <w:p>
+            <w:r>
+              <w:t>education</w:t>
+            </w:r>
+          </w:p>
+        </w:tc>
+        <w:tc>
+          <w:tcPr>
+            <w:tcW w:type="dxa" w:w="2160"/>
+          </w:tcPr>
+          <w:p>
+            <w:r>
+              <w:t>VARCHAR(100)</w:t>
+            </w:r>
+          </w:p>
+        </w:tc>
+        <w:tc>
+          <w:tcPr>
+            <w:tcW w:type="dxa" w:w="2160"/>
+          </w:tcPr>
+          <w:p>
+            <w:r>
+              <w:t>DEFAULT 'B.Tech'</w:t>
+            </w:r>
+          </w:p>
+        </w:tc>
+        <w:tc>
+          <w:tcPr>
+            <w:tcW w:type="dxa" w:w="2160"/>
+          </w:tcPr>
+          <w:p>
+            <w:r>
+              <w:t>Educational qualification.</w:t>
+            </w:r>
+          </w:p>
+        </w:tc>
+      </w:tr>
+      <w:tr>
+        <w:tc>
+          <w:tcPr>
+            <w:tcW w:type="dxa" w:w="2160"/>
+          </w:tcPr>
+          <w:p>
+            <w:r>
+              <w:t>title</w:t>
+            </w:r>
+          </w:p>
+        </w:tc>
+        <w:tc>
+          <w:tcPr>
+            <w:tcW w:type="dxa" w:w="2160"/>
+          </w:tcPr>
+          <w:p>
+            <w:r>
+              <w:t>VARCHAR(100)</w:t>
+            </w:r>
+          </w:p>
+        </w:tc>
+        <w:tc>
+          <w:tcPr>
+            <w:tcW w:type="dxa" w:w="2160"/>
+          </w:tcPr>
+          <w:p>
+            <w:r>
+              <w:t>DEFAULT 'Staff'</w:t>
+            </w:r>
+          </w:p>
+        </w:tc>
+        <w:tc>
+          <w:tcPr>
+            <w:tcW w:type="dxa" w:w="2160"/>
+          </w:tcPr>
+          <w:p>
+            <w:r>
+              <w:t>Job designation/title.</w:t>
+            </w:r>
+          </w:p>
+        </w:tc>
+      </w:tr>
+      <w:tr>
+        <w:tc>
+          <w:tcPr>
+            <w:tcW w:type="dxa" w:w="2160"/>
+          </w:tcPr>
+          <w:p>
+            <w:r>
+              <w:t>directorate</w:t>
+            </w:r>
+          </w:p>
+        </w:tc>
+        <w:tc>
+          <w:tcPr>
+            <w:tcW w:type="dxa" w:w="2160"/>
+          </w:tcPr>
+          <w:p>
+            <w:r>
+              <w:t>VARCHAR(100)</w:t>
+            </w:r>
+          </w:p>
+        </w:tc>
+        <w:tc>
+          <w:tcPr>
+            <w:tcW w:type="dxa" w:w="2160"/>
+          </w:tcPr>
+          <w:p>
+            <w:r>
+              <w:t>DEFAULT 'Operation'</w:t>
+            </w:r>
+          </w:p>
+        </w:tc>
+        <w:tc>
+          <w:tcPr>
+            <w:tcW w:type="dxa" w:w="2160"/>
+          </w:tcPr>
+          <w:p>
+            <w:r>
+              <w:t>Assigned directorate.</w:t>
+            </w:r>
+          </w:p>
+        </w:tc>
+      </w:tr>
+      <w:tr>
+        <w:tc>
+          <w:tcPr>
+            <w:tcW w:type="dxa" w:w="2160"/>
+          </w:tcPr>
+          <w:p>
+            <w:r>
+              <w:t>department</w:t>
+            </w:r>
+          </w:p>
+        </w:tc>
+        <w:tc>
+          <w:tcPr>
+            <w:tcW w:type="dxa" w:w="2160"/>
+          </w:tcPr>
+          <w:p>
+            <w:r>
+              <w:t>VARCHAR(100)</w:t>
+            </w:r>
+          </w:p>
+        </w:tc>
+        <w:tc>
+          <w:tcPr>
+            <w:tcW w:type="dxa" w:w="2160"/>
+          </w:tcPr>
+          <w:p>
+            <w:r>
+              <w:t>DEFAULT 'General Affairs'</w:t>
+            </w:r>
+          </w:p>
+        </w:tc>
+        <w:tc>
+          <w:tcPr>
+            <w:tcW w:type="dxa" w:w="2160"/>
+          </w:tcPr>
+          <w:p>
+            <w:r>
+              <w:t>Assigned department.</w:t>
+            </w:r>
+          </w:p>
+        </w:tc>
+      </w:tr>
+      <w:tr>
+        <w:tc>
+          <w:tcPr>
+            <w:tcW w:type="dxa" w:w="2160"/>
+          </w:tcPr>
+          <w:p>
+            <w:r>
+              <w:t>joining_year</w:t>
+            </w:r>
+          </w:p>
+        </w:tc>
+        <w:tc>
+          <w:tcPr>
+            <w:tcW w:type="dxa" w:w="2160"/>
+          </w:tcPr>
+          <w:p>
+            <w:r>
+              <w:t>INT</w:t>
+            </w:r>
+          </w:p>
+        </w:tc>
+        <w:tc>
+          <w:tcPr>
+            <w:tcW w:type="dxa" w:w="2160"/>
+          </w:tcPr>
+          <w:p>
+            <w:r>
+              <w:t>NOT NULL</w:t>
+            </w:r>
+          </w:p>
+        </w:tc>
+        <w:tc>
+          <w:tcPr>
+            <w:tcW w:type="dxa" w:w="2160"/>
+          </w:tcPr>
+          <w:p>
+            <w:r>
+              <w:t>Year of joining the company.</w:t>
+            </w:r>
+          </w:p>
+        </w:tc>
+      </w:tr>
+      <w:tr>
+        <w:tc>
+          <w:tcPr>
+            <w:tcW w:type="dxa" w:w="2160"/>
+          </w:tcPr>
+          <w:p>
+            <w:r>
+              <w:t>city</w:t>
+            </w:r>
+          </w:p>
+        </w:tc>
+        <w:tc>
+          <w:tcPr>
+            <w:tcW w:type="dxa" w:w="2160"/>
+          </w:tcPr>
+          <w:p>
+            <w:r>
+              <w:t>VARCHAR(100)</w:t>
+            </w:r>
+          </w:p>
+        </w:tc>
+        <w:tc>
+          <w:tcPr>
+            <w:tcW w:type="dxa" w:w="2160"/>
+          </w:tcPr>
+          <w:p>
+            <w:r>
+              <w:t>DEFAULT 'Bangalore'</w:t>
+            </w:r>
+          </w:p>
+        </w:tc>
+        <w:tc>
+          <w:tcPr>
+            <w:tcW w:type="dxa" w:w="2160"/>
+          </w:tcPr>
+          <w:p>
+            <w:r>
+              <w:t>City of residence/work.</w:t>
+            </w:r>
+          </w:p>
+        </w:tc>
+      </w:tr>
+      <w:tr>
+        <w:tc>
+          <w:tcPr>
+            <w:tcW w:type="dxa" w:w="2160"/>
+          </w:tcPr>
+          <w:p>
+            <w:r>
+              <w:t>payment_tier</w:t>
+            </w:r>
+          </w:p>
+        </w:tc>
+        <w:tc>
+          <w:tcPr>
+            <w:tcW w:type="dxa" w:w="2160"/>
+          </w:tcPr>
+          <w:p>
+            <w:r>
+              <w:t>INT</w:t>
+            </w:r>
+          </w:p>
+        </w:tc>
+        <w:tc>
+          <w:tcPr>
+            <w:tcW w:type="dxa" w:w="2160"/>
+          </w:tcPr>
+          <w:p>
+            <w:r>
+              <w:t>NOT NULL</w:t>
+            </w:r>
+          </w:p>
+        </w:tc>
+        <w:tc>
+          <w:tcPr>
+            <w:tcW w:type="dxa" w:w="2160"/>
+          </w:tcPr>
+          <w:p>
+            <w:r>
+              <w:t>1=Executive, 2=Professional, 3=Associate.</w:t>
+            </w:r>
+          </w:p>
+        </w:tc>
+      </w:tr>
+      <w:tr>
+        <w:tc>
+          <w:tcPr>
+            <w:tcW w:type="dxa" w:w="2160"/>
+          </w:tcPr>
+          <w:p>
+            <w:r>
+              <w:t>ever_benched</w:t>
+            </w:r>
+          </w:p>
+        </w:tc>
+        <w:tc>
+          <w:tcPr>
+            <w:tcW w:type="dxa" w:w="2160"/>
+          </w:tcPr>
+          <w:p>
+            <w:r>
+              <w:t>VARCHAR(10)</w:t>
+            </w:r>
+          </w:p>
+        </w:tc>
+        <w:tc>
+          <w:tcPr>
+            <w:tcW w:type="dxa" w:w="2160"/>
+          </w:tcPr>
+          <w:p>
+            <w:r>
+              <w:t>DEFAULT 'No'</w:t>
+            </w:r>
+          </w:p>
+        </w:tc>
+        <w:tc>
+          <w:tcPr>
+            <w:tcW w:type="dxa" w:w="2160"/>
+          </w:tcPr>
+          <w:p>
+            <w:r>
+              <w:t>Whether the employee was ever benched.</w:t>
+            </w:r>
+          </w:p>
+        </w:tc>
+      </w:tr>
+      <w:tr>
+        <w:tc>
+          <w:tcPr>
+            <w:tcW w:type="dxa" w:w="2160"/>
+          </w:tcPr>
+          <w:p>
+            <w:r>
+              <w:t>experience_in_current_domain</w:t>
+            </w:r>
+          </w:p>
+        </w:tc>
+        <w:tc>
+          <w:tcPr>
+            <w:tcW w:type="dxa" w:w="2160"/>
+          </w:tcPr>
+          <w:p>
+            <w:r>
+              <w:t>INT</w:t>
+            </w:r>
+          </w:p>
+        </w:tc>
+        <w:tc>
+          <w:tcPr>
+            <w:tcW w:type="dxa" w:w="2160"/>
+          </w:tcPr>
+          <w:p>
+            <w:r>
+              <w:t>NOT NULL</w:t>
+            </w:r>
+          </w:p>
+        </w:tc>
+        <w:tc>
+          <w:tcPr>
+            <w:tcW w:type="dxa" w:w="2160"/>
+          </w:tcPr>
+          <w:p>
+            <w:r>
+              <w:t>Years of experience in current domain.</w:t>
+            </w:r>
+          </w:p>
+        </w:tc>
+      </w:tr>
+      <w:tr>
+        <w:tc>
+          <w:tcPr>
+            <w:tcW w:type="dxa" w:w="2160"/>
+          </w:tcPr>
+          <w:p>
+            <w:r>
+              <w:t>leave_or_not</w:t>
+            </w:r>
+          </w:p>
+        </w:tc>
+        <w:tc>
+          <w:tcPr>
+            <w:tcW w:type="dxa" w:w="2160"/>
+          </w:tcPr>
+          <w:p>
+            <w:r>
+              <w:t>INT</w:t>
+            </w:r>
+          </w:p>
+        </w:tc>
+        <w:tc>
+          <w:tcPr>
+            <w:tcW w:type="dxa" w:w="2160"/>
+          </w:tcPr>
+          <w:p>
+            <w:r>
+              <w:t>DEFAULT 0</w:t>
+            </w:r>
+          </w:p>
+        </w:tc>
+        <w:tc>
+          <w:tcPr>
+            <w:tcW w:type="dxa" w:w="2160"/>
+          </w:tcPr>
+          <w:p>
+            <w:r>
+              <w:t>0=Active, 1=Leave, 2=Medical, 3=Parental, 4=Unpaid, 5=Resigned.</w:t>
+            </w:r>
+          </w:p>
+        </w:tc>
+      </w:tr>
+    </w:tbl>
+    <w:p/>
+    <w:p>
+      <w:pPr>
+        <w:pStyle w:val="Heading3"/>
+      </w:pPr>
+      <w:r>
+        <w:rPr>
+          <w:b/>
+        </w:rPr>
+        <w:t>2. employee_bank_details (Bank Information)</w:t>
+      </w:r>
+    </w:p>
+    <w:tbl>
+      <w:tblPr>
+        <w:tblStyle w:val="TableGrid"/>
+        <w:tblW w:type="auto" w:w="0"/>
+        <w:tblLook w:firstColumn="1" w:firstRow="1" w:lastColumn="0" w:lastRow="0" w:noHBand="0" w:noVBand="1" w:val="04A0"/>
+      </w:tblPr>
+      <w:tblGrid>
+        <w:gridCol w:w="2160"/>
+        <w:gridCol w:w="2160"/>
+        <w:gridCol w:w="2160"/>
+        <w:gridCol w:w="2160"/>
+      </w:tblGrid>
+      <w:tr>
+        <w:tc>
+          <w:tcPr>
+            <w:tcW w:type="dxa" w:w="2160"/>
+            <w:shd w:fill="2F3E46"/>
+          </w:tcPr>
+          <w:p>
+            <w:r>
+              <w:rPr>
+                <w:b/>
+                <w:color w:val="FFFFFF"/>
+              </w:rPr>
+              <w:t>Field Name</w:t>
+            </w:r>
+          </w:p>
+        </w:tc>
+        <w:tc>
+          <w:tcPr>
+            <w:tcW w:type="dxa" w:w="2160"/>
+            <w:shd w:fill="2F3E46"/>
+          </w:tcPr>
+          <w:p>
+            <w:r>
+              <w:rPr>
+                <w:b/>
+                <w:color w:val="FFFFFF"/>
+              </w:rPr>
+              <w:t>Data Type</w:t>
+            </w:r>
+          </w:p>
+        </w:tc>
+        <w:tc>
+          <w:tcPr>
+            <w:tcW w:type="dxa" w:w="2160"/>
+            <w:shd w:fill="2F3E46"/>
+          </w:tcPr>
+          <w:p>
+            <w:r>
+              <w:rPr>
+                <w:b/>
+                <w:color w:val="FFFFFF"/>
+              </w:rPr>
+              <w:t>Constraints</w:t>
+            </w:r>
+          </w:p>
+        </w:tc>
+        <w:tc>
+          <w:tcPr>
+            <w:tcW w:type="dxa" w:w="2160"/>
+            <w:shd w:fill="2F3E46"/>
+          </w:tcPr>
+          <w:p>
+            <w:r>
+              <w:rPr>
+                <w:b/>
+                <w:color w:val="FFFFFF"/>
+              </w:rPr>
+              <w:t>Description</w:t>
+            </w:r>
+          </w:p>
+        </w:tc>
+      </w:tr>
+      <w:tr>
+        <w:tc>
+          <w:tcPr>
+            <w:tcW w:type="dxa" w:w="2160"/>
+          </w:tcPr>
+          <w:p>
+            <w:r>
+              <w:t>id</w:t>
+            </w:r>
+          </w:p>
+        </w:tc>
+        <w:tc>
+          <w:tcPr>
+            <w:tcW w:type="dxa" w:w="2160"/>
+          </w:tcPr>
+          <w:p>
+            <w:r>
+              <w:t>INT</w:t>
+            </w:r>
+          </w:p>
+        </w:tc>
+        <w:tc>
+          <w:tcPr>
+            <w:tcW w:type="dxa" w:w="2160"/>
+          </w:tcPr>
+          <w:p>
+            <w:r>
+              <w:t>AUTO_INCREMENT PRIMARY KEY</w:t>
+            </w:r>
+          </w:p>
+        </w:tc>
+        <w:tc>
+          <w:tcPr>
+            <w:tcW w:type="dxa" w:w="2160"/>
+          </w:tcPr>
+          <w:p>
+            <w:r>
+              <w:t>Unique identifier.</w:t>
+            </w:r>
+          </w:p>
+        </w:tc>
+      </w:tr>
+      <w:tr>
+        <w:tc>
+          <w:tcPr>
+            <w:tcW w:type="dxa" w:w="2160"/>
+          </w:tcPr>
+          <w:p>
+            <w:r>
+              <w:t>emp_id</w:t>
+            </w:r>
+          </w:p>
+        </w:tc>
+        <w:tc>
+          <w:tcPr>
+            <w:tcW w:type="dxa" w:w="2160"/>
+          </w:tcPr>
+          <w:p>
+            <w:r>
+              <w:t>VARCHAR(50)</w:t>
+            </w:r>
+          </w:p>
+        </w:tc>
+        <w:tc>
+          <w:tcPr>
+            <w:tcW w:type="dxa" w:w="2160"/>
+          </w:tcPr>
+          <w:p>
+            <w:r>
+              <w:t>NOT NULL, UNIQUE (FK)</w:t>
+            </w:r>
+          </w:p>
+        </w:tc>
+        <w:tc>
+          <w:tcPr>
+            <w:tcW w:type="dxa" w:w="2160"/>
+          </w:tcPr>
+          <w:p>
+            <w:r>
+              <w:t>Foreign key mapping to employees.</w:t>
+            </w:r>
+          </w:p>
+        </w:tc>
+      </w:tr>
+      <w:tr>
+        <w:tc>
+          <w:tcPr>
+            <w:tcW w:type="dxa" w:w="2160"/>
+          </w:tcPr>
+          <w:p>
+            <w:r>
+              <w:t>bank_name</w:t>
+            </w:r>
+          </w:p>
+        </w:tc>
+        <w:tc>
+          <w:tcPr>
+            <w:tcW w:type="dxa" w:w="2160"/>
+          </w:tcPr>
+          <w:p>
+            <w:r>
+              <w:t>VARCHAR(100)</w:t>
+            </w:r>
+          </w:p>
+        </w:tc>
+        <w:tc>
+          <w:tcPr>
+            <w:tcW w:type="dxa" w:w="2160"/>
+          </w:tcPr>
+          <w:p>
+            <w:r>
+              <w:t>DEFAULT 'Bank of America'</w:t>
+            </w:r>
+          </w:p>
+        </w:tc>
+        <w:tc>
+          <w:tcPr>
+            <w:tcW w:type="dxa" w:w="2160"/>
+          </w:tcPr>
+          <w:p>
+            <w:r>
+              <w:t>Name of the bank.</w:t>
+            </w:r>
+          </w:p>
+        </w:tc>
+      </w:tr>
+      <w:tr>
+        <w:tc>
+          <w:tcPr>
+            <w:tcW w:type="dxa" w:w="2160"/>
+          </w:tcPr>
+          <w:p>
+            <w:r>
+              <w:t>bank_account_num</w:t>
+            </w:r>
+          </w:p>
+        </w:tc>
+        <w:tc>
+          <w:tcPr>
+            <w:tcW w:type="dxa" w:w="2160"/>
+          </w:tcPr>
+          <w:p>
+            <w:r>
+              <w:t>VARCHAR(50)</w:t>
+            </w:r>
+          </w:p>
+        </w:tc>
+        <w:tc>
+          <w:tcPr>
+            <w:tcW w:type="dxa" w:w="2160"/>
+          </w:tcPr>
+          <w:p>
+            <w:r>
+              <w:t>DEFAULT '0000000000'</w:t>
+            </w:r>
+          </w:p>
+        </w:tc>
+        <w:tc>
+          <w:tcPr>
+            <w:tcW w:type="dxa" w:w="2160"/>
+          </w:tcPr>
+          <w:p>
+            <w:r>
+              <w:t>Bank account number.</w:t>
+            </w:r>
+          </w:p>
+        </w:tc>
+      </w:tr>
+    </w:tbl>
+    <w:p/>
+    <w:p>
+      <w:pPr>
+        <w:pStyle w:val="Heading3"/>
+      </w:pPr>
+      <w:r>
+        <w:rPr>
+          <w:b/>
+        </w:rPr>
+        <w:t>3. employee_allowances (Dynamic Allowances)</w:t>
+      </w:r>
+    </w:p>
+    <w:tbl>
+      <w:tblPr>
+        <w:tblStyle w:val="TableGrid"/>
+        <w:tblW w:type="auto" w:w="0"/>
+        <w:tblLook w:firstColumn="1" w:firstRow="1" w:lastColumn="0" w:lastRow="0" w:noHBand="0" w:noVBand="1" w:val="04A0"/>
+      </w:tblPr>
+      <w:tblGrid>
+        <w:gridCol w:w="2160"/>
+        <w:gridCol w:w="2160"/>
+        <w:gridCol w:w="2160"/>
+        <w:gridCol w:w="2160"/>
+      </w:tblGrid>
+      <w:tr>
+        <w:tc>
+          <w:tcPr>
+            <w:tcW w:type="dxa" w:w="2160"/>
+            <w:shd w:fill="2F3E46"/>
+          </w:tcPr>
+          <w:p>
+            <w:r>
+              <w:rPr>
+                <w:b/>
+                <w:color w:val="FFFFFF"/>
+              </w:rPr>
+              <w:t>Field Name</w:t>
+            </w:r>
+          </w:p>
+        </w:tc>
+        <w:tc>
+          <w:tcPr>
+            <w:tcW w:type="dxa" w:w="2160"/>
+            <w:shd w:fill="2F3E46"/>
+          </w:tcPr>
+          <w:p>
+            <w:r>
+              <w:rPr>
+                <w:b/>
+                <w:color w:val="FFFFFF"/>
+              </w:rPr>
+              <w:t>Data Type</w:t>
+            </w:r>
+          </w:p>
+        </w:tc>
+        <w:tc>
+          <w:tcPr>
+            <w:tcW w:type="dxa" w:w="2160"/>
+            <w:shd w:fill="2F3E46"/>
+          </w:tcPr>
+          <w:p>
+            <w:r>
+              <w:rPr>
+                <w:b/>
+                <w:color w:val="FFFFFF"/>
+              </w:rPr>
+              <w:t>Constraints</w:t>
+            </w:r>
+          </w:p>
+        </w:tc>
+        <w:tc>
+          <w:tcPr>
+            <w:tcW w:type="dxa" w:w="2160"/>
+            <w:shd w:fill="2F3E46"/>
+          </w:tcPr>
+          <w:p>
+            <w:r>
+              <w:rPr>
+                <w:b/>
+                <w:color w:val="FFFFFF"/>
+              </w:rPr>
+              <w:t>Description</w:t>
+            </w:r>
+          </w:p>
+        </w:tc>
+      </w:tr>
+      <w:tr>
+        <w:tc>
+          <w:tcPr>
+            <w:tcW w:type="dxa" w:w="2160"/>
+          </w:tcPr>
+          <w:p>
+            <w:r>
+              <w:t>id</w:t>
+            </w:r>
+          </w:p>
+        </w:tc>
+        <w:tc>
+          <w:tcPr>
+            <w:tcW w:type="dxa" w:w="2160"/>
+          </w:tcPr>
+          <w:p>
+            <w:r>
+              <w:t>INT</w:t>
+            </w:r>
+          </w:p>
+        </w:tc>
+        <w:tc>
+          <w:tcPr>
+            <w:tcW w:type="dxa" w:w="2160"/>
+          </w:tcPr>
+          <w:p>
+            <w:r>
+              <w:t>AUTO_INCREMENT PRIMARY KEY</w:t>
+            </w:r>
+          </w:p>
+        </w:tc>
+        <w:tc>
+          <w:tcPr>
+            <w:tcW w:type="dxa" w:w="2160"/>
+          </w:tcPr>
+          <w:p>
+            <w:r>
+              <w:t>Unique identifier.</w:t>
+            </w:r>
+          </w:p>
+        </w:tc>
+      </w:tr>
+      <w:tr>
+        <w:tc>
+          <w:tcPr>
+            <w:tcW w:type="dxa" w:w="2160"/>
+          </w:tcPr>
+          <w:p>
+            <w:r>
+              <w:t>emp_id</w:t>
+            </w:r>
+          </w:p>
+        </w:tc>
+        <w:tc>
+          <w:tcPr>
+            <w:tcW w:type="dxa" w:w="2160"/>
+          </w:tcPr>
+          <w:p>
+            <w:r>
+              <w:t>VARCHAR(50)</w:t>
+            </w:r>
+          </w:p>
+        </w:tc>
+        <w:tc>
+          <w:tcPr>
+            <w:tcW w:type="dxa" w:w="2160"/>
+          </w:tcPr>
+          <w:p>
+            <w:r>
+              <w:t>NOT NULL (FK)</w:t>
+            </w:r>
+          </w:p>
+        </w:tc>
+        <w:tc>
+          <w:tcPr>
+            <w:tcW w:type="dxa" w:w="2160"/>
+          </w:tcPr>
+          <w:p>
+            <w:r>
+              <w:t>Foreign key mapping to employees.</w:t>
+            </w:r>
+          </w:p>
+        </w:tc>
+      </w:tr>
+      <w:tr>
+        <w:tc>
+          <w:tcPr>
+            <w:tcW w:type="dxa" w:w="2160"/>
+          </w:tcPr>
+          <w:p>
+            <w:r>
+              <w:t>allowance_type</w:t>
+            </w:r>
+          </w:p>
+        </w:tc>
+        <w:tc>
+          <w:tcPr>
+            <w:tcW w:type="dxa" w:w="2160"/>
+          </w:tcPr>
+          <w:p>
+            <w:r>
+              <w:t>VARCHAR(100)</w:t>
+            </w:r>
+          </w:p>
+        </w:tc>
+        <w:tc>
+          <w:tcPr>
+            <w:tcW w:type="dxa" w:w="2160"/>
+          </w:tcPr>
+          <w:p>
+            <w:r>
+              <w:t>NOT NULL</w:t>
+            </w:r>
+          </w:p>
+        </w:tc>
+        <w:tc>
+          <w:tcPr>
+            <w:tcW w:type="dxa" w:w="2160"/>
+          </w:tcPr>
+          <w:p>
+            <w:r>
+              <w:t>Type of allowance (e.g., meal_allowance, housing_allowance).</w:t>
+            </w:r>
+          </w:p>
+        </w:tc>
+      </w:tr>
+      <w:tr>
+        <w:tc>
+          <w:tcPr>
+            <w:tcW w:type="dxa" w:w="2160"/>
+          </w:tcPr>
+          <w:p>
+            <w:r>
+              <w:t>amount</w:t>
+            </w:r>
+          </w:p>
+        </w:tc>
+        <w:tc>
+          <w:tcPr>
+            <w:tcW w:type="dxa" w:w="2160"/>
+          </w:tcPr>
+          <w:p>
+            <w:r>
+              <w:t>DECIMAL(10,2)</w:t>
+            </w:r>
+          </w:p>
+        </w:tc>
+        <w:tc>
+          <w:tcPr>
+            <w:tcW w:type="dxa" w:w="2160"/>
+          </w:tcPr>
+          <w:p>
+            <w:r>
+              <w:t>DEFAULT 0.00</w:t>
+            </w:r>
+          </w:p>
+        </w:tc>
+        <w:tc>
+          <w:tcPr>
+            <w:tcW w:type="dxa" w:w="2160"/>
+          </w:tcPr>
+          <w:p>
+            <w:r>
+              <w:t>Allowance amount in INR.</w:t>
+            </w:r>
+          </w:p>
+        </w:tc>
+      </w:tr>
+    </w:tbl>
+    <w:p/>
+    <w:p>
+      <w:pPr>
+        <w:pStyle w:val="Heading3"/>
+      </w:pPr>
+      <w:r>
+        <w:rPr>
+          <w:b/>
+        </w:rPr>
+        <w:t>4. employee_taxes (Dynamic Deductions)</w:t>
+      </w:r>
+    </w:p>
+    <w:tbl>
+      <w:tblPr>
+        <w:tblStyle w:val="TableGrid"/>
+        <w:tblW w:type="auto" w:w="0"/>
+        <w:tblLook w:firstColumn="1" w:firstRow="1" w:lastColumn="0" w:lastRow="0" w:noHBand="0" w:noVBand="1" w:val="04A0"/>
+      </w:tblPr>
+      <w:tblGrid>
+        <w:gridCol w:w="2160"/>
+        <w:gridCol w:w="2160"/>
+        <w:gridCol w:w="2160"/>
+        <w:gridCol w:w="2160"/>
+      </w:tblGrid>
+      <w:tr>
+        <w:tc>
+          <w:tcPr>
+            <w:tcW w:type="dxa" w:w="2160"/>
+            <w:shd w:fill="2F3E46"/>
+          </w:tcPr>
+          <w:p>
+            <w:r>
+              <w:rPr>
+                <w:b/>
+                <w:color w:val="FFFFFF"/>
+              </w:rPr>
+              <w:t>Field Name</w:t>
+            </w:r>
+          </w:p>
+        </w:tc>
+        <w:tc>
+          <w:tcPr>
+            <w:tcW w:type="dxa" w:w="2160"/>
+            <w:shd w:fill="2F3E46"/>
+          </w:tcPr>
+          <w:p>
+            <w:r>
+              <w:rPr>
+                <w:b/>
+                <w:color w:val="FFFFFF"/>
+              </w:rPr>
+              <w:t>Data Type</w:t>
+            </w:r>
+          </w:p>
+        </w:tc>
+        <w:tc>
+          <w:tcPr>
+            <w:tcW w:type="dxa" w:w="2160"/>
+            <w:shd w:fill="2F3E46"/>
+          </w:tcPr>
+          <w:p>
+            <w:r>
+              <w:rPr>
+                <w:b/>
+                <w:color w:val="FFFFFF"/>
+              </w:rPr>
+              <w:t>Constraints</w:t>
+            </w:r>
+          </w:p>
+        </w:tc>
+        <w:tc>
+          <w:tcPr>
+            <w:tcW w:type="dxa" w:w="2160"/>
+            <w:shd w:fill="2F3E46"/>
+          </w:tcPr>
+          <w:p>
+            <w:r>
+              <w:rPr>
+                <w:b/>
+                <w:color w:val="FFFFFF"/>
+              </w:rPr>
+              <w:t>Description</w:t>
+            </w:r>
+          </w:p>
+        </w:tc>
+      </w:tr>
+      <w:tr>
+        <w:tc>
+          <w:tcPr>
+            <w:tcW w:type="dxa" w:w="2160"/>
+          </w:tcPr>
+          <w:p>
+            <w:r>
+              <w:t>id</w:t>
+            </w:r>
+          </w:p>
+        </w:tc>
+        <w:tc>
+          <w:tcPr>
+            <w:tcW w:type="dxa" w:w="2160"/>
+          </w:tcPr>
+          <w:p>
+            <w:r>
+              <w:t>INT</w:t>
+            </w:r>
+          </w:p>
+        </w:tc>
+        <w:tc>
+          <w:tcPr>
+            <w:tcW w:type="dxa" w:w="2160"/>
+          </w:tcPr>
+          <w:p>
+            <w:r>
+              <w:t>AUTO_INCREMENT PRIMARY KEY</w:t>
+            </w:r>
+          </w:p>
+        </w:tc>
+        <w:tc>
+          <w:tcPr>
+            <w:tcW w:type="dxa" w:w="2160"/>
+          </w:tcPr>
+          <w:p>
+            <w:r>
+              <w:t>Unique identifier.</w:t>
+            </w:r>
+          </w:p>
+        </w:tc>
+      </w:tr>
+      <w:tr>
+        <w:tc>
+          <w:tcPr>
+            <w:tcW w:type="dxa" w:w="2160"/>
+          </w:tcPr>
+          <w:p>
+            <w:r>
+              <w:t>emp_id</w:t>
+            </w:r>
+          </w:p>
+        </w:tc>
+        <w:tc>
+          <w:tcPr>
+            <w:tcW w:type="dxa" w:w="2160"/>
+          </w:tcPr>
+          <w:p>
+            <w:r>
+              <w:t>VARCHAR(50)</w:t>
+            </w:r>
+          </w:p>
+        </w:tc>
+        <w:tc>
+          <w:tcPr>
+            <w:tcW w:type="dxa" w:w="2160"/>
+          </w:tcPr>
+          <w:p>
+            <w:r>
+              <w:t>NOT NULL (FK)</w:t>
+            </w:r>
+          </w:p>
+        </w:tc>
+        <w:tc>
+          <w:tcPr>
+            <w:tcW w:type="dxa" w:w="2160"/>
+          </w:tcPr>
+          <w:p>
+            <w:r>
+              <w:t>Foreign key mapping to employees.</w:t>
+            </w:r>
+          </w:p>
+        </w:tc>
+      </w:tr>
+      <w:tr>
+        <w:tc>
+          <w:tcPr>
+            <w:tcW w:type="dxa" w:w="2160"/>
+          </w:tcPr>
+          <w:p>
+            <w:r>
+              <w:t>tax_type</w:t>
+            </w:r>
+          </w:p>
+        </w:tc>
+        <w:tc>
+          <w:tcPr>
+            <w:tcW w:type="dxa" w:w="2160"/>
+          </w:tcPr>
+          <w:p>
+            <w:r>
+              <w:t>VARCHAR(100)</w:t>
+            </w:r>
+          </w:p>
+        </w:tc>
+        <w:tc>
+          <w:tcPr>
+            <w:tcW w:type="dxa" w:w="2160"/>
+          </w:tcPr>
+          <w:p>
+            <w:r>
+              <w:t>NOT NULL</w:t>
+            </w:r>
+          </w:p>
+        </w:tc>
+        <w:tc>
+          <w:tcPr>
+            <w:tcW w:type="dxa" w:w="2160"/>
+          </w:tcPr>
+          <w:p>
+            <w:r>
+              <w:t>Type of tax/deduction (e.g., professional_tax).</w:t>
+            </w:r>
+          </w:p>
+        </w:tc>
+      </w:tr>
+      <w:tr>
+        <w:tc>
+          <w:tcPr>
+            <w:tcW w:type="dxa" w:w="2160"/>
+          </w:tcPr>
+          <w:p>
+            <w:r>
+              <w:t>amount</w:t>
+            </w:r>
+          </w:p>
+        </w:tc>
+        <w:tc>
+          <w:tcPr>
+            <w:tcW w:type="dxa" w:w="2160"/>
+          </w:tcPr>
+          <w:p>
+            <w:r>
+              <w:t>DECIMAL(10,2)</w:t>
+            </w:r>
+          </w:p>
+        </w:tc>
+        <w:tc>
+          <w:tcPr>
+            <w:tcW w:type="dxa" w:w="2160"/>
+          </w:tcPr>
+          <w:p>
+            <w:r>
+              <w:t>DEFAULT 0.00</w:t>
+            </w:r>
+          </w:p>
+        </w:tc>
+        <w:tc>
+          <w:tcPr>
+            <w:tcW w:type="dxa" w:w="2160"/>
+          </w:tcPr>
+          <w:p>
+            <w:r>
+              <w:t>Deduction amount in INR.</w:t>
+            </w:r>
+          </w:p>
+        </w:tc>
+      </w:tr>
+    </w:tbl>
+    <w:p/>
+    <w:p>
+      <w:pPr>
+        <w:pStyle w:val="Heading3"/>
+      </w:pPr>
+      <w:r>
+        <w:rPr>
+          <w:b/>
+        </w:rPr>
+        <w:t>5. payroll_transactions (Payslip History)</w:t>
+      </w:r>
+    </w:p>
+    <w:tbl>
+      <w:tblPr>
+        <w:tblStyle w:val="TableGrid"/>
+        <w:tblW w:type="auto" w:w="0"/>
+        <w:tblLook w:firstColumn="1" w:firstRow="1" w:lastColumn="0" w:lastRow="0" w:noHBand="0" w:noVBand="1" w:val="04A0"/>
+      </w:tblPr>
+      <w:tblGrid>
+        <w:gridCol w:w="2160"/>
+        <w:gridCol w:w="2160"/>
+        <w:gridCol w:w="2160"/>
+        <w:gridCol w:w="2160"/>
+      </w:tblGrid>
+      <w:tr>
+        <w:tc>
+          <w:tcPr>
+            <w:tcW w:type="dxa" w:w="2160"/>
+            <w:shd w:fill="2F3E46"/>
+          </w:tcPr>
+          <w:p>
+            <w:r>
+              <w:rPr>
+                <w:b/>
+                <w:color w:val="FFFFFF"/>
+              </w:rPr>
+              <w:t>Field Name</w:t>
+            </w:r>
+          </w:p>
+        </w:tc>
+        <w:tc>
+          <w:tcPr>
+            <w:tcW w:type="dxa" w:w="2160"/>
+            <w:shd w:fill="2F3E46"/>
+          </w:tcPr>
+          <w:p>
+            <w:r>
+              <w:rPr>
+                <w:b/>
+                <w:color w:val="FFFFFF"/>
+              </w:rPr>
+              <w:t>Data Type</w:t>
+            </w:r>
+          </w:p>
+        </w:tc>
+        <w:tc>
+          <w:tcPr>
+            <w:tcW w:type="dxa" w:w="2160"/>
+            <w:shd w:fill="2F3E46"/>
+          </w:tcPr>
+          <w:p>
+            <w:r>
+              <w:rPr>
+                <w:b/>
+                <w:color w:val="FFFFFF"/>
+              </w:rPr>
+              <w:t>Constraints</w:t>
+            </w:r>
+          </w:p>
+        </w:tc>
+        <w:tc>
+          <w:tcPr>
+            <w:tcW w:type="dxa" w:w="2160"/>
+            <w:shd w:fill="2F3E46"/>
+          </w:tcPr>
+          <w:p>
+            <w:r>
+              <w:rPr>
+                <w:b/>
+                <w:color w:val="FFFFFF"/>
+              </w:rPr>
+              <w:t>Description</w:t>
+            </w:r>
+          </w:p>
+        </w:tc>
+      </w:tr>
+      <w:tr>
+        <w:tc>
+          <w:tcPr>
+            <w:tcW w:type="dxa" w:w="2160"/>
+          </w:tcPr>
+          <w:p>
+            <w:r>
+              <w:t>id</w:t>
+            </w:r>
+          </w:p>
+        </w:tc>
+        <w:tc>
+          <w:tcPr>
+            <w:tcW w:type="dxa" w:w="2160"/>
+          </w:tcPr>
+          <w:p>
+            <w:r>
+              <w:t>INT</w:t>
+            </w:r>
+          </w:p>
+        </w:tc>
+        <w:tc>
+          <w:tcPr>
+            <w:tcW w:type="dxa" w:w="2160"/>
+          </w:tcPr>
+          <w:p>
+            <w:r>
+              <w:t>AUTO_INCREMENT PRIMARY KEY</w:t>
+            </w:r>
+          </w:p>
+        </w:tc>
+        <w:tc>
+          <w:tcPr>
+            <w:tcW w:type="dxa" w:w="2160"/>
+          </w:tcPr>
+          <w:p>
+            <w:r>
+              <w:t>Unique identifier.</w:t>
+            </w:r>
+          </w:p>
+        </w:tc>
+      </w:tr>
+      <w:tr>
+        <w:tc>
+          <w:tcPr>
+            <w:tcW w:type="dxa" w:w="2160"/>
+          </w:tcPr>
+          <w:p>
+            <w:r>
+              <w:t>emp_id</w:t>
+            </w:r>
+          </w:p>
+        </w:tc>
+        <w:tc>
+          <w:tcPr>
+            <w:tcW w:type="dxa" w:w="2160"/>
+          </w:tcPr>
+          <w:p>
+            <w:r>
+              <w:t>VARCHAR(50)</w:t>
+            </w:r>
+          </w:p>
+        </w:tc>
+        <w:tc>
+          <w:tcPr>
+            <w:tcW w:type="dxa" w:w="2160"/>
+          </w:tcPr>
+          <w:p>
+            <w:r>
+              <w:t>NOT NULL (FK)</w:t>
+            </w:r>
+          </w:p>
+        </w:tc>
+        <w:tc>
+          <w:tcPr>
+            <w:tcW w:type="dxa" w:w="2160"/>
+          </w:tcPr>
+          <w:p>
+            <w:r>
+              <w:t>Foreign key mapping to employees.</w:t>
+            </w:r>
+          </w:p>
+        </w:tc>
+      </w:tr>
+      <w:tr>
+        <w:tc>
+          <w:tcPr>
+            <w:tcW w:type="dxa" w:w="2160"/>
+          </w:tcPr>
+          <w:p>
+            <w:r>
+              <w:t>salary_month</w:t>
+            </w:r>
+          </w:p>
+        </w:tc>
+        <w:tc>
+          <w:tcPr>
+            <w:tcW w:type="dxa" w:w="2160"/>
+          </w:tcPr>
+          <w:p>
+            <w:r>
+              <w:t>VARCHAR(20)</w:t>
+            </w:r>
+          </w:p>
+        </w:tc>
+        <w:tc>
+          <w:tcPr>
+            <w:tcW w:type="dxa" w:w="2160"/>
+          </w:tcPr>
+          <w:p>
+            <w:r>
+              <w:t>NOT NULL</w:t>
+            </w:r>
+          </w:p>
+        </w:tc>
+        <w:tc>
+          <w:tcPr>
+            <w:tcW w:type="dxa" w:w="2160"/>
+          </w:tcPr>
+          <w:p>
+            <w:r>
+              <w:t>Month of the generated payslip.</w:t>
+            </w:r>
+          </w:p>
+        </w:tc>
+      </w:tr>
+      <w:tr>
+        <w:tc>
+          <w:tcPr>
+            <w:tcW w:type="dxa" w:w="2160"/>
+          </w:tcPr>
+          <w:p>
+            <w:r>
+              <w:t>salary_year</w:t>
+            </w:r>
+          </w:p>
+        </w:tc>
+        <w:tc>
+          <w:tcPr>
+            <w:tcW w:type="dxa" w:w="2160"/>
+          </w:tcPr>
+          <w:p>
+            <w:r>
+              <w:t>INT</w:t>
+            </w:r>
+          </w:p>
+        </w:tc>
+        <w:tc>
+          <w:tcPr>
+            <w:tcW w:type="dxa" w:w="2160"/>
+          </w:tcPr>
+          <w:p>
+            <w:r>
+              <w:t>NOT NULL</w:t>
+            </w:r>
+          </w:p>
+        </w:tc>
+        <w:tc>
+          <w:tcPr>
+            <w:tcW w:type="dxa" w:w="2160"/>
+          </w:tcPr>
+          <w:p>
+            <w:r>
+              <w:t>Year of the generated payslip.</w:t>
+            </w:r>
+          </w:p>
+        </w:tc>
+      </w:tr>
+      <w:tr>
+        <w:tc>
+          <w:tcPr>
+            <w:tcW w:type="dxa" w:w="2160"/>
+          </w:tcPr>
+          <w:p>
+            <w:r>
+              <w:t>basic_salary</w:t>
+            </w:r>
+          </w:p>
+        </w:tc>
+        <w:tc>
+          <w:tcPr>
+            <w:tcW w:type="dxa" w:w="2160"/>
+          </w:tcPr>
+          <w:p>
+            <w:r>
+              <w:t>DECIMAL(10,2)</w:t>
+            </w:r>
+          </w:p>
+        </w:tc>
+        <w:tc>
+          <w:tcPr>
+            <w:tcW w:type="dxa" w:w="2160"/>
+          </w:tcPr>
+          <w:p>
+            <w:r>
+              <w:t>DEFAULT 0.00</w:t>
+            </w:r>
+          </w:p>
+        </w:tc>
+        <w:tc>
+          <w:tcPr>
+            <w:tcW w:type="dxa" w:w="2160"/>
+          </w:tcPr>
+          <w:p>
+            <w:r>
+              <w:t>Base salary for the period.</w:t>
+            </w:r>
+          </w:p>
+        </w:tc>
+      </w:tr>
+      <w:tr>
+        <w:tc>
+          <w:tcPr>
+            <w:tcW w:type="dxa" w:w="2160"/>
+          </w:tcPr>
+          <w:p>
+            <w:r>
+              <w:t>allowances</w:t>
+            </w:r>
+          </w:p>
+        </w:tc>
+        <w:tc>
+          <w:tcPr>
+            <w:tcW w:type="dxa" w:w="2160"/>
+          </w:tcPr>
+          <w:p>
+            <w:r>
+              <w:t>DECIMAL(10,2)</w:t>
+            </w:r>
+          </w:p>
+        </w:tc>
+        <w:tc>
+          <w:tcPr>
+            <w:tcW w:type="dxa" w:w="2160"/>
+          </w:tcPr>
+          <w:p>
+            <w:r>
+              <w:t>DEFAULT 0.00</w:t>
+            </w:r>
+          </w:p>
+        </w:tc>
+        <w:tc>
+          <w:tcPr>
+            <w:tcW w:type="dxa" w:w="2160"/>
+          </w:tcPr>
+          <w:p>
+            <w:r>
+              <w:t>Total allowances for the period.</w:t>
+            </w:r>
+          </w:p>
+        </w:tc>
+      </w:tr>
+      <w:tr>
+        <w:tc>
+          <w:tcPr>
+            <w:tcW w:type="dxa" w:w="2160"/>
+          </w:tcPr>
+          <w:p>
+            <w:r>
+              <w:t>deductions</w:t>
+            </w:r>
+          </w:p>
+        </w:tc>
+        <w:tc>
+          <w:tcPr>
+            <w:tcW w:type="dxa" w:w="2160"/>
+          </w:tcPr>
+          <w:p>
+            <w:r>
+              <w:t>DECIMAL(10,2)</w:t>
+            </w:r>
+          </w:p>
+        </w:tc>
+        <w:tc>
+          <w:tcPr>
+            <w:tcW w:type="dxa" w:w="2160"/>
+          </w:tcPr>
+          <w:p>
+            <w:r>
+              <w:t>DEFAULT 0.00</w:t>
+            </w:r>
+          </w:p>
+        </w:tc>
+        <w:tc>
+          <w:tcPr>
+            <w:tcW w:type="dxa" w:w="2160"/>
+          </w:tcPr>
+          <w:p>
+            <w:r>
+              <w:t>Total deductions for the period.</w:t>
+            </w:r>
+          </w:p>
+        </w:tc>
+      </w:tr>
+      <w:tr>
+        <w:tc>
+          <w:tcPr>
+            <w:tcW w:type="dxa" w:w="2160"/>
+          </w:tcPr>
+          <w:p>
+            <w:r>
+              <w:t>net_pay</w:t>
+            </w:r>
+          </w:p>
+        </w:tc>
+        <w:tc>
+          <w:tcPr>
+            <w:tcW w:type="dxa" w:w="2160"/>
+          </w:tcPr>
+          <w:p>
+            <w:r>
+              <w:t>DECIMAL(10,2)</w:t>
+            </w:r>
+          </w:p>
+        </w:tc>
+        <w:tc>
+          <w:tcPr>
+            <w:tcW w:type="dxa" w:w="2160"/>
+          </w:tcPr>
+          <w:p>
+            <w:r>
+              <w:t>DEFAULT 0.00</w:t>
+            </w:r>
+          </w:p>
+        </w:tc>
+        <w:tc>
+          <w:tcPr>
+            <w:tcW w:type="dxa" w:w="2160"/>
+          </w:tcPr>
+          <w:p>
+            <w:r>
+              <w:t>Final net salary paid to the employee.</w:t>
+            </w:r>
+          </w:p>
+        </w:tc>
+      </w:tr>
+      <w:tr>
+        <w:tc>
+          <w:tcPr>
+            <w:tcW w:type="dxa" w:w="2160"/>
+          </w:tcPr>
+          <w:p>
+            <w:r>
+              <w:t>generated_at</w:t>
+            </w:r>
+          </w:p>
+        </w:tc>
+        <w:tc>
+          <w:tcPr>
+            <w:tcW w:type="dxa" w:w="2160"/>
+          </w:tcPr>
+          <w:p>
+            <w:r>
+              <w:t>DATETIME</w:t>
+            </w:r>
+          </w:p>
+        </w:tc>
+        <w:tc>
+          <w:tcPr>
+            <w:tcW w:type="dxa" w:w="2160"/>
+          </w:tcPr>
+          <w:p>
+            <w:r>
+              <w:t>DEFAULT CURRENT_TIMESTAMP</w:t>
+            </w:r>
+          </w:p>
+        </w:tc>
+        <w:tc>
+          <w:tcPr>
+            <w:tcW w:type="dxa" w:w="2160"/>
+          </w:tcPr>
+          <w:p>
+            <w:r>
+              <w:t>Timestamp when the payslip was generated.</w:t>
+            </w:r>
+          </w:p>
+        </w:tc>
+      </w:tr>
+    </w:tbl>
+    <w:p/>
+    <w:p>
+      <w:pPr>
+        <w:pStyle w:val="Heading3"/>
+      </w:pPr>
+      <w:r>
+        <w:rPr>
+          <w:b/>
+        </w:rPr>
+        <w:t>6. employee_emails (Communication Log)</w:t>
+      </w:r>
+    </w:p>
+    <w:tbl>
+      <w:tblPr>
+        <w:tblStyle w:val="TableGrid"/>
+        <w:tblW w:type="auto" w:w="0"/>
+        <w:tblLook w:firstColumn="1" w:firstRow="1" w:lastColumn="0" w:lastRow="0" w:noHBand="0" w:noVBand="1" w:val="04A0"/>
+      </w:tblPr>
+      <w:tblGrid>
+        <w:gridCol w:w="2160"/>
+        <w:gridCol w:w="2160"/>
+        <w:gridCol w:w="2160"/>
+        <w:gridCol w:w="2160"/>
+      </w:tblGrid>
+      <w:tr>
+        <w:tc>
+          <w:tcPr>
+            <w:tcW w:type="dxa" w:w="2160"/>
+            <w:shd w:fill="2F3E46"/>
+          </w:tcPr>
+          <w:p>
+            <w:r>
+              <w:rPr>
+                <w:b/>
+                <w:color w:val="FFFFFF"/>
+              </w:rPr>
+              <w:t>Field Name</w:t>
+            </w:r>
+          </w:p>
+        </w:tc>
+        <w:tc>
+          <w:tcPr>
+            <w:tcW w:type="dxa" w:w="2160"/>
+            <w:shd w:fill="2F3E46"/>
+          </w:tcPr>
+          <w:p>
+            <w:r>
+              <w:rPr>
+                <w:b/>
+                <w:color w:val="FFFFFF"/>
+              </w:rPr>
+              <w:t>Data Type</w:t>
+            </w:r>
+          </w:p>
+        </w:tc>
+        <w:tc>
+          <w:tcPr>
+            <w:tcW w:type="dxa" w:w="2160"/>
+            <w:shd w:fill="2F3E46"/>
+          </w:tcPr>
+          <w:p>
+            <w:r>
+              <w:rPr>
+                <w:b/>
+                <w:color w:val="FFFFFF"/>
+              </w:rPr>
+              <w:t>Constraints</w:t>
+            </w:r>
+          </w:p>
+        </w:tc>
+        <w:tc>
+          <w:tcPr>
+            <w:tcW w:type="dxa" w:w="2160"/>
+            <w:shd w:fill="2F3E46"/>
+          </w:tcPr>
+          <w:p>
+            <w:r>
+              <w:rPr>
+                <w:b/>
+                <w:color w:val="FFFFFF"/>
+              </w:rPr>
+              <w:t>Description</w:t>
+            </w:r>
+          </w:p>
+        </w:tc>
+      </w:tr>
+      <w:tr>
+        <w:tc>
+          <w:tcPr>
+            <w:tcW w:type="dxa" w:w="2160"/>
+          </w:tcPr>
+          <w:p>
+            <w:r>
+              <w:t>id</w:t>
+            </w:r>
+          </w:p>
+        </w:tc>
+        <w:tc>
+          <w:tcPr>
+            <w:tcW w:type="dxa" w:w="2160"/>
+          </w:tcPr>
+          <w:p>
+            <w:r>
+              <w:t>INT</w:t>
+            </w:r>
+          </w:p>
+        </w:tc>
+        <w:tc>
+          <w:tcPr>
+            <w:tcW w:type="dxa" w:w="2160"/>
+          </w:tcPr>
+          <w:p>
+            <w:r>
+              <w:t>AUTO_INCREMENT PRIMARY KEY</w:t>
+            </w:r>
+          </w:p>
+        </w:tc>
+        <w:tc>
+          <w:tcPr>
+            <w:tcW w:type="dxa" w:w="2160"/>
+          </w:tcPr>
+          <w:p>
+            <w:r>
+              <w:t>Unique identifier.</w:t>
+            </w:r>
+          </w:p>
+        </w:tc>
+      </w:tr>
+      <w:tr>
+        <w:tc>
+          <w:tcPr>
+            <w:tcW w:type="dxa" w:w="2160"/>
+          </w:tcPr>
+          <w:p>
+            <w:r>
+              <w:t>emp_id</w:t>
+            </w:r>
+          </w:p>
+        </w:tc>
+        <w:tc>
+          <w:tcPr>
+            <w:tcW w:type="dxa" w:w="2160"/>
+          </w:tcPr>
+          <w:p>
+            <w:r>
+              <w:t>VARCHAR(50)</w:t>
+            </w:r>
+          </w:p>
+        </w:tc>
+        <w:tc>
+          <w:tcPr>
+            <w:tcW w:type="dxa" w:w="2160"/>
+          </w:tcPr>
+          <w:p>
+            <w:r>
+              <w:t>NOT NULL (FK)</w:t>
+            </w:r>
+          </w:p>
+        </w:tc>
+        <w:tc>
+          <w:tcPr>
+            <w:tcW w:type="dxa" w:w="2160"/>
+          </w:tcPr>
+          <w:p>
+            <w:r>
+              <w:t>Foreign key mapping to employees.</w:t>
+            </w:r>
+          </w:p>
+        </w:tc>
+      </w:tr>
+      <w:tr>
+        <w:tc>
+          <w:tcPr>
+            <w:tcW w:type="dxa" w:w="2160"/>
+          </w:tcPr>
+          <w:p>
+            <w:r>
+              <w:t>sender_email</w:t>
+            </w:r>
+          </w:p>
+        </w:tc>
+        <w:tc>
+          <w:tcPr>
+            <w:tcW w:type="dxa" w:w="2160"/>
+          </w:tcPr>
+          <w:p>
+            <w:r>
+              <w:t>VARCHAR(100)</w:t>
+            </w:r>
+          </w:p>
+        </w:tc>
+        <w:tc>
+          <w:tcPr>
+            <w:tcW w:type="dxa" w:w="2160"/>
+          </w:tcPr>
+          <w:p>
+            <w:r>
+              <w:t>DEFAULT 'admin@maxworth.com'</w:t>
+            </w:r>
+          </w:p>
+        </w:tc>
+        <w:tc>
+          <w:tcPr>
+            <w:tcW w:type="dxa" w:w="2160"/>
+          </w:tcPr>
+          <w:p>
+            <w:r>
+              <w:t>Email address of the sender.</w:t>
+            </w:r>
+          </w:p>
+        </w:tc>
+      </w:tr>
+      <w:tr>
+        <w:tc>
+          <w:tcPr>
+            <w:tcW w:type="dxa" w:w="2160"/>
+          </w:tcPr>
+          <w:p>
+            <w:r>
+              <w:t>receiver_email</w:t>
+            </w:r>
+          </w:p>
+        </w:tc>
+        <w:tc>
+          <w:tcPr>
+            <w:tcW w:type="dxa" w:w="2160"/>
+          </w:tcPr>
+          <w:p>
+            <w:r>
+              <w:t>VARCHAR(100)</w:t>
+            </w:r>
+          </w:p>
+        </w:tc>
+        <w:tc>
+          <w:tcPr>
+            <w:tcW w:type="dxa" w:w="2160"/>
+          </w:tcPr>
+          <w:p>
+            <w:r>
+              <w:t>NULL</w:t>
+            </w:r>
+          </w:p>
+        </w:tc>
+        <w:tc>
+          <w:tcPr>
+            <w:tcW w:type="dxa" w:w="2160"/>
+          </w:tcPr>
+          <w:p>
+            <w:r>
+              <w:t>Email address of the employee.</w:t>
+            </w:r>
+          </w:p>
+        </w:tc>
+      </w:tr>
+      <w:tr>
+        <w:tc>
+          <w:tcPr>
+            <w:tcW w:type="dxa" w:w="2160"/>
+          </w:tcPr>
+          <w:p>
+            <w:r>
+              <w:t>sent_at</w:t>
+            </w:r>
+          </w:p>
+        </w:tc>
+        <w:tc>
+          <w:tcPr>
+            <w:tcW w:type="dxa" w:w="2160"/>
+          </w:tcPr>
+          <w:p>
+            <w:r>
+              <w:t>DATETIME</w:t>
+            </w:r>
+          </w:p>
+        </w:tc>
+        <w:tc>
+          <w:tcPr>
+            <w:tcW w:type="dxa" w:w="2160"/>
+          </w:tcPr>
+          <w:p>
+            <w:r>
+              <w:t>DEFAULT CURRENT_TIMESTAMP</w:t>
+            </w:r>
+          </w:p>
+        </w:tc>
+        <w:tc>
+          <w:tcPr>
+            <w:tcW w:type="dxa" w:w="2160"/>
+          </w:tcPr>
+          <w:p>
+            <w:r>
+              <w:t>Timestamp when email was sent.</w:t>
+            </w:r>
+          </w:p>
+        </w:tc>
+      </w:tr>
+      <w:tr>
+        <w:tc>
+          <w:tcPr>
+            <w:tcW w:type="dxa" w:w="2160"/>
+          </w:tcPr>
+          <w:p>
+            <w:r>
+              <w:t>subject</w:t>
+            </w:r>
+          </w:p>
+        </w:tc>
+        <w:tc>
+          <w:tcPr>
+            <w:tcW w:type="dxa" w:w="2160"/>
+          </w:tcPr>
+          <w:p>
+            <w:r>
+              <w:t>VARCHAR(255)</w:t>
+            </w:r>
+          </w:p>
+        </w:tc>
+        <w:tc>
+          <w:tcPr>
+            <w:tcW w:type="dxa" w:w="2160"/>
+          </w:tcPr>
+          <w:p>
+            <w:r>
+              <w:t>NULL</w:t>
+            </w:r>
+          </w:p>
+        </w:tc>
+        <w:tc>
+          <w:tcPr>
+            <w:tcW w:type="dxa" w:w="2160"/>
+          </w:tcPr>
+          <w:p>
+            <w:r>
+              <w:t>Subject line of the email.</w:t>
+            </w:r>
+          </w:p>
+        </w:tc>
+      </w:tr>
+      <w:tr>
+        <w:tc>
+          <w:tcPr>
+            <w:tcW w:type="dxa" w:w="2160"/>
+          </w:tcPr>
+          <w:p>
+            <w:r>
+              <w:t>body</w:t>
+            </w:r>
+          </w:p>
+        </w:tc>
+        <w:tc>
+          <w:tcPr>
+            <w:tcW w:type="dxa" w:w="2160"/>
+          </w:tcPr>
+          <w:p>
+            <w:r>
+              <w:t>TEXT</w:t>
+            </w:r>
+          </w:p>
+        </w:tc>
+        <w:tc>
+          <w:tcPr>
+            <w:tcW w:type="dxa" w:w="2160"/>
+          </w:tcPr>
+          <w:p>
+            <w:r>
+              <w:t>NULL</w:t>
+            </w:r>
+          </w:p>
+        </w:tc>
+        <w:tc>
+          <w:tcPr>
+            <w:tcW w:type="dxa" w:w="2160"/>
+          </w:tcPr>
+          <w:p>
+            <w:r>
+              <w:t>Body content of the email.</w:t>
+            </w:r>
+          </w:p>
+        </w:tc>
+      </w:tr>
+      <w:tr>
+        <w:tc>
+          <w:tcPr>
+            <w:tcW w:type="dxa" w:w="2160"/>
+          </w:tcPr>
+          <w:p>
+            <w:r>
+              <w:t>response_received_at</w:t>
+            </w:r>
+          </w:p>
+        </w:tc>
+        <w:tc>
+          <w:tcPr>
+            <w:tcW w:type="dxa" w:w="2160"/>
+          </w:tcPr>
+          <w:p>
+            <w:r>
+              <w:t>DATETIME</w:t>
+            </w:r>
+          </w:p>
+        </w:tc>
+        <w:tc>
+          <w:tcPr>
+            <w:tcW w:type="dxa" w:w="2160"/>
+          </w:tcPr>
+          <w:p>
+            <w:r>
+              <w:t>NULL</w:t>
+            </w:r>
+          </w:p>
+        </w:tc>
+        <w:tc>
+          <w:tcPr>
+            <w:tcW w:type="dxa" w:w="2160"/>
+          </w:tcPr>
+          <w:p>
+            <w:r>
+              <w:t>Timestamp when employee responded.</w:t>
+            </w:r>
+          </w:p>
+        </w:tc>
+      </w:tr>
+      <w:tr>
+        <w:tc>
+          <w:tcPr>
+            <w:tcW w:type="dxa" w:w="2160"/>
+          </w:tcPr>
+          <w:p>
+            <w:r>
+              <w:t>status</w:t>
+            </w:r>
+          </w:p>
+        </w:tc>
+        <w:tc>
+          <w:tcPr>
+            <w:tcW w:type="dxa" w:w="2160"/>
+          </w:tcPr>
+          <w:p>
+            <w:r>
+              <w:t>VARCHAR(20)</w:t>
+            </w:r>
+          </w:p>
+        </w:tc>
+        <w:tc>
+          <w:tcPr>
+            <w:tcW w:type="dxa" w:w="2160"/>
+          </w:tcPr>
+          <w:p>
+            <w:r>
+              <w:t>DEFAULT 'Sent'</w:t>
+            </w:r>
+          </w:p>
+        </w:tc>
+        <w:tc>
+          <w:tcPr>
+            <w:tcW w:type="dxa" w:w="2160"/>
+          </w:tcPr>
+          <w:p>
+            <w:r>
+              <w:t>Current status of the email interaction.</w:t>
+            </w:r>
+          </w:p>
+        </w:tc>
+      </w:tr>
+    </w:tbl>
+    <w:p/>
+    <w:p>
       <w:r>
         <w:rPr>
           <w:rFonts w:ascii="Arial" w:hAnsi="Arial"/>
@@ -264,971 +7247,6 @@
         <w:t>The application utilizes a relational MySQL schema configured to represent core employee entities. The primary table is named 'employees'.</w:t>
       </w:r>
     </w:p>
-    <w:tbl>
-      <w:tblPr>
-        <w:tblStyle w:val="LightShading-Accent1"/>
-        <w:tblW w:type="auto" w:w="0"/>
-        <w:tblLook w:firstColumn="1" w:firstRow="1" w:lastColumn="0" w:lastRow="0" w:noHBand="0" w:noVBand="1" w:val="04A0"/>
-      </w:tblPr>
-      <w:tblGrid>
-        <w:gridCol w:w="2160"/>
-        <w:gridCol w:w="2160"/>
-        <w:gridCol w:w="2160"/>
-        <w:gridCol w:w="2160"/>
-      </w:tblGrid>
-      <w:tr>
-        <w:tc>
-          <w:tcPr>
-            <w:tcW w:type="dxa" w:w="2160"/>
-          </w:tcPr>
-          <w:p>
-            <w:r>
-              <w:rPr>
-                <w:rFonts w:ascii="Arial" w:hAnsi="Arial"/>
-                <w:b/>
-                <w:i w:val="0"/>
-                <w:color w:val="0F172A"/>
-                <w:sz w:val="20"/>
-              </w:rPr>
-              <w:t>Field Name</w:t>
-            </w:r>
-          </w:p>
-        </w:tc>
-        <w:tc>
-          <w:tcPr>
-            <w:tcW w:type="dxa" w:w="2160"/>
-          </w:tcPr>
-          <w:p>
-            <w:r>
-              <w:rPr>
-                <w:rFonts w:ascii="Arial" w:hAnsi="Arial"/>
-                <w:b/>
-                <w:i w:val="0"/>
-                <w:color w:val="0F172A"/>
-                <w:sz w:val="20"/>
-              </w:rPr>
-              <w:t>Data Type</w:t>
-            </w:r>
-          </w:p>
-        </w:tc>
-        <w:tc>
-          <w:tcPr>
-            <w:tcW w:type="dxa" w:w="2160"/>
-          </w:tcPr>
-          <w:p>
-            <w:r>
-              <w:rPr>
-                <w:rFonts w:ascii="Arial" w:hAnsi="Arial"/>
-                <w:b/>
-                <w:i w:val="0"/>
-                <w:color w:val="0F172A"/>
-                <w:sz w:val="20"/>
-              </w:rPr>
-              <w:t>Constraints</w:t>
-            </w:r>
-          </w:p>
-        </w:tc>
-        <w:tc>
-          <w:tcPr>
-            <w:tcW w:type="dxa" w:w="2160"/>
-          </w:tcPr>
-          <w:p>
-            <w:r>
-              <w:rPr>
-                <w:rFonts w:ascii="Arial" w:hAnsi="Arial"/>
-                <w:b/>
-                <w:i w:val="0"/>
-                <w:color w:val="0F172A"/>
-                <w:sz w:val="20"/>
-              </w:rPr>
-              <w:t>Description</w:t>
-            </w:r>
-          </w:p>
-        </w:tc>
-      </w:tr>
-      <w:tr>
-        <w:tc>
-          <w:tcPr>
-            <w:tcW w:type="dxa" w:w="2160"/>
-          </w:tcPr>
-          <w:p>
-            <w:r>
-              <w:t>id</w:t>
-            </w:r>
-          </w:p>
-        </w:tc>
-        <w:tc>
-          <w:tcPr>
-            <w:tcW w:type="dxa" w:w="2160"/>
-          </w:tcPr>
-          <w:p>
-            <w:r>
-              <w:t>INT</w:t>
-            </w:r>
-          </w:p>
-        </w:tc>
-        <w:tc>
-          <w:tcPr>
-            <w:tcW w:type="dxa" w:w="2160"/>
-          </w:tcPr>
-          <w:p>
-            <w:r>
-              <w:t>AUTO_INCREMENT, PRIMARY KEY</w:t>
-            </w:r>
-          </w:p>
-        </w:tc>
-        <w:tc>
-          <w:tcPr>
-            <w:tcW w:type="dxa" w:w="2160"/>
-          </w:tcPr>
-          <w:p>
-            <w:r>
-              <w:t>Unique internal database record identifier.</w:t>
-            </w:r>
-          </w:p>
-        </w:tc>
-      </w:tr>
-      <w:tr>
-        <w:tc>
-          <w:tcPr>
-            <w:tcW w:type="dxa" w:w="2160"/>
-          </w:tcPr>
-          <w:p>
-            <w:r>
-              <w:t>emp_id</w:t>
-            </w:r>
-          </w:p>
-        </w:tc>
-        <w:tc>
-          <w:tcPr>
-            <w:tcW w:type="dxa" w:w="2160"/>
-          </w:tcPr>
-          <w:p>
-            <w:r>
-              <w:t>VARCHAR(50)</w:t>
-            </w:r>
-          </w:p>
-        </w:tc>
-        <w:tc>
-          <w:tcPr>
-            <w:tcW w:type="dxa" w:w="2160"/>
-          </w:tcPr>
-          <w:p>
-            <w:r>
-              <w:t>NOT NULL, UNIQUE</w:t>
-            </w:r>
-          </w:p>
-        </w:tc>
-        <w:tc>
-          <w:tcPr>
-            <w:tcW w:type="dxa" w:w="2160"/>
-          </w:tcPr>
-          <w:p>
-            <w:r>
-              <w:t>Unique alphanumeric employee code (e.g. EMP-2026-0001).</w:t>
-            </w:r>
-          </w:p>
-        </w:tc>
-      </w:tr>
-      <w:tr>
-        <w:tc>
-          <w:tcPr>
-            <w:tcW w:type="dxa" w:w="2160"/>
-          </w:tcPr>
-          <w:p>
-            <w:r>
-              <w:t>emp_name</w:t>
-            </w:r>
-          </w:p>
-        </w:tc>
-        <w:tc>
-          <w:tcPr>
-            <w:tcW w:type="dxa" w:w="2160"/>
-          </w:tcPr>
-          <w:p>
-            <w:r>
-              <w:t>VARCHAR(100)</w:t>
-            </w:r>
-          </w:p>
-        </w:tc>
-        <w:tc>
-          <w:tcPr>
-            <w:tcW w:type="dxa" w:w="2160"/>
-          </w:tcPr>
-          <w:p>
-            <w:r>
-              <w:t>NOT NULL</w:t>
-            </w:r>
-          </w:p>
-        </w:tc>
-        <w:tc>
-          <w:tcPr>
-            <w:tcW w:type="dxa" w:w="2160"/>
-          </w:tcPr>
-          <w:p>
-            <w:r>
-              <w:t>Full legal name of the employee.</w:t>
-            </w:r>
-          </w:p>
-        </w:tc>
-      </w:tr>
-      <w:tr>
-        <w:tc>
-          <w:tcPr>
-            <w:tcW w:type="dxa" w:w="2160"/>
-          </w:tcPr>
-          <w:p>
-            <w:r>
-              <w:t>email</w:t>
-            </w:r>
-          </w:p>
-        </w:tc>
-        <w:tc>
-          <w:tcPr>
-            <w:tcW w:type="dxa" w:w="2160"/>
-          </w:tcPr>
-          <w:p>
-            <w:r>
-              <w:t>VARCHAR(100)</w:t>
-            </w:r>
-          </w:p>
-        </w:tc>
-        <w:tc>
-          <w:tcPr>
-            <w:tcW w:type="dxa" w:w="2160"/>
-          </w:tcPr>
-          <w:p>
-            <w:r>
-              <w:t>NOT NULL, UNIQUE</w:t>
-            </w:r>
-          </w:p>
-        </w:tc>
-        <w:tc>
-          <w:tcPr>
-            <w:tcW w:type="dxa" w:w="2160"/>
-          </w:tcPr>
-          <w:p>
-            <w:r>
-              <w:t>Professional email address (e.g., name@company.com).</w:t>
-            </w:r>
-          </w:p>
-        </w:tc>
-      </w:tr>
-      <w:tr>
-        <w:tc>
-          <w:tcPr>
-            <w:tcW w:type="dxa" w:w="2160"/>
-          </w:tcPr>
-          <w:p>
-            <w:r>
-              <w:t>date</w:t>
-            </w:r>
-          </w:p>
-        </w:tc>
-        <w:tc>
-          <w:tcPr>
-            <w:tcW w:type="dxa" w:w="2160"/>
-          </w:tcPr>
-          <w:p>
-            <w:r>
-              <w:t>DATE</w:t>
-            </w:r>
-          </w:p>
-        </w:tc>
-        <w:tc>
-          <w:tcPr>
-            <w:tcW w:type="dxa" w:w="2160"/>
-          </w:tcPr>
-          <w:p>
-            <w:r>
-              <w:t>NOT NULL</w:t>
-            </w:r>
-          </w:p>
-        </w:tc>
-        <w:tc>
-          <w:tcPr>
-            <w:tcW w:type="dxa" w:w="2160"/>
-          </w:tcPr>
-          <w:p>
-            <w:r>
-              <w:t>Joining date of the employee.</w:t>
-            </w:r>
-          </w:p>
-        </w:tc>
-      </w:tr>
-      <w:tr>
-        <w:tc>
-          <w:tcPr>
-            <w:tcW w:type="dxa" w:w="2160"/>
-          </w:tcPr>
-          <w:p>
-            <w:r>
-              <w:t>basic_salary</w:t>
-            </w:r>
-          </w:p>
-        </w:tc>
-        <w:tc>
-          <w:tcPr>
-            <w:tcW w:type="dxa" w:w="2160"/>
-          </w:tcPr>
-          <w:p>
-            <w:r>
-              <w:t>DECIMAL(10,2)</w:t>
-            </w:r>
-          </w:p>
-        </w:tc>
-        <w:tc>
-          <w:tcPr>
-            <w:tcW w:type="dxa" w:w="2160"/>
-          </w:tcPr>
-          <w:p>
-            <w:r>
-              <w:t>DEFAULT 45000.00</w:t>
-            </w:r>
-          </w:p>
-        </w:tc>
-        <w:tc>
-          <w:tcPr>
-            <w:tcW w:type="dxa" w:w="2160"/>
-          </w:tcPr>
-          <w:p>
-            <w:r>
-              <w:t>Monthly base salary payout.</w:t>
-            </w:r>
-          </w:p>
-        </w:tc>
-      </w:tr>
-      <w:tr>
-        <w:tc>
-          <w:tcPr>
-            <w:tcW w:type="dxa" w:w="2160"/>
-          </w:tcPr>
-          <w:p>
-            <w:r>
-              <w:t>allowances</w:t>
-            </w:r>
-          </w:p>
-        </w:tc>
-        <w:tc>
-          <w:tcPr>
-            <w:tcW w:type="dxa" w:w="2160"/>
-          </w:tcPr>
-          <w:p>
-            <w:r>
-              <w:t>DECIMAL(10,2)</w:t>
-            </w:r>
-          </w:p>
-        </w:tc>
-        <w:tc>
-          <w:tcPr>
-            <w:tcW w:type="dxa" w:w="2160"/>
-          </w:tcPr>
-          <w:p>
-            <w:r>
-              <w:t>DEFAULT 12000.00</w:t>
-            </w:r>
-          </w:p>
-        </w:tc>
-        <w:tc>
-          <w:tcPr>
-            <w:tcW w:type="dxa" w:w="2160"/>
-          </w:tcPr>
-          <w:p>
-            <w:r>
-              <w:t>Aggregated allowances (sum of meal, transport, and medical).</w:t>
-            </w:r>
-          </w:p>
-        </w:tc>
-      </w:tr>
-      <w:tr>
-        <w:tc>
-          <w:tcPr>
-            <w:tcW w:type="dxa" w:w="2160"/>
-          </w:tcPr>
-          <w:p>
-            <w:r>
-              <w:t>deductions</w:t>
-            </w:r>
-          </w:p>
-        </w:tc>
-        <w:tc>
-          <w:tcPr>
-            <w:tcW w:type="dxa" w:w="2160"/>
-          </w:tcPr>
-          <w:p>
-            <w:r>
-              <w:t>DECIMAL(10,2)</w:t>
-            </w:r>
-          </w:p>
-        </w:tc>
-        <w:tc>
-          <w:tcPr>
-            <w:tcW w:type="dxa" w:w="2160"/>
-          </w:tcPr>
-          <w:p>
-            <w:r>
-              <w:t>DEFAULT 5000.00</w:t>
-            </w:r>
-          </w:p>
-        </w:tc>
-        <w:tc>
-          <w:tcPr>
-            <w:tcW w:type="dxa" w:w="2160"/>
-          </w:tcPr>
-          <w:p>
-            <w:r>
-              <w:t>Aggregated deductions (sum of retirement and tax).</w:t>
-            </w:r>
-          </w:p>
-        </w:tc>
-      </w:tr>
-      <w:tr>
-        <w:tc>
-          <w:tcPr>
-            <w:tcW w:type="dxa" w:w="2160"/>
-          </w:tcPr>
-          <w:p>
-            <w:r>
-              <w:t>age</w:t>
-            </w:r>
-          </w:p>
-        </w:tc>
-        <w:tc>
-          <w:tcPr>
-            <w:tcW w:type="dxa" w:w="2160"/>
-          </w:tcPr>
-          <w:p>
-            <w:r>
-              <w:t>INT</w:t>
-            </w:r>
-          </w:p>
-        </w:tc>
-        <w:tc>
-          <w:tcPr>
-            <w:tcW w:type="dxa" w:w="2160"/>
-          </w:tcPr>
-          <w:p>
-            <w:r>
-              <w:t>DEFAULT 30</w:t>
-            </w:r>
-          </w:p>
-        </w:tc>
-        <w:tc>
-          <w:tcPr>
-            <w:tcW w:type="dxa" w:w="2160"/>
-          </w:tcPr>
-          <w:p>
-            <w:r>
-              <w:t>Age of the employee in years.</w:t>
-            </w:r>
-          </w:p>
-        </w:tc>
-      </w:tr>
-      <w:tr>
-        <w:tc>
-          <w:tcPr>
-            <w:tcW w:type="dxa" w:w="2160"/>
-          </w:tcPr>
-          <w:p>
-            <w:r>
-              <w:t>gender</w:t>
-            </w:r>
-          </w:p>
-        </w:tc>
-        <w:tc>
-          <w:tcPr>
-            <w:tcW w:type="dxa" w:w="2160"/>
-          </w:tcPr>
-          <w:p>
-            <w:r>
-              <w:t>VARCHAR(20)</w:t>
-            </w:r>
-          </w:p>
-        </w:tc>
-        <w:tc>
-          <w:tcPr>
-            <w:tcW w:type="dxa" w:w="2160"/>
-          </w:tcPr>
-          <w:p>
-            <w:r>
-              <w:t>DEFAULT 'Male'</w:t>
-            </w:r>
-          </w:p>
-        </w:tc>
-        <w:tc>
-          <w:tcPr>
-            <w:tcW w:type="dxa" w:w="2160"/>
-          </w:tcPr>
-          <w:p>
-            <w:r>
-              <w:t>Gender identification.</w:t>
-            </w:r>
-          </w:p>
-        </w:tc>
-      </w:tr>
-      <w:tr>
-        <w:tc>
-          <w:tcPr>
-            <w:tcW w:type="dxa" w:w="2160"/>
-          </w:tcPr>
-          <w:p>
-            <w:r>
-              <w:t>education</w:t>
-            </w:r>
-          </w:p>
-        </w:tc>
-        <w:tc>
-          <w:tcPr>
-            <w:tcW w:type="dxa" w:w="2160"/>
-          </w:tcPr>
-          <w:p>
-            <w:r>
-              <w:t>VARCHAR(100)</w:t>
-            </w:r>
-          </w:p>
-        </w:tc>
-        <w:tc>
-          <w:tcPr>
-            <w:tcW w:type="dxa" w:w="2160"/>
-          </w:tcPr>
-          <w:p>
-            <w:r>
-              <w:t>DEFAULT 'B.Tech'</w:t>
-            </w:r>
-          </w:p>
-        </w:tc>
-        <w:tc>
-          <w:tcPr>
-            <w:tcW w:type="dxa" w:w="2160"/>
-          </w:tcPr>
-          <w:p>
-            <w:r>
-              <w:t>Highest educational qualification.</w:t>
-            </w:r>
-          </w:p>
-        </w:tc>
-      </w:tr>
-      <w:tr>
-        <w:tc>
-          <w:tcPr>
-            <w:tcW w:type="dxa" w:w="2160"/>
-          </w:tcPr>
-          <w:p>
-            <w:r>
-              <w:t>title</w:t>
-            </w:r>
-          </w:p>
-        </w:tc>
-        <w:tc>
-          <w:tcPr>
-            <w:tcW w:type="dxa" w:w="2160"/>
-          </w:tcPr>
-          <w:p>
-            <w:r>
-              <w:t>VARCHAR(100)</w:t>
-            </w:r>
-          </w:p>
-        </w:tc>
-        <w:tc>
-          <w:tcPr>
-            <w:tcW w:type="dxa" w:w="2160"/>
-          </w:tcPr>
-          <w:p>
-            <w:r>
-              <w:t>DEFAULT 'Staff'</w:t>
-            </w:r>
-          </w:p>
-        </w:tc>
-        <w:tc>
-          <w:tcPr>
-            <w:tcW w:type="dxa" w:w="2160"/>
-          </w:tcPr>
-          <w:p>
-            <w:r>
-              <w:t>Job designation / position title.</w:t>
-            </w:r>
-          </w:p>
-        </w:tc>
-      </w:tr>
-      <w:tr>
-        <w:tc>
-          <w:tcPr>
-            <w:tcW w:type="dxa" w:w="2160"/>
-          </w:tcPr>
-          <w:p>
-            <w:r>
-              <w:t>directorate</w:t>
-            </w:r>
-          </w:p>
-        </w:tc>
-        <w:tc>
-          <w:tcPr>
-            <w:tcW w:type="dxa" w:w="2160"/>
-          </w:tcPr>
-          <w:p>
-            <w:r>
-              <w:t>VARCHAR(100)</w:t>
-            </w:r>
-          </w:p>
-        </w:tc>
-        <w:tc>
-          <w:tcPr>
-            <w:tcW w:type="dxa" w:w="2160"/>
-          </w:tcPr>
-          <w:p>
-            <w:r>
-              <w:t>DEFAULT 'Operation'</w:t>
-            </w:r>
-          </w:p>
-        </w:tc>
-        <w:tc>
-          <w:tcPr>
-            <w:tcW w:type="dxa" w:w="2160"/>
-          </w:tcPr>
-          <w:p>
-            <w:r>
-              <w:t>Org division / directorate.</w:t>
-            </w:r>
-          </w:p>
-        </w:tc>
-      </w:tr>
-      <w:tr>
-        <w:tc>
-          <w:tcPr>
-            <w:tcW w:type="dxa" w:w="2160"/>
-          </w:tcPr>
-          <w:p>
-            <w:r>
-              <w:t>department</w:t>
-            </w:r>
-          </w:p>
-        </w:tc>
-        <w:tc>
-          <w:tcPr>
-            <w:tcW w:type="dxa" w:w="2160"/>
-          </w:tcPr>
-          <w:p>
-            <w:r>
-              <w:t>VARCHAR(100)</w:t>
-            </w:r>
-          </w:p>
-        </w:tc>
-        <w:tc>
-          <w:tcPr>
-            <w:tcW w:type="dxa" w:w="2160"/>
-          </w:tcPr>
-          <w:p>
-            <w:r>
-              <w:t>DEFAULT 'General Affairs'</w:t>
-            </w:r>
-          </w:p>
-        </w:tc>
-        <w:tc>
-          <w:tcPr>
-            <w:tcW w:type="dxa" w:w="2160"/>
-          </w:tcPr>
-          <w:p>
-            <w:r>
-              <w:t>Specific department under division.</w:t>
-            </w:r>
-          </w:p>
-        </w:tc>
-      </w:tr>
-      <w:tr>
-        <w:tc>
-          <w:tcPr>
-            <w:tcW w:type="dxa" w:w="2160"/>
-          </w:tcPr>
-          <w:p>
-            <w:r>
-              <w:t>bank_name</w:t>
-            </w:r>
-          </w:p>
-        </w:tc>
-        <w:tc>
-          <w:tcPr>
-            <w:tcW w:type="dxa" w:w="2160"/>
-          </w:tcPr>
-          <w:p>
-            <w:r>
-              <w:t>VARCHAR(100)</w:t>
-            </w:r>
-          </w:p>
-        </w:tc>
-        <w:tc>
-          <w:tcPr>
-            <w:tcW w:type="dxa" w:w="2160"/>
-          </w:tcPr>
-          <w:p>
-            <w:r>
-              <w:t>DEFAULT 'Bank of America'</w:t>
-            </w:r>
-          </w:p>
-        </w:tc>
-        <w:tc>
-          <w:tcPr>
-            <w:tcW w:type="dxa" w:w="2160"/>
-          </w:tcPr>
-          <w:p>
-            <w:r>
-              <w:t>Salary credit bank name.</w:t>
-            </w:r>
-          </w:p>
-        </w:tc>
-      </w:tr>
-      <w:tr>
-        <w:tc>
-          <w:tcPr>
-            <w:tcW w:type="dxa" w:w="2160"/>
-          </w:tcPr>
-          <w:p>
-            <w:r>
-              <w:t>bank_account_num</w:t>
-            </w:r>
-          </w:p>
-        </w:tc>
-        <w:tc>
-          <w:tcPr>
-            <w:tcW w:type="dxa" w:w="2160"/>
-          </w:tcPr>
-          <w:p>
-            <w:r>
-              <w:t>VARCHAR(50)</w:t>
-            </w:r>
-          </w:p>
-        </w:tc>
-        <w:tc>
-          <w:tcPr>
-            <w:tcW w:type="dxa" w:w="2160"/>
-          </w:tcPr>
-          <w:p>
-            <w:r>
-              <w:t>DEFAULT '1234567890'</w:t>
-            </w:r>
-          </w:p>
-        </w:tc>
-        <w:tc>
-          <w:tcPr>
-            <w:tcW w:type="dxa" w:w="2160"/>
-          </w:tcPr>
-          <w:p>
-            <w:r>
-              <w:t>Salary credit bank account number.</w:t>
-            </w:r>
-          </w:p>
-        </w:tc>
-      </w:tr>
-      <w:tr>
-        <w:tc>
-          <w:tcPr>
-            <w:tcW w:type="dxa" w:w="2160"/>
-          </w:tcPr>
-          <w:p>
-            <w:r>
-              <w:t>meal_allowance</w:t>
-            </w:r>
-          </w:p>
-        </w:tc>
-        <w:tc>
-          <w:tcPr>
-            <w:tcW w:type="dxa" w:w="2160"/>
-          </w:tcPr>
-          <w:p>
-            <w:r>
-              <w:t>DECIMAL(10,2)</w:t>
-            </w:r>
-          </w:p>
-        </w:tc>
-        <w:tc>
-          <w:tcPr>
-            <w:tcW w:type="dxa" w:w="2160"/>
-          </w:tcPr>
-          <w:p>
-            <w:r>
-              <w:t>DEFAULT 300.00</w:t>
-            </w:r>
-          </w:p>
-        </w:tc>
-        <w:tc>
-          <w:tcPr>
-            <w:tcW w:type="dxa" w:w="2160"/>
-          </w:tcPr>
-          <w:p>
-            <w:r>
-              <w:t>Monthly meal allowance amount.</w:t>
-            </w:r>
-          </w:p>
-        </w:tc>
-      </w:tr>
-      <w:tr>
-        <w:tc>
-          <w:tcPr>
-            <w:tcW w:type="dxa" w:w="2160"/>
-          </w:tcPr>
-          <w:p>
-            <w:r>
-              <w:t>transportation_allowance</w:t>
-            </w:r>
-          </w:p>
-        </w:tc>
-        <w:tc>
-          <w:tcPr>
-            <w:tcW w:type="dxa" w:w="2160"/>
-          </w:tcPr>
-          <w:p>
-            <w:r>
-              <w:t>DECIMAL(10,2)</w:t>
-            </w:r>
-          </w:p>
-        </w:tc>
-        <w:tc>
-          <w:tcPr>
-            <w:tcW w:type="dxa" w:w="2160"/>
-          </w:tcPr>
-          <w:p>
-            <w:r>
-              <w:t>DEFAULT 300.00</w:t>
-            </w:r>
-          </w:p>
-        </w:tc>
-        <w:tc>
-          <w:tcPr>
-            <w:tcW w:type="dxa" w:w="2160"/>
-          </w:tcPr>
-          <w:p>
-            <w:r>
-              <w:t>Monthly transport allowance amount.</w:t>
-            </w:r>
-          </w:p>
-        </w:tc>
-      </w:tr>
-      <w:tr>
-        <w:tc>
-          <w:tcPr>
-            <w:tcW w:type="dxa" w:w="2160"/>
-          </w:tcPr>
-          <w:p>
-            <w:r>
-              <w:t>medical_allowance</w:t>
-            </w:r>
-          </w:p>
-        </w:tc>
-        <w:tc>
-          <w:tcPr>
-            <w:tcW w:type="dxa" w:w="2160"/>
-          </w:tcPr>
-          <w:p>
-            <w:r>
-              <w:t>DECIMAL(10,2)</w:t>
-            </w:r>
-          </w:p>
-        </w:tc>
-        <w:tc>
-          <w:tcPr>
-            <w:tcW w:type="dxa" w:w="2160"/>
-          </w:tcPr>
-          <w:p>
-            <w:r>
-              <w:t>DEFAULT 300.00</w:t>
-            </w:r>
-          </w:p>
-        </w:tc>
-        <w:tc>
-          <w:tcPr>
-            <w:tcW w:type="dxa" w:w="2160"/>
-          </w:tcPr>
-          <w:p>
-            <w:r>
-              <w:t>Monthly medical allowance amount.</w:t>
-            </w:r>
-          </w:p>
-        </w:tc>
-      </w:tr>
-      <w:tr>
-        <w:tc>
-          <w:tcPr>
-            <w:tcW w:type="dxa" w:w="2160"/>
-          </w:tcPr>
-          <w:p>
-            <w:r>
-              <w:t>retirement_insurance</w:t>
-            </w:r>
-          </w:p>
-        </w:tc>
-        <w:tc>
-          <w:tcPr>
-            <w:tcW w:type="dxa" w:w="2160"/>
-          </w:tcPr>
-          <w:p>
-            <w:r>
-              <w:t>DECIMAL(10,2)</w:t>
-            </w:r>
-          </w:p>
-        </w:tc>
-        <w:tc>
-          <w:tcPr>
-            <w:tcW w:type="dxa" w:w="2160"/>
-          </w:tcPr>
-          <w:p>
-            <w:r>
-              <w:t>DEFAULT 25.00</w:t>
-            </w:r>
-          </w:p>
-        </w:tc>
-        <w:tc>
-          <w:tcPr>
-            <w:tcW w:type="dxa" w:w="2160"/>
-          </w:tcPr>
-          <w:p>
-            <w:r>
-              <w:t>Monthly retirement insurance deduction.</w:t>
-            </w:r>
-          </w:p>
-        </w:tc>
-      </w:tr>
-      <w:tr>
-        <w:tc>
-          <w:tcPr>
-            <w:tcW w:type="dxa" w:w="2160"/>
-          </w:tcPr>
-          <w:p>
-            <w:r>
-              <w:t>tax</w:t>
-            </w:r>
-          </w:p>
-        </w:tc>
-        <w:tc>
-          <w:tcPr>
-            <w:tcW w:type="dxa" w:w="2160"/>
-          </w:tcPr>
-          <w:p>
-            <w:r>
-              <w:t>DECIMAL(10,2)</w:t>
-            </w:r>
-          </w:p>
-        </w:tc>
-        <w:tc>
-          <w:tcPr>
-            <w:tcW w:type="dxa" w:w="2160"/>
-          </w:tcPr>
-          <w:p>
-            <w:r>
-              <w:t>DEFAULT 25.00</w:t>
-            </w:r>
-          </w:p>
-        </w:tc>
-        <w:tc>
-          <w:tcPr>
-            <w:tcW w:type="dxa" w:w="2160"/>
-          </w:tcPr>
-          <w:p>
-            <w:r>
-              <w:t>Monthly professional tax deduction.</w:t>
-            </w:r>
-          </w:p>
-        </w:tc>
-      </w:tr>
-    </w:tbl>
     <w:p>
       <w:r>
         <w:br/>
